--- a/crowding/Crowded_PredatorPrey_Mechanistic_Model.docx
+++ b/crowding/Crowded_PredatorPrey_Mechanistic_Model.docx
@@ -15,7 +15,7 @@
         </w:rPr>
         <w:t>A Mechanistic Model of Molecular Crowding in the</w:t>
         <w:br/>
-        <w:t>DNA Predator–Prey Oscillator</w:t>
+        <w:t>DNA Predator and Prey Oscillator</w:t>
       </w:r>
     </w:p>
     <w:p>
@@ -29,7 +29,7 @@
           <w:color w:val="555555"/>
           <w:sz w:val="24"/>
         </w:rPr>
-        <w:t>Bottom-up reaction network with crowding physics on every elementary step — PEG 8000 vs Ficoll 400 in the Fujii–Rondelez PEN circuit</w:t>
+        <w:t>How crowding reshapes the Fujii and Rondelez PEN oscillator: the model we propose, and how it was built.</w:t>
       </w:r>
     </w:p>
     <w:p>
@@ -41,7 +41,7 @@
           <w:color w:val="555555"/>
           <w:sz w:val="20"/>
         </w:rPr>
-        <w:t>BIOMOD dry-lab · Step 3 · mechanistic model + implementation (crowded_mechanistic.py)</w:t>
+        <w:t>BIOMOD dry lab. Written for a project teammate. Implementation: crowded_mechanistic.py</w:t>
       </w:r>
     </w:p>
     <w:p/>
@@ -54,1568 +54,142 @@
           <w:rFonts w:ascii="Georgia" w:hAnsi="Georgia"/>
           <w:color w:val="1F3A5F"/>
         </w:rPr>
-        <w:t>1.  What this model is, and why it is built this way</w:t>
+        <w:t>1.  What this document is</w:t>
       </w:r>
     </w:p>
     <w:p>
       <w:r>
         <w:rPr>
           <w:rFonts w:ascii="Georgia" w:hAnsi="Georgia"/>
+          <w:b w:val="0"/>
           <w:i w:val="0"/>
           <w:sz w:val="21"/>
         </w:rPr>
-        <w:t>This is a mechanistic, bottom-up model of how macromolecular crowding reshapes our DNA predator–prey oscillator. It is deliberately NOT the earlier approach of multiplying the four lumped rate constants by fitted factors. The lumped constants k1, k2, kN, kP each hide several distinct physical steps — strand hybridization (an equilibrium), enzyme–substrate binding (a Michaelis constant), catalytic turnover, and a diffusional encounter. Crowding does not act on the lump; it acts on each of those elementary steps, through physics that is shared across the whole circuit.</w:t>
+        <w:t>This describes the model our team built for the dry lab part of the project: a model of how molecular crowding (adding an inert polymer such as PEG or Ficoll to the tube) changes the DNA predator and prey oscillator. It is written for a teammate who knows the biology at a high level but has not seen how this model was put together. By the end you will know exactly which equations we propose, what every symbol means, and why each piece is there.</w:t>
       </w:r>
     </w:p>
     <w:p>
       <w:r>
         <w:rPr>
           <w:rFonts w:ascii="Georgia" w:hAnsi="Georgia"/>
+          <w:b w:val="0"/>
           <w:i w:val="0"/>
           <w:sz w:val="21"/>
         </w:rPr>
-        <w:t>So the model does three things differently:</w:t>
+        <w:t>The structure is: Section 2 states the final model in full. Sections 3 to 8 derive it, starting from the published dilute oscillator and adding the crowding physics one layer at a time. Sections 9 to 11 give the predictions, the optional simpler version, and what the wet lab should measure to test it.</w:t>
       </w:r>
     </w:p>
     <w:p>
       <w:pPr>
-        <w:pStyle w:val="ListBullet"/>
+        <w:shd w:val="clear" w:fill="1F3A5F"/>
+        <w:spacing w:before="120" w:after="40"/>
       </w:pPr>
       <w:r>
         <w:rPr>
           <w:rFonts w:ascii="Georgia" w:hAnsi="Georgia"/>
           <w:b/>
-          <w:sz w:val="21"/>
-        </w:rPr>
-        <w:t xml:space="preserve">It resolves the reaction network.  </w:t>
-      </w:r>
-      <w:r>
-        <w:rPr>
-          <w:rFonts w:ascii="Georgia" w:hAnsi="Georgia"/>
-          <w:sz w:val="21"/>
-        </w:rPr>
-        <w:t>free prey N, free predator P, free template G, and the four complexes (N·G, N·P, N·Exo, P·Exo), with enzyme conservation. The saturable-exonuclease behaviour that drives the oscillation is an emergent consequence of the ttRecJ being a conserved, limited resource, not a term written in by hand.</w:t>
+          <w:color w:val="FFFFFF"/>
+          <w:sz w:val="26"/>
+        </w:rPr>
+        <w:t xml:space="preserve">  2.  THE FINAL MODEL (THE EQUATIONS WE PROPOSE)</w:t>
       </w:r>
     </w:p>
     <w:p>
-      <w:pPr>
-        <w:pStyle w:val="ListBullet"/>
-      </w:pPr>
-      <w:r>
-        <w:rPr>
-          <w:rFonts w:ascii="Georgia" w:hAnsi="Georgia"/>
-          <w:b/>
+      <w:r>
+        <w:rPr>
+          <w:rFonts w:ascii="Georgia" w:hAnsi="Georgia"/>
+          <w:b w:val="0"/>
+          <w:i w:val="0"/>
           <w:sz w:val="21"/>
         </w:rPr>
-        <w:t xml:space="preserve">It drives every step from one set of physical primitives:  </w:t>
-      </w:r>
-      <w:r>
-        <w:rPr>
-          <w:rFonts w:ascii="Georgia" w:hAnsi="Georgia"/>
-          <w:sz w:val="21"/>
-        </w:rPr>
-        <w:t>scaled-particle excluded-volume free energy, scale-dependent viscosity / diffusion, water activity, and ion screening. The SAME excluded-volume free energy that stabilises a duplex also tightens enzyme binding; the SAME viscosity that slows the polymerase slows the exonuclease. These are not free to fit independently — they all descend from volume fraction, crowder size, and the species' radii.</w:t>
+        <w:t>This is the complete model. If you read only one section, read this one. Everything after it explains where each piece comes from.</w:t>
       </w:r>
     </w:p>
     <w:p>
-      <w:pPr>
-        <w:pStyle w:val="ListBullet"/>
-      </w:pPr>
-      <w:r>
-        <w:rPr>
-          <w:rFonts w:ascii="Georgia" w:hAnsi="Georgia"/>
-          <w:b/>
-          <w:sz w:val="21"/>
-        </w:rPr>
-        <w:t xml:space="preserve">It stays anchored to the validated dilute model.  </w:t>
-      </w:r>
-      <w:r>
-        <w:rPr>
-          <w:rFonts w:ascii="Georgia" w:hAnsi="Georgia"/>
-          <w:sz w:val="21"/>
-        </w:rPr>
-        <w:t>by construction the network collapses, under a quasi-steady-state approximation, onto the validated reduced model (SI eqs 3–4); its elementary constants reproduce the SI Table S5 effective parameters. That reduction is the documented 'simplify if necessary' fall-back.</w:t>
-      </w:r>
-    </w:p>
-    <w:p>
-      <w:r>
-        <w:rPr>
-          <w:rFonts w:ascii="Georgia" w:hAnsi="Georgia"/>
+      <w:r>
+        <w:rPr>
+          <w:rFonts w:ascii="Georgia" w:hAnsi="Georgia"/>
+          <w:b w:val="0"/>
           <w:i w:val="0"/>
           <w:sz w:val="21"/>
         </w:rPr>
-        <w:t>Headline prediction. Crowding shortens the period (90 → ~73 min) and steadily collapses the amplitude. PEG 8000 drives the circuit across a Hopf bifurcation to a stable fixed point at ~10–11% w/v, abolishing oscillation; Ficoll 400, a compact near-ideal crowder, keeps the circuit oscillating across the whole experimental range. That PEG-vs-Ficoll divergence at equal volume fraction is the central, falsifiable result.</w:t>
-      </w:r>
-    </w:p>
-    <w:p>
-      <w:pPr>
-        <w:ind w:left="360"/>
-      </w:pPr>
-      <w:r>
-        <w:rPr>
-          <w:i/>
-          <w:color w:val="C47828"/>
-          <w:sz w:val="19"/>
-        </w:rPr>
-        <w:t>⚠  Every excluded-volume, viscosity, and enzyme coefficient is a literature-anchored, tunable hypothesis for wet-lab calibration. All Ficoll-400 numbers are extrapolations (no primary Ficoll-400 datum exists in the surveyed literature); the ion channel is Na+-based (our buffer is Mg2+) and is off by default.</w:t>
-      </w:r>
-    </w:p>
-    <w:p>
-      <w:pPr>
-        <w:pStyle w:val="Heading1"/>
-      </w:pPr>
-      <w:r>
-        <w:rPr>
-          <w:rFonts w:ascii="Georgia" w:hAnsi="Georgia"/>
-          <w:color w:val="1F3A5F"/>
-        </w:rPr>
-        <w:t>2.  The explicit reaction network</w:t>
-      </w:r>
-    </w:p>
-    <w:p>
-      <w:r>
-        <w:rPr>
-          <w:rFonts w:ascii="Georgia" w:hAnsi="Georgia"/>
+        <w:t>The model tracks seven concentrations in nanomolar (nM): free prey strand N, free predator strand P, free template G, and four intermediate complexes (two molecules bound together): C</w:t>
+      </w:r>
+      <w:r>
+        <w:rPr>
+          <w:rFonts w:ascii="Georgia" w:hAnsi="Georgia"/>
+          <w:b w:val="0"/>
           <w:i w:val="0"/>
           <w:sz w:val="21"/>
-        </w:rPr>
-        <w:t>Prey N replicates autocatalytically on template G; predator P replicates on N, consuming it; the shared exonuclease ttRecJ degrades both. Polymerase (non-limiting in this regime) is folded into the catalytic constants. The elementary steps are:</w:t>
-      </w:r>
-    </w:p>
-    <w:p>
-      <w:pPr>
-        <w:spacing w:before="40" w:after="40"/>
-        <w:ind w:left="576"/>
-      </w:pPr>
-      <w:r>
-        <w:rPr>
-          <w:rFonts w:ascii="Consolas" w:hAnsi="Consolas"/>
-          <w:color w:val="1F3A5F"/>
-          <w:sz w:val="19"/>
-        </w:rPr>
-        <w:t>Prey growth :  N + G  ⇌[kon_NG/koff_NG]⇌  C_NG  —kcat_g→  G + 2 N</w:t>
-      </w:r>
-    </w:p>
-    <w:p>
-      <w:pPr>
-        <w:spacing w:before="40" w:after="40"/>
-        <w:ind w:left="576"/>
-      </w:pPr>
-      <w:r>
-        <w:rPr>
-          <w:rFonts w:ascii="Consolas" w:hAnsi="Consolas"/>
-          <w:color w:val="1F3A5F"/>
-          <w:sz w:val="19"/>
-        </w:rPr>
-        <w:t>Predation   :  N + P  ⇌[kon_NP/koff_NP]⇌  C_NP  —kcat_p→  2 P</w:t>
-      </w:r>
-    </w:p>
-    <w:p>
-      <w:pPr>
-        <w:spacing w:before="40" w:after="40"/>
-        <w:ind w:left="576"/>
-      </w:pPr>
-      <w:r>
-        <w:rPr>
-          <w:rFonts w:ascii="Consolas" w:hAnsi="Consolas"/>
-          <w:color w:val="1F3A5F"/>
-          <w:sz w:val="19"/>
-        </w:rPr>
-        <w:t>Death (N)   :  N + E  ⇌[kon_eN/koff_eN]⇌  C_NE  —kcat_eN→ E</w:t>
-      </w:r>
-    </w:p>
-    <w:p>
-      <w:pPr>
-        <w:spacing w:before="40" w:after="40"/>
-        <w:ind w:left="576"/>
-      </w:pPr>
-      <w:r>
-        <w:rPr>
-          <w:rFonts w:ascii="Consolas" w:hAnsi="Consolas"/>
-          <w:color w:val="1F3A5F"/>
-          <w:sz w:val="19"/>
-        </w:rPr>
-        <w:t>Death (P)   :  P + E  ⇌[kon_eP/koff_eP]⇌  C_PE  —kcat_eP→ E</w:t>
-      </w:r>
-    </w:p>
-    <w:p>
-      <w:pPr>
-        <w:spacing w:before="40" w:after="40"/>
-        <w:ind w:left="576"/>
-      </w:pPr>
-      <w:r>
-        <w:rPr>
-          <w:rFonts w:ascii="Consolas" w:hAnsi="Consolas"/>
-          <w:color w:val="1F3A5F"/>
-          <w:sz w:val="19"/>
-        </w:rPr>
-        <w:t>Conservation:  G_tot = G + C_NG ;   E_tot (rec) = E + C_NE + C_PE</w:t>
-      </w:r>
-    </w:p>
-    <w:p>
-      <w:r>
-        <w:rPr>
-          <w:rFonts w:ascii="Georgia" w:hAnsi="Georgia"/>
+          <w:vertAlign w:val="subscript"/>
+        </w:rPr>
+        <w:t>NG</w:t>
+      </w:r>
+      <w:r>
+        <w:rPr>
+          <w:rFonts w:ascii="Georgia" w:hAnsi="Georgia"/>
+          <w:b w:val="0"/>
           <w:i w:val="0"/>
           <w:sz w:val="21"/>
         </w:rPr>
-        <w:t>Two features of the reduced model emerge here mechanistically rather than being imposed:</w:t>
-      </w:r>
-    </w:p>
-    <w:p>
-      <w:pPr>
-        <w:pStyle w:val="ListBullet"/>
-      </w:pPr>
-      <w:r>
-        <w:rPr>
-          <w:rFonts w:ascii="Georgia" w:hAnsi="Georgia"/>
-          <w:b/>
-          <w:sz w:val="21"/>
-        </w:rPr>
-        <w:t xml:space="preserve">Template saturation.  </w:t>
-      </w:r>
-      <w:r>
-        <w:rPr>
-          <w:rFonts w:ascii="Georgia" w:hAnsi="Georgia"/>
-          <w:sz w:val="21"/>
-        </w:rPr>
-        <w:t>the saturating prey-growth term 1/(1+b·G·N) of the reduced model is just finite template — G_tot = G + C_NG. Replication saturates when the template is occupied.</w:t>
-      </w:r>
-    </w:p>
-    <w:p>
-      <w:pPr>
-        <w:pStyle w:val="ListBullet"/>
-      </w:pPr>
-      <w:r>
-        <w:rPr>
-          <w:rFonts w:ascii="Georgia" w:hAnsi="Georgia"/>
-          <w:b/>
-          <w:sz w:val="21"/>
-        </w:rPr>
-        <w:t xml:space="preserve">The oscillation engine.  </w:t>
-      </w:r>
-      <w:r>
-        <w:rPr>
-          <w:rFonts w:ascii="Georgia" w:hAnsi="Georgia"/>
-          <w:sz w:val="21"/>
-        </w:rPr>
-        <w:t>the competitive factor 1/(1+P/Km,P) of the reduced model is exonuclease conservation with the predator a HIGH-affinity (low-Km) substrate that occupies ttRecJ, and the prey a LOW-affinity (high-Km) substrate that does not. The predator competitively shields the prey from degradation — the heart of the oscillation — with no hand-written term.</w:t>
-      </w:r>
-    </w:p>
-    <w:p>
-      <w:pPr>
-        <w:pStyle w:val="Heading1"/>
-      </w:pPr>
-      <w:r>
-        <w:rPr>
-          <w:rFonts w:ascii="Georgia" w:hAnsi="Georgia"/>
-          <w:color w:val="1F3A5F"/>
-        </w:rPr>
-        <w:t>3.  Architecture: physics in, dynamics out</w:t>
-      </w:r>
-    </w:p>
-    <w:tbl>
-      <w:tblPr>
-        <w:tblStyle w:val="LightGrid-Accent1"/>
-        <w:tblW w:type="auto" w:w="0"/>
-        <w:jc w:val="center"/>
-        <w:tblLook w:firstColumn="1" w:firstRow="1" w:lastColumn="0" w:lastRow="0" w:noHBand="0" w:noVBand="1" w:val="04A0"/>
-      </w:tblPr>
-      <w:tblGrid>
-        <w:gridCol w:w="4320"/>
-        <w:gridCol w:w="4320"/>
-      </w:tblGrid>
-      <w:tr>
-        <w:tc>
-          <w:tcPr>
-            <w:tcW w:type="dxa" w:w="2304"/>
-          </w:tcPr>
-          <w:p>
-            <w:r/>
-            <w:r>
-              <w:rPr>
-                <w:rFonts w:ascii="Georgia" w:hAnsi="Georgia"/>
-                <w:b/>
-                <w:sz w:val="18"/>
-              </w:rPr>
-              <w:t>Layer</w:t>
-            </w:r>
-          </w:p>
-        </w:tc>
-        <w:tc>
-          <w:tcPr>
-            <w:tcW w:type="dxa" w:w="7200"/>
-          </w:tcPr>
-          <w:p>
-            <w:r/>
-            <w:r>
-              <w:rPr>
-                <w:rFonts w:ascii="Georgia" w:hAnsi="Georgia"/>
-                <w:b/>
-                <w:sz w:val="18"/>
-              </w:rPr>
-              <w:t>Contents</w:t>
-            </w:r>
-          </w:p>
-        </w:tc>
-      </w:tr>
-      <w:tr>
-        <w:tc>
-          <w:tcPr>
-            <w:tcW w:type="dxa" w:w="2304"/>
-          </w:tcPr>
-          <w:p>
-            <w:r/>
-            <w:r>
-              <w:rPr>
-                <w:rFonts w:ascii="Georgia" w:hAnsi="Georgia"/>
-                <w:sz w:val="17"/>
-              </w:rPr>
-              <w:t>0  Control</w:t>
-            </w:r>
-          </w:p>
-        </w:tc>
-        <w:tc>
-          <w:tcPr>
-            <w:tcW w:type="dxa" w:w="7200"/>
-          </w:tcPr>
-          <w:p>
-            <w:r/>
-            <w:r>
-              <w:rPr>
-                <w:rFonts w:ascii="Georgia" w:hAnsi="Georgia"/>
-                <w:sz w:val="17"/>
-              </w:rPr>
-              <w:t>concentration c (% w/v); molecular weight M; identity (PEG 8000 / Ficoll 400)</w:t>
-            </w:r>
-          </w:p>
-        </w:tc>
-      </w:tr>
-      <w:tr>
-        <w:tc>
-          <w:tcPr>
-            <w:tcW w:type="dxa" w:w="2304"/>
-          </w:tcPr>
-          <w:p>
-            <w:r/>
-            <w:r>
-              <w:rPr>
-                <w:rFonts w:ascii="Georgia" w:hAnsi="Georgia"/>
-                <w:sz w:val="17"/>
-              </w:rPr>
-              <w:t>1  Physical primitives</w:t>
-            </w:r>
-          </w:p>
-        </w:tc>
-        <w:tc>
-          <w:tcPr>
-            <w:tcW w:type="dxa" w:w="7200"/>
-          </w:tcPr>
-          <w:p>
-            <w:r/>
-            <w:r>
-              <w:rPr>
-                <w:rFonts w:ascii="Georgia" w:hAnsi="Georgia"/>
-                <w:sz w:val="17"/>
-              </w:rPr>
-              <w:t>volume fraction φ; excluded-volume free energy μ_ex(r,φ); correlation length ξ; scale-dependent viscosity η_eff(r) and diffusivity; water activity; free-ion fraction</w:t>
-            </w:r>
-          </w:p>
-        </w:tc>
-      </w:tr>
-      <w:tr>
-        <w:tc>
-          <w:tcPr>
-            <w:tcW w:type="dxa" w:w="2304"/>
-          </w:tcPr>
-          <w:p>
-            <w:r/>
-            <w:r>
-              <w:rPr>
-                <w:rFonts w:ascii="Georgia" w:hAnsi="Georgia"/>
-                <w:sz w:val="17"/>
-              </w:rPr>
-              <w:t>2  Elementary constants</w:t>
-            </w:r>
-          </w:p>
-        </w:tc>
-        <w:tc>
-          <w:tcPr>
-            <w:tcW w:type="dxa" w:w="7200"/>
-          </w:tcPr>
-          <w:p>
-            <w:r/>
-            <w:r>
-              <w:rPr>
-                <w:rFonts w:ascii="Georgia" w:hAnsi="Georgia"/>
-                <w:sz w:val="17"/>
-              </w:rPr>
-              <w:t>kon, koff (→ K) and kcat for every step, each DERIVED from the Layer-1 primitives and the species' sizes</w:t>
-            </w:r>
-          </w:p>
-        </w:tc>
-      </w:tr>
-      <w:tr>
-        <w:tc>
-          <w:tcPr>
-            <w:tcW w:type="dxa" w:w="2304"/>
-          </w:tcPr>
-          <w:p>
-            <w:r/>
-            <w:r>
-              <w:rPr>
-                <w:rFonts w:ascii="Georgia" w:hAnsi="Georgia"/>
-                <w:sz w:val="17"/>
-              </w:rPr>
-              <w:t>3  Network dynamics</w:t>
-            </w:r>
-          </w:p>
-        </w:tc>
-        <w:tc>
-          <w:tcPr>
-            <w:tcW w:type="dxa" w:w="7200"/>
-          </w:tcPr>
-          <w:p>
-            <w:r/>
-            <w:r>
-              <w:rPr>
-                <w:rFonts w:ascii="Georgia" w:hAnsi="Georgia"/>
-                <w:sz w:val="17"/>
-              </w:rPr>
-              <w:t>7-species mass-action ODEs integrated → period, amplitude, Hopf boundary vs (c, M, identity)</w:t>
-            </w:r>
-          </w:p>
-        </w:tc>
-      </w:tr>
-    </w:tbl>
-    <w:p>
-      <w:pPr>
-        <w:pStyle w:val="Heading1"/>
-      </w:pPr>
-      <w:r>
-        <w:rPr>
-          <w:rFonts w:ascii="Georgia" w:hAnsi="Georgia"/>
-          <w:color w:val="1F3A5F"/>
-        </w:rPr>
-        <w:t>4.  Layer 1 — the shared physical primitives</w:t>
-      </w:r>
-    </w:p>
-    <w:p>
-      <w:pPr>
-        <w:pStyle w:val="Heading2"/>
-      </w:pPr>
-      <w:r>
-        <w:rPr>
-          <w:rFonts w:ascii="Georgia" w:hAnsi="Georgia"/>
-          <w:color w:val="1F3A5F"/>
-        </w:rPr>
-        <w:t>4.1  Excluded-volume free energy (scaled-particle theory)</w:t>
-      </w:r>
-    </w:p>
-    <w:p>
-      <w:r>
-        <w:rPr>
-          <w:rFonts w:ascii="Georgia" w:hAnsi="Georgia"/>
+        <w:t xml:space="preserve"> (prey on template), C</w:t>
+      </w:r>
+      <w:r>
+        <w:rPr>
+          <w:rFonts w:ascii="Georgia" w:hAnsi="Georgia"/>
+          <w:b w:val="0"/>
           <w:i w:val="0"/>
           <w:sz w:val="21"/>
-        </w:rPr>
-        <w:t>The free-energy cost of inserting a convex solute of radius r into a crowder of radius R_c at packing fraction φ (Minton; Lebowitz):</w:t>
-      </w:r>
-    </w:p>
-    <w:p>
-      <w:pPr>
-        <w:spacing w:before="100" w:after="100"/>
-        <w:jc w:val="center"/>
-      </w:pPr>
-      <m:oMath>
-        <m:f>
-          <m:fPr>
-            <m:type m:val="bar"/>
-          </m:fPr>
-          <m:num>
-            <m:sSub>
-              <m:e>
-                <m:r>
-                  <m:t>μ</m:t>
-                </m:r>
-              </m:e>
-              <m:sub>
-                <m:r>
-                  <m:t>ex</m:t>
-                </m:r>
-              </m:sub>
-            </m:sSub>
-            <m:r>
-              <m:t>(r)</m:t>
-            </m:r>
-          </m:num>
-          <m:den>
-            <m:r>
-              <m:t>RT</m:t>
-            </m:r>
-          </m:den>
-        </m:f>
-        <m:r>
-          <m:t>=−</m:t>
-        </m:r>
-        <m:r>
-          <m:rPr>
-            <m:sty m:val="p"/>
-          </m:rPr>
-          <m:t>ln</m:t>
-        </m:r>
-        <m:r>
-          <m:t>(1−φ)+</m:t>
-        </m:r>
-        <m:d>
-          <m:dPr>
-            <m:sepChr m:val="+"/>
-          </m:dPr>
-          <m:e>
-            <m:r>
-              <m:t>3</m:t>
-            </m:r>
-            <m:r>
-              <m:t>z</m:t>
-            </m:r>
-          </m:e>
-          <m:e>
-            <m:r>
-              <m:t>3</m:t>
-            </m:r>
-            <m:sSup>
-              <m:e>
-                <m:r>
-                  <m:t>z</m:t>
-                </m:r>
-              </m:e>
-              <m:sup>
-                <m:r>
-                  <m:t>2</m:t>
-                </m:r>
-              </m:sup>
-            </m:sSup>
-          </m:e>
-          <m:e>
-            <m:sSup>
-              <m:e>
-                <m:r>
-                  <m:t>z</m:t>
-                </m:r>
-              </m:e>
-              <m:sup>
-                <m:r>
-                  <m:t>3</m:t>
-                </m:r>
-              </m:sup>
-            </m:sSup>
-          </m:e>
-        </m:d>
-        <m:f>
-          <m:fPr>
-            <m:type m:val="bar"/>
-          </m:fPr>
-          <m:num>
-            <m:r>
-              <m:t>φ</m:t>
-            </m:r>
-          </m:num>
-          <m:den>
-            <m:r>
-              <m:t>1−φ</m:t>
-            </m:r>
-          </m:den>
-        </m:f>
-        <m:r>
-          <m:t>,</m:t>
-        </m:r>
-        <m:r>
-          <m:t>z=</m:t>
-        </m:r>
-        <m:f>
-          <m:fPr>
-            <m:type m:val="bar"/>
-          </m:fPr>
-          <m:num>
-            <m:r>
-              <m:t>r</m:t>
-            </m:r>
-          </m:num>
-          <m:den>
-            <m:sSub>
-              <m:e>
-                <m:r>
-                  <m:t>R</m:t>
-                </m:r>
-              </m:e>
-              <m:sub>
-                <m:r>
-                  <m:t>c</m:t>
-                </m:r>
-              </m:sub>
-            </m:sSub>
-          </m:den>
-        </m:f>
-      </m:oMath>
-    </w:p>
-    <w:p>
-      <w:r>
-        <w:rPr>
-          <w:rFonts w:ascii="Georgia" w:hAnsi="Georgia"/>
+          <w:vertAlign w:val="subscript"/>
+        </w:rPr>
+        <w:t>NP</w:t>
+      </w:r>
+      <w:r>
+        <w:rPr>
+          <w:rFonts w:ascii="Georgia" w:hAnsi="Georgia"/>
+          <w:b w:val="0"/>
           <w:i w:val="0"/>
           <w:sz w:val="21"/>
         </w:rPr>
-        <w:t>The three terms are the surface, curvature, and volume contributions to excluded volume. For an association A + B ↔ AB the driving force is the difference — the compact product excludes less volume than the separated reactants, so crowding favours binding:</w:t>
-      </w:r>
-    </w:p>
-    <w:p>
-      <w:pPr>
-        <w:spacing w:before="100" w:after="100"/>
-        <w:jc w:val="center"/>
-      </w:pPr>
-      <m:oMath>
-        <m:f>
-          <m:fPr>
-            <m:type m:val="bar"/>
-          </m:fPr>
-          <m:num>
-            <m:r>
-              <m:t>ΔΔ</m:t>
-            </m:r>
-            <m:sSub>
-              <m:e>
-                <m:r>
-                  <m:t>G</m:t>
-                </m:r>
-              </m:e>
-              <m:sub>
-                <m:r>
-                  <m:t>assoc</m:t>
-                </m:r>
-              </m:sub>
-            </m:sSub>
-          </m:num>
-          <m:den>
-            <m:r>
-              <m:t>RT</m:t>
-            </m:r>
-          </m:den>
-        </m:f>
-        <m:r>
-          <m:t>=</m:t>
-        </m:r>
-        <m:sSub>
-          <m:e>
-            <m:r>
-              <m:t>μ</m:t>
-            </m:r>
-          </m:e>
-          <m:sub>
-            <m:r>
-              <m:t>ex</m:t>
-            </m:r>
-          </m:sub>
-        </m:sSub>
-        <m:r>
-          <m:t>(</m:t>
-        </m:r>
-        <m:sSub>
-          <m:e>
-            <m:r>
-              <m:t>r</m:t>
-            </m:r>
-          </m:e>
-          <m:sub>
-            <m:r>
-              <m:t>AB</m:t>
-            </m:r>
-          </m:sub>
-        </m:sSub>
-        <m:r>
-          <m:t>)−</m:t>
-        </m:r>
-        <m:sSub>
-          <m:e>
-            <m:r>
-              <m:t>μ</m:t>
-            </m:r>
-          </m:e>
-          <m:sub>
-            <m:r>
-              <m:t>ex</m:t>
-            </m:r>
-          </m:sub>
-        </m:sSub>
-        <m:r>
-          <m:t>(</m:t>
-        </m:r>
-        <m:sSub>
-          <m:e>
-            <m:r>
-              <m:t>r</m:t>
-            </m:r>
-          </m:e>
-          <m:sub>
-            <m:r>
-              <m:t>A</m:t>
-            </m:r>
-          </m:sub>
-        </m:sSub>
-        <m:r>
-          <m:t>)−</m:t>
-        </m:r>
-        <m:sSub>
-          <m:e>
-            <m:r>
-              <m:t>μ</m:t>
-            </m:r>
-          </m:e>
-          <m:sub>
-            <m:r>
-              <m:t>ex</m:t>
-            </m:r>
-          </m:sub>
-        </m:sSub>
-        <m:r>
-          <m:t>(</m:t>
-        </m:r>
-        <m:sSub>
-          <m:e>
-            <m:r>
-              <m:t>r</m:t>
-            </m:r>
-          </m:e>
-          <m:sub>
-            <m:r>
-              <m:t>B</m:t>
-            </m:r>
-          </m:sub>
-        </m:sSub>
-        <m:r>
-          <m:t>)</m:t>
-        </m:r>
-        <m:r>
-          <m:t>(&lt;0⇒</m:t>
-        </m:r>
-        <m:r>
-          <m:rPr>
-            <m:nor/>
-          </m:rPr>
-          <m:t>crowding stabilises </m:t>
-        </m:r>
-        <m:r>
-          <m:t>AB)</m:t>
-        </m:r>
-      </m:oMath>
-    </w:p>
-    <w:p>
-      <w:r>
-        <w:rPr>
-          <w:rFonts w:ascii="Georgia" w:hAnsi="Georgia"/>
+        <w:t xml:space="preserve"> (prey on predator), C</w:t>
+      </w:r>
+      <w:r>
+        <w:rPr>
+          <w:rFonts w:ascii="Georgia" w:hAnsi="Georgia"/>
+          <w:b w:val="0"/>
           <w:i w:val="0"/>
           <w:sz w:val="21"/>
-        </w:rPr>
-        <w:t>This single function supplies the excluded-volume contribution to EVERY association in the network — strand hybridization and enzyme binding alike — differing only by the species' radii. It is the same physics that gives Knowles' bimolecular-duplex stabilization and Zimmerman's enhanced polymerase–DNA binding.</w:t>
-      </w:r>
-    </w:p>
-    <w:p>
-      <w:pPr>
-        <w:pStyle w:val="Heading2"/>
-      </w:pPr>
-      <w:r>
-        <w:rPr>
-          <w:rFonts w:ascii="Georgia" w:hAnsi="Georgia"/>
-          <w:color w:val="1F3A5F"/>
-        </w:rPr>
-        <w:t>4.2  Scale-dependent viscosity and diffusion</w:t>
-      </w:r>
-    </w:p>
-    <w:p>
-      <w:r>
-        <w:rPr>
-          <w:rFonts w:ascii="Georgia" w:hAnsi="Georgia"/>
+          <w:vertAlign w:val="subscript"/>
+        </w:rPr>
+        <w:t>NE</w:t>
+      </w:r>
+      <w:r>
+        <w:rPr>
+          <w:rFonts w:ascii="Georgia" w:hAnsi="Georgia"/>
+          <w:b w:val="0"/>
           <w:i w:val="0"/>
           <w:sz w:val="21"/>
         </w:rPr>
-        <w:t>A diffusing species feels a viscosity that depends on its size relative to the polymer mesh ξ (Holyst, PEG / coils):</w:t>
-      </w:r>
-    </w:p>
-    <w:p>
-      <w:pPr>
-        <w:spacing w:before="100" w:after="100"/>
-        <w:jc w:val="center"/>
-      </w:pPr>
-      <m:oMath>
-        <m:f>
-          <m:fPr>
-            <m:type m:val="bar"/>
-          </m:fPr>
-          <m:num>
-            <m:sSub>
-              <m:e>
-                <m:r>
-                  <m:t>η</m:t>
-                </m:r>
-              </m:e>
-              <m:sub>
-                <m:r>
-                  <m:t>eff</m:t>
-                </m:r>
-              </m:sub>
-            </m:sSub>
-            <m:r>
-              <m:t>(r)</m:t>
-            </m:r>
-          </m:num>
-          <m:den>
-            <m:sSub>
-              <m:e>
-                <m:r>
-                  <m:t>η</m:t>
-                </m:r>
-              </m:e>
-              <m:sub>
-                <m:r>
-                  <m:t>0</m:t>
-                </m:r>
-              </m:sub>
-            </m:sSub>
-          </m:den>
-        </m:f>
-        <m:r>
-          <m:t>=</m:t>
-        </m:r>
-        <m:r>
-          <m:rPr>
-            <m:sty m:val="p"/>
-          </m:rPr>
-          <m:t>exp</m:t>
-        </m:r>
-        <m:d>
-          <m:dPr>
-            <m:begChr m:val="["/>
-            <m:sepChr m:val=""/>
-            <m:endChr m:val="]"/>
-          </m:dPr>
-          <m:e>
-            <m:r>
-              <m:t>b</m:t>
-            </m:r>
-            <m:sSup>
-              <m:e>
-                <m:d>
-                  <m:dPr>
-                    <m:sepChr m:val=""/>
-                  </m:dPr>
-                  <m:e>
-                    <m:f>
-                      <m:fPr>
-                        <m:type m:val="bar"/>
-                      </m:fPr>
-                      <m:num>
-                        <m:sSub>
-                          <m:e>
-                            <m:r>
-                              <m:t>R</m:t>
-                            </m:r>
-                          </m:e>
-                          <m:sub>
-                            <m:r>
-                              <m:t>eff</m:t>
-                            </m:r>
-                          </m:sub>
-                        </m:sSub>
-                      </m:num>
-                      <m:den>
-                        <m:r>
-                          <m:t>ξ</m:t>
-                        </m:r>
-                      </m:den>
-                    </m:f>
-                  </m:e>
-                </m:d>
-              </m:e>
-              <m:sup>
-                <m:r>
-                  <m:t>a</m:t>
-                </m:r>
-              </m:sup>
-            </m:sSup>
-          </m:e>
-        </m:d>
-        <m:r>
-          <m:t>,</m:t>
-        </m:r>
-        <m:f>
-          <m:fPr>
-            <m:type m:val="bar"/>
-          </m:fPr>
-          <m:num>
-            <m:r>
-              <m:t>1</m:t>
-            </m:r>
-          </m:num>
-          <m:den>
-            <m:sSubSup>
-              <m:e>
-                <m:r>
-                  <m:t>R</m:t>
-                </m:r>
-              </m:e>
-              <m:sub>
-                <m:r>
-                  <m:t>eff</m:t>
-                </m:r>
-              </m:sub>
-              <m:sup>
-                <m:r>
-                  <m:t>2</m:t>
-                </m:r>
-              </m:sup>
-            </m:sSubSup>
-          </m:den>
-        </m:f>
-        <m:r>
-          <m:t>=</m:t>
-        </m:r>
-        <m:f>
-          <m:fPr>
-            <m:type m:val="bar"/>
-          </m:fPr>
-          <m:num>
-            <m:r>
-              <m:t>1</m:t>
-            </m:r>
-          </m:num>
-          <m:den>
-            <m:sSubSup>
-              <m:e>
-                <m:r>
-                  <m:t>R</m:t>
-                </m:r>
-              </m:e>
-              <m:sub>
-                <m:r>
-                  <m:t>h</m:t>
-                </m:r>
-              </m:sub>
-              <m:sup>
-                <m:r>
-                  <m:t>2</m:t>
-                </m:r>
-              </m:sup>
-            </m:sSubSup>
-          </m:den>
-        </m:f>
-        <m:r>
-          <m:t>+</m:t>
-        </m:r>
-        <m:f>
-          <m:fPr>
-            <m:type m:val="bar"/>
-          </m:fPr>
-          <m:num>
-            <m:r>
-              <m:t>1</m:t>
-            </m:r>
-          </m:num>
-          <m:den>
-            <m:sSup>
-              <m:e>
-                <m:r>
-                  <m:t>r</m:t>
-                </m:r>
-              </m:e>
-              <m:sup>
-                <m:r>
-                  <m:t>2</m:t>
-                </m:r>
-              </m:sup>
-            </m:sSup>
-          </m:den>
-        </m:f>
-        <m:r>
-          <m:t>,</m:t>
-        </m:r>
-        <m:r>
-          <m:t>ξ=</m:t>
-        </m:r>
-        <m:sSub>
-          <m:e>
-            <m:r>
-              <m:t>R</m:t>
-            </m:r>
-          </m:e>
-          <m:sub>
-            <m:r>
-              <m:t>c</m:t>
-            </m:r>
-          </m:sub>
-        </m:sSub>
-        <m:sSup>
-          <m:e>
-            <m:d>
-              <m:dPr>
-                <m:sepChr m:val=""/>
-              </m:dPr>
-              <m:e>
-                <m:f>
-                  <m:fPr>
-                    <m:type m:val="bar"/>
-                  </m:fPr>
-                  <m:num>
-                    <m:r>
-                      <m:t>c</m:t>
-                    </m:r>
-                  </m:num>
-                  <m:den>
-                    <m:sSup>
-                      <m:e>
-                        <m:r>
-                          <m:t>c</m:t>
-                        </m:r>
-                      </m:e>
-                      <m:sup>
-                        <m:r>
-                          <m:t>*</m:t>
-                        </m:r>
-                      </m:sup>
-                    </m:sSup>
-                  </m:den>
-                </m:f>
-              </m:e>
-            </m:d>
-          </m:e>
-          <m:sup>
-            <m:r>
-              <m:t>−0.75</m:t>
-            </m:r>
-          </m:sup>
-        </m:sSup>
-      </m:oMath>
-    </w:p>
-    <w:p>
-      <w:r>
-        <w:rPr>
-          <w:rFonts w:ascii="Georgia" w:hAnsi="Georgia"/>
+        <w:t xml:space="preserve"> (prey on the degrading enzyme), and C</w:t>
+      </w:r>
+      <w:r>
+        <w:rPr>
+          <w:rFonts w:ascii="Georgia" w:hAnsi="Georgia"/>
+          <w:b w:val="0"/>
           <w:i w:val="0"/>
           <w:sz w:val="21"/>
-        </w:rPr>
-        <w:t>with a ≈ 0.78, b ≈ 1.61 (PEG family). A diffusion-limited association rate then scales as kon ∝ 1/η_eff at the larger partner's radius. Small strands feel near-solvent viscosity; large enzymes feel much more. Ficoll, a compact sphere with no mesh, instead uses the Mooney hard-sphere law:</w:t>
-      </w:r>
-    </w:p>
-    <w:p>
-      <w:pPr>
-        <w:spacing w:before="100" w:after="100"/>
-        <w:jc w:val="center"/>
-      </w:pPr>
-      <m:oMath>
-        <m:f>
-          <m:fPr>
-            <m:type m:val="bar"/>
-          </m:fPr>
-          <m:num>
-            <m:r>
-              <m:t>η</m:t>
-            </m:r>
-          </m:num>
-          <m:den>
-            <m:sSub>
-              <m:e>
-                <m:r>
-                  <m:t>η</m:t>
-                </m:r>
-              </m:e>
-              <m:sub>
-                <m:r>
-                  <m:t>0</m:t>
-                </m:r>
-              </m:sub>
-            </m:sSub>
-          </m:den>
-        </m:f>
-        <m:r>
-          <m:t>=</m:t>
-        </m:r>
-        <m:r>
-          <m:rPr>
-            <m:sty m:val="p"/>
-          </m:rPr>
-          <m:t>exp</m:t>
-        </m:r>
-        <m:d>
-          <m:dPr>
-            <m:begChr m:val="["/>
-            <m:sepChr m:val=""/>
-            <m:endChr m:val="]"/>
-          </m:dPr>
-          <m:e>
-            <m:f>
-              <m:fPr>
-                <m:type m:val="bar"/>
-              </m:fPr>
-              <m:num>
-                <m:r>
-                  <m:t>[η]</m:t>
-                </m:r>
-                <m:r>
-                  <m:t>φ</m:t>
-                </m:r>
-              </m:num>
-              <m:den>
-                <m:r>
-                  <m:t>1−φ/</m:t>
-                </m:r>
-                <m:sSub>
-                  <m:e>
-                    <m:r>
-                      <m:t>φ</m:t>
-                    </m:r>
-                  </m:e>
-                  <m:sub>
-                    <m:r>
-                      <m:t>max</m:t>
-                    </m:r>
-                  </m:sub>
-                </m:sSub>
-              </m:den>
-            </m:f>
-          </m:e>
-        </m:d>
-      </m:oMath>
-    </w:p>
-    <w:p>
-      <w:pPr>
-        <w:ind w:left="360"/>
-      </w:pPr>
-      <w:r>
-        <w:rPr>
-          <w:i/>
-          <w:color w:val="C47828"/>
-          <w:sz w:val="19"/>
-        </w:rPr>
-        <w:t>⚠  a, b are Holyst-family values from later papers (Sozański 2016); the 2009 original states only 'constants close to unity', and PEG 8000 was not directly fitted (nearest data PEG 6000/12000).</w:t>
-      </w:r>
-    </w:p>
-    <w:p>
-      <w:pPr>
-        <w:pStyle w:val="Heading2"/>
-      </w:pPr>
-      <w:r>
-        <w:rPr>
-          <w:rFonts w:ascii="Georgia" w:hAnsi="Georgia"/>
-          <w:color w:val="1F3A5F"/>
-        </w:rPr>
-        <w:t>4.3  Water activity and ion screening (secondary / optional)</w:t>
-      </w:r>
-    </w:p>
-    <w:p>
-      <w:r>
-        <w:rPr>
-          <w:rFonts w:ascii="Georgia" w:hAnsi="Georgia"/>
+          <w:vertAlign w:val="subscript"/>
+        </w:rPr>
+        <w:t>PE</w:t>
+      </w:r>
+      <w:r>
+        <w:rPr>
+          <w:rFonts w:ascii="Georgia" w:hAnsi="Georgia"/>
+          <w:b w:val="0"/>
           <w:i w:val="0"/>
           <w:sz w:val="21"/>
         </w:rPr>
-        <w:t>Crowding lowers water activity (preferential hydration); for short duplexes this is a modest, regime-dependent correction to the hybridization free energy (Knowles 2011; Markarian 2010), kept small here. Separately, nonionic crowders sequester buffer cations (Bielec 2021), lengthening the Debye screening length; because like-charged DNA strands cannot associate without screening (Kowalski 2022), this slows hybridization. The ion channel is off by default.</w:t>
-      </w:r>
-    </w:p>
-    <w:p>
-      <w:pPr>
-        <w:ind w:left="360"/>
-      </w:pPr>
-      <w:r>
-        <w:rPr>
-          <w:i/>
-          <w:color w:val="C47828"/>
-          <w:sz w:val="19"/>
-        </w:rPr>
-        <w:t>⚠  Bielec is parameterized for Na+; our buffer is Mg2+ — the ion channel is an explicit extrapolation, exposed only for exploration.</w:t>
-      </w:r>
-    </w:p>
-    <w:p>
-      <w:pPr>
-        <w:pStyle w:val="Heading1"/>
-      </w:pPr>
-      <w:r>
-        <w:rPr>
-          <w:rFonts w:ascii="Georgia" w:hAnsi="Georgia"/>
-          <w:color w:val="1F3A5F"/>
-        </w:rPr>
-        <w:t>5.  Layer 2 — elementary constants and how crowding moves them</w:t>
-      </w:r>
-    </w:p>
-    <w:p>
-      <w:r>
-        <w:rPr>
-          <w:rFonts w:ascii="Georgia" w:hAnsi="Georgia"/>
-          <w:i w:val="0"/>
-          <w:sz w:val="21"/>
-        </w:rPr>
-        <w:t>Each lumped constant of the reduced model resolves into elementary steps. The dilute values are fixed by inverting the quasi-steady-state map onto SI Table S5:</w:t>
-      </w:r>
-    </w:p>
-    <w:tbl>
-      <w:tblPr>
-        <w:tblStyle w:val="LightGrid-Accent1"/>
-        <w:tblW w:type="auto" w:w="0"/>
-        <w:jc w:val="center"/>
-        <w:tblLook w:firstColumn="1" w:firstRow="1" w:lastColumn="0" w:lastRow="0" w:noHBand="0" w:noVBand="1" w:val="04A0"/>
-      </w:tblPr>
-      <w:tblGrid>
-        <w:gridCol w:w="2880"/>
-        <w:gridCol w:w="2880"/>
-        <w:gridCol w:w="2880"/>
-      </w:tblGrid>
-      <w:tr>
-        <w:tc>
-          <w:tcPr>
-            <w:tcW w:type="dxa" w:w="2448"/>
-          </w:tcPr>
-          <w:p>
-            <w:r/>
-            <w:r>
-              <w:rPr>
-                <w:rFonts w:ascii="Georgia" w:hAnsi="Georgia"/>
-                <w:b/>
-                <w:sz w:val="18"/>
-              </w:rPr>
-              <w:t>Reduced constant</w:t>
-            </w:r>
-          </w:p>
-        </w:tc>
-        <w:tc>
-          <w:tcPr>
-            <w:tcW w:type="dxa" w:w="4320"/>
-          </w:tcPr>
-          <w:p>
-            <w:r/>
-            <w:r>
-              <w:rPr>
-                <w:rFonts w:ascii="Georgia" w:hAnsi="Georgia"/>
-                <w:b/>
-                <w:sz w:val="18"/>
-              </w:rPr>
-              <w:t>Mechanistic identity</w:t>
-            </w:r>
-          </w:p>
-        </w:tc>
-        <w:tc>
-          <w:tcPr>
-            <w:tcW w:type="dxa" w:w="2736"/>
-          </w:tcPr>
-          <w:p>
-            <w:r/>
-            <w:r>
-              <w:rPr>
-                <w:rFonts w:ascii="Georgia" w:hAnsi="Georgia"/>
-                <w:b/>
-                <w:sz w:val="18"/>
-              </w:rPr>
-              <w:t>Dilute value set by</w:t>
-            </w:r>
-          </w:p>
-        </w:tc>
-      </w:tr>
-      <w:tr>
-        <w:tc>
-          <w:tcPr>
-            <w:tcW w:type="dxa" w:w="2448"/>
-          </w:tcPr>
-          <w:p>
-            <w:r/>
-            <w:r>
-              <w:rPr>
-                <w:rFonts w:ascii="Georgia" w:hAnsi="Georgia"/>
-                <w:sz w:val="17"/>
-              </w:rPr>
-              <w:t>k1 (prey growth)</w:t>
-            </w:r>
-          </w:p>
-        </w:tc>
-        <w:tc>
-          <w:tcPr>
-            <w:tcW w:type="dxa" w:w="4320"/>
-          </w:tcPr>
-          <w:p>
-            <w:r/>
-            <w:r>
-              <w:rPr>
-                <w:rFonts w:ascii="Georgia" w:hAnsi="Georgia"/>
-                <w:sz w:val="17"/>
-              </w:rPr>
-              <w:t>kcat_g · K1   (K1 = N·G assoc. const.)</w:t>
-            </w:r>
-          </w:p>
-        </w:tc>
-        <w:tc>
-          <w:tcPr>
-            <w:tcW w:type="dxa" w:w="2736"/>
-          </w:tcPr>
-          <w:p>
-            <w:r/>
-            <w:r>
-              <w:rPr>
-                <w:rFonts w:ascii="Georgia" w:hAnsi="Georgia"/>
-                <w:sz w:val="17"/>
-              </w:rPr>
-              <w:t>k1·pol = kcat_g·K1</w:t>
-            </w:r>
-          </w:p>
-        </w:tc>
-      </w:tr>
-      <w:tr>
-        <w:tc>
-          <w:tcPr>
-            <w:tcW w:type="dxa" w:w="2448"/>
-          </w:tcPr>
-          <w:p>
-            <w:r/>
-            <w:r>
-              <w:rPr>
-                <w:rFonts w:ascii="Georgia" w:hAnsi="Georgia"/>
-                <w:sz w:val="17"/>
-              </w:rPr>
-              <w:t>b (growth saturation)</w:t>
-            </w:r>
-          </w:p>
-        </w:tc>
-        <w:tc>
-          <w:tcPr>
-            <w:tcW w:type="dxa" w:w="4320"/>
-          </w:tcPr>
-          <w:p>
-            <w:r/>
-            <w:r>
-              <w:rPr>
-                <w:rFonts w:ascii="Georgia" w:hAnsi="Georgia"/>
-                <w:sz w:val="17"/>
-              </w:rPr>
-              <w:t>K1 / G_tot</w:t>
-            </w:r>
-          </w:p>
-        </w:tc>
-        <w:tc>
-          <w:tcPr>
-            <w:tcW w:type="dxa" w:w="2736"/>
-          </w:tcPr>
-          <w:p>
-            <w:r/>
-            <w:r>
-              <w:rPr>
-                <w:rFonts w:ascii="Georgia" w:hAnsi="Georgia"/>
-                <w:sz w:val="17"/>
-              </w:rPr>
-              <w:t>finite template</w:t>
-            </w:r>
-          </w:p>
-        </w:tc>
-      </w:tr>
-      <w:tr>
-        <w:tc>
-          <w:tcPr>
-            <w:tcW w:type="dxa" w:w="2448"/>
-          </w:tcPr>
-          <w:p>
-            <w:r/>
-            <w:r>
-              <w:rPr>
-                <w:rFonts w:ascii="Georgia" w:hAnsi="Georgia"/>
-                <w:sz w:val="17"/>
-              </w:rPr>
-              <w:t>k2 (predation)</w:t>
-            </w:r>
-          </w:p>
-        </w:tc>
-        <w:tc>
-          <w:tcPr>
-            <w:tcW w:type="dxa" w:w="4320"/>
-          </w:tcPr>
-          <w:p>
-            <w:r/>
-            <w:r>
-              <w:rPr>
-                <w:rFonts w:ascii="Georgia" w:hAnsi="Georgia"/>
-                <w:sz w:val="17"/>
-              </w:rPr>
-              <w:t>kcat_p · K2   (K2 = N·P assoc. const.)</w:t>
-            </w:r>
-          </w:p>
-        </w:tc>
-        <w:tc>
-          <w:tcPr>
-            <w:tcW w:type="dxa" w:w="2736"/>
-          </w:tcPr>
-          <w:p>
-            <w:r/>
-            <w:r>
-              <w:rPr>
-                <w:rFonts w:ascii="Georgia" w:hAnsi="Georgia"/>
-                <w:sz w:val="17"/>
-              </w:rPr>
-              <w:t>k2·pol = kcat_p·K2</w:t>
-            </w:r>
-          </w:p>
-        </w:tc>
-      </w:tr>
-      <w:tr>
-        <w:tc>
-          <w:tcPr>
-            <w:tcW w:type="dxa" w:w="2448"/>
-          </w:tcPr>
-          <w:p>
-            <w:r/>
-            <w:r>
-              <w:rPr>
-                <w:rFonts w:ascii="Georgia" w:hAnsi="Georgia"/>
-                <w:sz w:val="17"/>
-              </w:rPr>
-              <w:t>kN (prey decay)</w:t>
-            </w:r>
-          </w:p>
-        </w:tc>
-        <w:tc>
-          <w:tcPr>
-            <w:tcW w:type="dxa" w:w="4320"/>
-          </w:tcPr>
-          <w:p>
-            <w:r/>
-            <w:r>
-              <w:rPr>
-                <w:rFonts w:ascii="Georgia" w:hAnsi="Georgia"/>
-                <w:sz w:val="17"/>
-              </w:rPr>
-              <w:t>kcat_eN / Km_N   (Km_N large → N linear)</w:t>
-            </w:r>
-          </w:p>
-        </w:tc>
-        <w:tc>
-          <w:tcPr>
-            <w:tcW w:type="dxa" w:w="2736"/>
-          </w:tcPr>
-          <w:p>
-            <w:r/>
-            <w:r>
-              <w:rPr>
-                <w:rFonts w:ascii="Georgia" w:hAnsi="Georgia"/>
-                <w:sz w:val="17"/>
-              </w:rPr>
-              <w:t>Km_N ≈ 1000 nM</w:t>
-            </w:r>
-          </w:p>
-        </w:tc>
-      </w:tr>
-      <w:tr>
-        <w:tc>
-          <w:tcPr>
-            <w:tcW w:type="dxa" w:w="2448"/>
-          </w:tcPr>
-          <w:p>
-            <w:r/>
-            <w:r>
-              <w:rPr>
-                <w:rFonts w:ascii="Georgia" w:hAnsi="Georgia"/>
-                <w:sz w:val="17"/>
-              </w:rPr>
-              <w:t>kP (predator decay)</w:t>
-            </w:r>
-          </w:p>
-        </w:tc>
-        <w:tc>
-          <w:tcPr>
-            <w:tcW w:type="dxa" w:w="4320"/>
-          </w:tcPr>
-          <w:p>
-            <w:r/>
-            <w:r>
-              <w:rPr>
-                <w:rFonts w:ascii="Georgia" w:hAnsi="Georgia"/>
-                <w:sz w:val="17"/>
-              </w:rPr>
-              <w:t>kcat_eP / Km_P</w:t>
-            </w:r>
-          </w:p>
-        </w:tc>
-        <w:tc>
-          <w:tcPr>
-            <w:tcW w:type="dxa" w:w="2736"/>
-          </w:tcPr>
-          <w:p>
-            <w:r/>
-            <w:r>
-              <w:rPr>
-                <w:rFonts w:ascii="Georgia" w:hAnsi="Georgia"/>
-                <w:sz w:val="17"/>
-              </w:rPr>
-              <w:t>Km_P = 34 nM</w:t>
-            </w:r>
-          </w:p>
-        </w:tc>
-      </w:tr>
-      <w:tr>
-        <w:tc>
-          <w:tcPr>
-            <w:tcW w:type="dxa" w:w="2448"/>
-          </w:tcPr>
-          <w:p>
-            <w:r/>
-            <w:r>
-              <w:rPr>
-                <w:rFonts w:ascii="Georgia" w:hAnsi="Georgia"/>
-                <w:sz w:val="17"/>
-              </w:rPr>
-              <w:t>Km,P (competition)</w:t>
-            </w:r>
-          </w:p>
-        </w:tc>
-        <w:tc>
-          <w:tcPr>
-            <w:tcW w:type="dxa" w:w="4320"/>
-          </w:tcPr>
-          <w:p>
-            <w:r/>
-            <w:r>
-              <w:rPr>
-                <w:rFonts w:ascii="Georgia" w:hAnsi="Georgia"/>
-                <w:sz w:val="17"/>
-              </w:rPr>
-              <w:t>Km_P = (koff_eP + kcat_eP)/kon_eP</w:t>
-            </w:r>
-          </w:p>
-        </w:tc>
-        <w:tc>
-          <w:tcPr>
-            <w:tcW w:type="dxa" w:w="2736"/>
-          </w:tcPr>
-          <w:p>
-            <w:r/>
-            <w:r>
-              <w:rPr>
-                <w:rFonts w:ascii="Georgia" w:hAnsi="Georgia"/>
-                <w:sz w:val="17"/>
-              </w:rPr>
-              <w:t>= 34 nM</w:t>
-            </w:r>
-          </w:p>
-        </w:tc>
-      </w:tr>
-    </w:tbl>
-    <w:p>
-      <w:r>
-        <w:rPr>
-          <w:rFonts w:ascii="Georgia" w:hAnsi="Georgia"/>
-          <w:i w:val="0"/>
-          <w:sz w:val="21"/>
-        </w:rPr>
-      </w:r>
-    </w:p>
-    <w:p>
-      <w:r>
-        <w:rPr>
-          <w:rFonts w:ascii="Georgia" w:hAnsi="Georgia"/>
-          <w:i w:val="0"/>
-          <w:sz w:val="21"/>
-        </w:rPr>
-        <w:t>Crowding then acts on the elementary pieces, consistently. Association equilibria shift by the excluded-volume free energy (on-rate set by diffusion, off-rate by thermodynamic consistency); intrinsic turnover shifts by enzyme class:</w:t>
+        <w:t xml:space="preserve"> (predator on the degrading enzyme). The free enzyme is whatever is not currently bound:</w:t>
       </w:r>
     </w:p>
     <w:p>
@@ -1625,440 +199,46 @@
       </w:pPr>
       <m:oMath>
         <m:r>
-          <m:t>K(φ)=</m:t>
-        </m:r>
-        <m:sSup>
-          <m:e>
-            <m:r>
-              <m:t>K</m:t>
-            </m:r>
-          </m:e>
-          <m:sup>
-            <m:r>
-              <m:t>0</m:t>
-            </m:r>
-          </m:sup>
-        </m:sSup>
-        <m:r>
-          <m:rPr>
-            <m:sty m:val="p"/>
-          </m:rPr>
-          <m:t>exp</m:t>
-        </m:r>
-        <m:d>
-          <m:dPr>
-            <m:sepChr m:val="−"/>
-          </m:dPr>
-          <m:e/>
-          <m:e>
-            <m:f>
-              <m:fPr>
-                <m:type m:val="bar"/>
-              </m:fPr>
-              <m:num>
-                <m:r>
-                  <m:t>ΔΔG</m:t>
-                </m:r>
-              </m:num>
-              <m:den>
-                <m:r>
-                  <m:t>RT</m:t>
-                </m:r>
-              </m:den>
-            </m:f>
-          </m:e>
-        </m:d>
-        <m:r>
-          <m:t>,</m:t>
+          <m:t>E=rec−</m:t>
         </m:r>
         <m:sSub>
           <m:e>
             <m:r>
-              <m:t>k</m:t>
+              <m:t>C</m:t>
             </m:r>
           </m:e>
           <m:sub>
             <m:r>
-              <m:t>on</m:t>
+              <m:t>NE</m:t>
             </m:r>
           </m:sub>
         </m:sSub>
         <m:r>
-          <m:t>(φ)=</m:t>
-        </m:r>
-        <m:f>
-          <m:fPr>
-            <m:type m:val="bar"/>
-          </m:fPr>
-          <m:num>
-            <m:sSubSup>
-              <m:e>
-                <m:r>
-                  <m:t>k</m:t>
-                </m:r>
-              </m:e>
-              <m:sub>
-                <m:r>
-                  <m:t>on</m:t>
-                </m:r>
-              </m:sub>
-              <m:sup>
-                <m:r>
-                  <m:t>0</m:t>
-                </m:r>
-              </m:sup>
-            </m:sSubSup>
-          </m:num>
-          <m:den>
-            <m:sSub>
-              <m:e>
-                <m:r>
-                  <m:t>η</m:t>
-                </m:r>
-              </m:e>
-              <m:sub>
-                <m:r>
-                  <m:t>eff</m:t>
-                </m:r>
-              </m:sub>
-            </m:sSub>
-          </m:den>
-        </m:f>
-        <m:r>
-          <m:t>,</m:t>
+          <m:t>−</m:t>
         </m:r>
         <m:sSub>
           <m:e>
             <m:r>
-              <m:t>k</m:t>
+              <m:t>C</m:t>
             </m:r>
           </m:e>
           <m:sub>
             <m:r>
-              <m:t>off</m:t>
+              <m:t>PE</m:t>
             </m:r>
           </m:sub>
         </m:sSub>
-        <m:r>
-          <m:t>=</m:t>
-        </m:r>
-        <m:f>
-          <m:fPr>
-            <m:type m:val="bar"/>
-          </m:fPr>
-          <m:num>
-            <m:sSub>
-              <m:e>
-                <m:r>
-                  <m:t>k</m:t>
-                </m:r>
-              </m:e>
-              <m:sub>
-                <m:r>
-                  <m:t>on</m:t>
-                </m:r>
-              </m:sub>
-            </m:sSub>
-          </m:num>
-          <m:den>
-            <m:r>
-              <m:t>K</m:t>
-            </m:r>
-          </m:den>
-        </m:f>
       </m:oMath>
     </w:p>
     <w:p>
-      <w:pPr>
-        <w:spacing w:before="100" w:after="100"/>
-        <w:jc w:val="center"/>
-      </w:pPr>
-      <m:oMath>
-        <m:sSubSup>
-          <m:e>
-            <m:r>
-              <m:t>k</m:t>
-            </m:r>
-          </m:e>
-          <m:sub>
-            <m:r>
-              <m:t>cat</m:t>
-            </m:r>
-          </m:sub>
-          <m:sup>
-            <m:r>
-              <m:t>pol/nick</m:t>
-            </m:r>
-          </m:sup>
-        </m:sSubSup>
-        <m:r>
-          <m:t>(φ)=</m:t>
-        </m:r>
-        <m:sSubSup>
-          <m:e>
-            <m:r>
-              <m:t>k</m:t>
-            </m:r>
-          </m:e>
-          <m:sub>
-            <m:r>
-              <m:t>cat</m:t>
-            </m:r>
-          </m:sub>
-          <m:sup>
-            <m:r>
-              <m:t>0</m:t>
-            </m:r>
-          </m:sup>
-        </m:sSubSup>
-        <m:sSup>
-          <m:e>
-            <m:r>
-              <m:t>e</m:t>
-            </m:r>
-          </m:e>
-          <m:sup>
-            <m:r>
-              <m:t>+</m:t>
-            </m:r>
-            <m:sSub>
-              <m:e>
-                <m:r>
-                  <m:t>c</m:t>
-                </m:r>
-              </m:e>
-              <m:sub>
-                <m:r>
-                  <m:t>P</m:t>
-                </m:r>
-              </m:sub>
-            </m:sSub>
-            <m:r>
-              <m:t>φ</m:t>
-            </m:r>
-          </m:sup>
-        </m:sSup>
-        <m:r>
-          <m:t>,</m:t>
-        </m:r>
-        <m:sSubSup>
-          <m:e>
-            <m:r>
-              <m:t>k</m:t>
-            </m:r>
-          </m:e>
-          <m:sub>
-            <m:r>
-              <m:t>cat</m:t>
-            </m:r>
-          </m:sub>
-          <m:sup>
-            <m:r>
-              <m:t>exo</m:t>
-            </m:r>
-          </m:sup>
-        </m:sSubSup>
-        <m:r>
-          <m:t>(φ)=</m:t>
-        </m:r>
-        <m:sSubSup>
-          <m:e>
-            <m:r>
-              <m:t>k</m:t>
-            </m:r>
-          </m:e>
-          <m:sub>
-            <m:r>
-              <m:t>cat</m:t>
-            </m:r>
-          </m:sub>
-          <m:sup>
-            <m:r>
-              <m:t>0</m:t>
-            </m:r>
-          </m:sup>
-        </m:sSubSup>
-        <m:sSup>
-          <m:e>
-            <m:r>
-              <m:t>e</m:t>
-            </m:r>
-          </m:e>
-          <m:sup>
-            <m:r>
-              <m:t>−</m:t>
-            </m:r>
-            <m:sSub>
-              <m:e>
-                <m:r>
-                  <m:t>c</m:t>
-                </m:r>
-              </m:e>
-              <m:sub>
-                <m:r>
-                  <m:t>E</m:t>
-                </m:r>
-              </m:sub>
-            </m:sSub>
-            <m:r>
-              <m:t>φ</m:t>
-            </m:r>
-          </m:sup>
-        </m:sSup>
-      </m:oMath>
-    </w:p>
-    <w:p>
-      <w:r>
-        <w:rPr>
-          <w:rFonts w:ascii="Georgia" w:hAnsi="Georgia"/>
+      <w:r>
+        <w:rPr>
+          <w:rFonts w:ascii="Georgia" w:hAnsi="Georgia"/>
+          <w:b w:val="0"/>
           <w:i w:val="0"/>
           <w:sz w:val="21"/>
         </w:rPr>
-        <w:t>In words:</w:t>
-      </w:r>
-    </w:p>
-    <w:p>
-      <w:pPr>
-        <w:pStyle w:val="ListBullet"/>
-      </w:pPr>
-      <w:r>
-        <w:rPr>
-          <w:rFonts w:ascii="Georgia" w:hAnsi="Georgia"/>
-          <w:b/>
-          <w:sz w:val="21"/>
-        </w:rPr>
-        <w:t xml:space="preserve">Binding / hybridization.  </w:t>
-      </w:r>
-      <w:r>
-        <w:rPr>
-          <w:rFonts w:ascii="Georgia" w:hAnsi="Georgia"/>
-          <w:sz w:val="21"/>
-        </w:rPr>
-        <w:t>each association equilibrium shifts by the excluded-volume free energy (§4.1), plus optional water-activity and ion terms: K(φ) = K⁰·exp(−ΔΔG/RT). The on-rate kon slows by diffusion (§4.2); koff = kon/K keeps kinetics and thermodynamics consistent.</w:t>
-      </w:r>
-    </w:p>
-    <w:p>
-      <w:pPr>
-        <w:pStyle w:val="ListBullet"/>
-      </w:pPr>
-      <w:r>
-        <w:rPr>
-          <w:rFonts w:ascii="Georgia" w:hAnsi="Georgia"/>
-          <w:b/>
-          <w:sz w:val="21"/>
-        </w:rPr>
-        <w:t xml:space="preserve">Catalytic turnover.  </w:t>
-      </w:r>
-      <w:r>
-        <w:rPr>
-          <w:rFonts w:ascii="Georgia" w:hAnsi="Georgia"/>
-          <w:sz w:val="21"/>
-        </w:rPr>
-        <w:t>intrinsic turnover is enzyme-class-specific and cannot be derived from excluded volume, so it is taken from enzyme data: polymerase + nickase turnover up (kcat_g, kcat_p · e^{c·φ}, c from Akabayov), exonuclease turnover down (kcat_eN, kcat_eP · e^{−c·φ}, c = ln(5.5)/0.166 from Sasaki's Exo I at 20% PEG 8000).</w:t>
-      </w:r>
-    </w:p>
-    <w:p>
-      <w:r>
-        <w:rPr>
-          <w:rFonts w:ascii="Georgia" w:hAnsi="Georgia"/>
-          <w:i w:val="0"/>
-          <w:sz w:val="21"/>
-        </w:rPr>
-        <w:t>The emergent effect on the reduced constants (read off from the elementary set) for PEG 8000: predation k2 and growth k1 rise together (excluded volume + processivity), the exonuclease decays kN, kP fall (catalytic inhibition), and Km,P drifts down only slightly — consistent with Sasaki's finding that crowding moves the nuclease Vmax, not its Km.</w:t>
-      </w:r>
-    </w:p>
-    <w:p>
-      <w:pPr>
-        <w:pStyle w:val="Heading1"/>
-      </w:pPr>
-      <w:r>
-        <w:rPr>
-          <w:rFonts w:ascii="Georgia" w:hAnsi="Georgia"/>
-          <w:color w:val="1F3A5F"/>
-        </w:rPr>
-        <w:t>6.  Calibration to the experiment</w:t>
-      </w:r>
-    </w:p>
-    <w:p>
-      <w:r>
-        <w:rPr>
-          <w:rFonts w:ascii="Georgia" w:hAnsi="Georgia"/>
-          <w:i w:val="0"/>
-          <w:sz w:val="21"/>
-        </w:rPr>
-        <w:t>Two small calibrations turn the QSSA-mapped constants into a robust explicit network whose dilute limit matches the measured ~90 min cycle:</w:t>
-      </w:r>
-    </w:p>
-    <w:p>
-      <w:pPr>
-        <w:pStyle w:val="ListBullet"/>
-      </w:pPr>
-      <w:r>
-        <w:rPr>
-          <w:rFonts w:ascii="Georgia" w:hAnsi="Georgia"/>
-          <w:b/>
-          <w:sz w:val="21"/>
-        </w:rPr>
-        <w:t xml:space="preserve">Timescale (×0.8).  </w:t>
-      </w:r>
-      <w:r>
-        <w:rPr>
-          <w:rFonts w:ascii="Georgia" w:hAnsi="Georgia"/>
-          <w:sz w:val="21"/>
-        </w:rPr>
-        <w:t>the naive QSSA estimate ignores prey/predator held in the N·G and N·P complexes; the explicit network resolves that bound pool, which slightly slows the free-pool cycle. A timescale factor of 0.8 on the catalytic constants restores the measured period; the resulting effective constants sit at ~0.8× the reduced-model fit (b and Km,P unchanged).</w:t>
-      </w:r>
-    </w:p>
-    <w:p>
-      <w:pPr>
-        <w:pStyle w:val="ListBullet"/>
-      </w:pPr>
-      <w:r>
-        <w:rPr>
-          <w:rFonts w:ascii="Georgia" w:hAnsi="Georgia"/>
-          <w:b/>
-          <w:sz w:val="21"/>
-        </w:rPr>
-        <w:t xml:space="preserve">Template-independent leak.  </w:t>
-      </w:r>
-      <w:r>
-        <w:rPr>
-          <w:rFonts w:ascii="Georgia" w:hAnsi="Georgia"/>
-          <w:sz w:val="21"/>
-        </w:rPr>
-        <w:t>a small template-independent leak (background synthesis ~0.02 nM/min prey, 0.006 nM/min predator) — a documented feature of the Montagne/Fujii PEN toolbox — lifts the troughs off the absorbing zero state. Without it any deterministic PEN model sits on a homoclinic knife-edge where a vanishing predator cannot recover. With it, the limit cycle is robust (predator stays ≳ 22 nM), as the experiment shows.</w:t>
-      </w:r>
-    </w:p>
-    <w:p>
-      <w:r>
-        <w:rPr>
-          <w:rFonts w:ascii="Georgia" w:hAnsi="Georgia"/>
-          <w:i w:val="0"/>
-          <w:sz w:val="21"/>
-        </w:rPr>
-        <w:t>Dilute result: period 90 min, predator 22 → 154 nM, prey 0 → 27 nM — a robust relaxation oscillation. Implied effective constants: k1 1.6e-3, k2 2.5e-3, kN 1.7e-2, kP 3.8e-3 (all ~0.8× SI), b 4.8e-5 and Km,P 34 (exact).</w:t>
-      </w:r>
-    </w:p>
-    <w:p>
-      <w:pPr>
-        <w:pStyle w:val="Heading1"/>
-      </w:pPr>
-      <w:r>
-        <w:rPr>
-          <w:rFonts w:ascii="Georgia" w:hAnsi="Georgia"/>
-          <w:color w:val="1F3A5F"/>
-        </w:rPr>
-        <w:t>7.  The full model, written out</w:t>
-      </w:r>
-    </w:p>
-    <w:p>
-      <w:r>
-        <w:rPr>
-          <w:rFonts w:ascii="Georgia" w:hAnsi="Georgia"/>
-          <w:i w:val="0"/>
-          <w:sz w:val="21"/>
-        </w:rPr>
-        <w:t>With the free enzyme set by conservation, E = rec − C_NE − C_PE, and template-independent leak terms λ_N, λ_P, the seven states evolve as:</w:t>
+        <w:t>The seven concentrations change in time according to these equations. Each k is a rate constant (defined just below); the crowding-sensitive ones are highlighted in the next box.</w:t>
       </w:r>
     </w:p>
     <w:p>
@@ -3045,25 +1225,15 @@
       </m:oMath>
     </w:p>
     <w:p>
-      <w:r>
-        <w:rPr>
-          <w:rFonts w:ascii="Georgia" w:hAnsi="Georgia"/>
-          <w:i w:val="0"/>
-          <w:sz w:val="21"/>
-        </w:rPr>
-        <w:t>Every kon, koff, kcat is the Layer-2 function of (φ, M, identity). At φ = 0 they reduce to the dilute set and the network reproduces the validated 90 min cycle.</w:t>
-      </w:r>
-    </w:p>
-    <w:p>
       <w:pPr>
-        <w:pStyle w:val="Heading1"/>
+        <w:pStyle w:val="Heading2"/>
       </w:pPr>
       <w:r>
         <w:rPr>
           <w:rFonts w:ascii="Georgia" w:hAnsi="Georgia"/>
           <w:color w:val="1F3A5F"/>
         </w:rPr>
-        <w:t>8.  PEG 8000 vs Ficoll 400 — the identity axis</w:t>
+        <w:t>2.1  What each symbol means</w:t>
       </w:r>
     </w:p>
     <w:p>
@@ -3074,16 +1244,19 @@
         <w:rPr>
           <w:rFonts w:ascii="Georgia" w:hAnsi="Georgia"/>
           <w:b/>
+          <w:i w:val="0"/>
           <w:sz w:val="21"/>
         </w:rPr>
-        <w:t xml:space="preserve">PEG 8000.  </w:t>
-      </w:r>
-      <w:r>
-        <w:rPr>
-          <w:rFonts w:ascii="Georgia" w:hAnsi="Georgia"/>
+        <w:t xml:space="preserve">N, P:  </w:t>
+      </w:r>
+      <w:r>
+        <w:rPr>
+          <w:rFonts w:ascii="Georgia" w:hAnsi="Georgia"/>
+          <w:b w:val="0"/>
+          <w:i w:val="0"/>
           <w:sz w:val="21"/>
         </w:rPr>
-        <w:t>flexible linear coil, crowder radius R_c ≈ 3.4 nm. Small radius means a large excluded-volume free energy per unit φ and a real semidilute mesh (scale-dependent viscosity). Strong exonuclease inhibition (Sasaki, PEG 8000). Near-ideal/entropic toward DNA folding, enthalpic toward enzymes.</w:t>
+        <w:t>free prey and predator strands. These are the two populations we plot.</w:t>
       </w:r>
     </w:p>
     <w:p>
@@ -3094,580 +1267,900 @@
         <w:rPr>
           <w:rFonts w:ascii="Georgia" w:hAnsi="Georgia"/>
           <w:b/>
-          <w:sz w:val="21"/>
-        </w:rPr>
-        <w:t xml:space="preserve">Ficoll 400.  </w:t>
-      </w:r>
-      <w:r>
-        <w:rPr>
-          <w:rFonts w:ascii="Georgia" w:hAnsi="Georgia"/>
-          <w:sz w:val="21"/>
-        </w:rPr>
-        <w:t>compact, highly branched quasi-sphere, R_c ≈ 10 nm. Large radius means a much smaller excluded-volume effect per unit φ, no mesh (Mooney hard-sphere viscosity), and milder enzyme effects (Homchaudhuri: Ficoll slows reactions far less than extended polymers).</w:t>
-      </w:r>
-    </w:p>
-    <w:p>
-      <w:r>
-        <w:rPr>
-          <w:rFonts w:ascii="Georgia" w:hAnsi="Georgia"/>
           <w:i w:val="0"/>
           <w:sz w:val="21"/>
         </w:rPr>
-        <w:t>Because R_c enters μ_ex through z = r/R_c, the same volume fraction produces a substantially larger excluded-volume effect for PEG than for Ficoll — which is exactly why the model predicts the two crowders to have qualitatively different effects on the oscillation. Molecular weight enters through R_c, c* and ξ, so the model predicts chain-length dependence as well as concentration dependence.</w:t>
+        <w:t xml:space="preserve">G:  </w:t>
+      </w:r>
+      <w:r>
+        <w:rPr>
+          <w:rFonts w:ascii="Georgia" w:hAnsi="Georgia"/>
+          <w:b w:val="0"/>
+          <w:i w:val="0"/>
+          <w:sz w:val="21"/>
+        </w:rPr>
+        <w:t>the free template strand that prey is copied on.</w:t>
       </w:r>
     </w:p>
     <w:p>
       <w:pPr>
-        <w:ind w:left="360"/>
+        <w:pStyle w:val="ListBullet"/>
       </w:pPr>
       <w:r>
         <w:rPr>
-          <w:i/>
-          <w:color w:val="C47828"/>
-          <w:sz w:val="19"/>
-        </w:rPr>
-        <w:t>⚠  No surveyed paper used Ficoll 400; all Ficoll coefficients are extrapolations from compact-crowder behaviour and must be calibrated.</w:t>
+          <w:rFonts w:ascii="Georgia" w:hAnsi="Georgia"/>
+          <w:b/>
+          <w:i w:val="0"/>
+          <w:sz w:val="21"/>
+        </w:rPr>
+        <w:t xml:space="preserve">E:  </w:t>
+      </w:r>
+      <w:r>
+        <w:rPr>
+          <w:rFonts w:ascii="Georgia" w:hAnsi="Georgia"/>
+          <w:b w:val="0"/>
+          <w:i w:val="0"/>
+          <w:sz w:val="21"/>
+        </w:rPr>
+        <w:t>the free exonuclease (ttRecJ or its mesophilic equivalent RecJf, still being decided by the team), the single enzyme that degrades both prey and predator.</w:t>
       </w:r>
     </w:p>
     <w:p>
       <w:pPr>
-        <w:pStyle w:val="Heading1"/>
+        <w:pStyle w:val="ListBullet"/>
       </w:pPr>
       <w:r>
         <w:rPr>
           <w:rFonts w:ascii="Georgia" w:hAnsi="Georgia"/>
-          <w:color w:val="1F3A5F"/>
-        </w:rPr>
-        <w:t>9.  Predictions</w:t>
+          <w:b/>
+          <w:i w:val="0"/>
+          <w:sz w:val="21"/>
+        </w:rPr>
+        <w:t>C</w:t>
+      </w:r>
+      <w:r>
+        <w:rPr>
+          <w:rFonts w:ascii="Georgia" w:hAnsi="Georgia"/>
+          <w:b/>
+          <w:i w:val="0"/>
+          <w:sz w:val="21"/>
+          <w:vertAlign w:val="subscript"/>
+        </w:rPr>
+        <w:t>NG</w:t>
+      </w:r>
+      <w:r>
+        <w:rPr>
+          <w:rFonts w:ascii="Georgia" w:hAnsi="Georgia"/>
+          <w:b/>
+          <w:i w:val="0"/>
+          <w:sz w:val="21"/>
+        </w:rPr>
+        <w:t>, C</w:t>
+      </w:r>
+      <w:r>
+        <w:rPr>
+          <w:rFonts w:ascii="Georgia" w:hAnsi="Georgia"/>
+          <w:b/>
+          <w:i w:val="0"/>
+          <w:sz w:val="21"/>
+          <w:vertAlign w:val="subscript"/>
+        </w:rPr>
+        <w:t>NP</w:t>
+      </w:r>
+      <w:r>
+        <w:rPr>
+          <w:rFonts w:ascii="Georgia" w:hAnsi="Georgia"/>
+          <w:b/>
+          <w:i w:val="0"/>
+          <w:sz w:val="21"/>
+        </w:rPr>
+        <w:t>, C</w:t>
+      </w:r>
+      <w:r>
+        <w:rPr>
+          <w:rFonts w:ascii="Georgia" w:hAnsi="Georgia"/>
+          <w:b/>
+          <w:i w:val="0"/>
+          <w:sz w:val="21"/>
+          <w:vertAlign w:val="subscript"/>
+        </w:rPr>
+        <w:t>NE</w:t>
+      </w:r>
+      <w:r>
+        <w:rPr>
+          <w:rFonts w:ascii="Georgia" w:hAnsi="Georgia"/>
+          <w:b/>
+          <w:i w:val="0"/>
+          <w:sz w:val="21"/>
+        </w:rPr>
+        <w:t>, C</w:t>
+      </w:r>
+      <w:r>
+        <w:rPr>
+          <w:rFonts w:ascii="Georgia" w:hAnsi="Georgia"/>
+          <w:b/>
+          <w:i w:val="0"/>
+          <w:sz w:val="21"/>
+          <w:vertAlign w:val="subscript"/>
+        </w:rPr>
+        <w:t>PE</w:t>
+      </w:r>
+      <w:r>
+        <w:rPr>
+          <w:rFonts w:ascii="Georgia" w:hAnsi="Georgia"/>
+          <w:b/>
+          <w:i w:val="0"/>
+          <w:sz w:val="21"/>
+        </w:rPr>
+        <w:t xml:space="preserve">:  </w:t>
+      </w:r>
+      <w:r>
+        <w:rPr>
+          <w:rFonts w:ascii="Georgia" w:hAnsi="Georgia"/>
+          <w:b w:val="0"/>
+          <w:i w:val="0"/>
+          <w:sz w:val="21"/>
+        </w:rPr>
+        <w:t>a complex, meaning two molecules currently bound together. For example C</w:t>
+      </w:r>
+      <w:r>
+        <w:rPr>
+          <w:rFonts w:ascii="Georgia" w:hAnsi="Georgia"/>
+          <w:b w:val="0"/>
+          <w:i w:val="0"/>
+          <w:sz w:val="21"/>
+          <w:vertAlign w:val="subscript"/>
+        </w:rPr>
+        <w:t>NG</w:t>
+      </w:r>
+      <w:r>
+        <w:rPr>
+          <w:rFonts w:ascii="Georgia" w:hAnsi="Georgia"/>
+          <w:b w:val="0"/>
+          <w:i w:val="0"/>
+          <w:sz w:val="21"/>
+        </w:rPr>
+        <w:t xml:space="preserve"> is one prey strand stuck to the template, and C</w:t>
+      </w:r>
+      <w:r>
+        <w:rPr>
+          <w:rFonts w:ascii="Georgia" w:hAnsi="Georgia"/>
+          <w:b w:val="0"/>
+          <w:i w:val="0"/>
+          <w:sz w:val="21"/>
+          <w:vertAlign w:val="subscript"/>
+        </w:rPr>
+        <w:t>PE</w:t>
+      </w:r>
+      <w:r>
+        <w:rPr>
+          <w:rFonts w:ascii="Georgia" w:hAnsi="Georgia"/>
+          <w:b w:val="0"/>
+          <w:i w:val="0"/>
+          <w:sz w:val="21"/>
+        </w:rPr>
+        <w:t xml:space="preserve"> is a predator strand held by the enzyme.</w:t>
       </w:r>
     </w:p>
     <w:p>
       <w:pPr>
-        <w:jc w:val="center"/>
+        <w:pStyle w:val="ListBullet"/>
       </w:pPr>
       <w:r>
-        <w:drawing>
-          <wp:inline xmlns:a="http://schemas.openxmlformats.org/drawingml/2006/main" xmlns:pic="http://schemas.openxmlformats.org/drawingml/2006/picture">
-            <wp:extent cx="5852160" cy="1575582"/>
-            <wp:docPr id="1" name="Picture 1"/>
-            <wp:cNvGraphicFramePr>
-              <a:graphicFrameLocks noChangeAspect="1"/>
-            </wp:cNvGraphicFramePr>
-            <a:graphic>
-              <a:graphicData uri="http://schemas.openxmlformats.org/drawingml/2006/picture">
-                <pic:pic>
-                  <pic:nvPicPr>
-                    <pic:cNvPr id="0" name="mechanistic_timeseries.png"/>
-                    <pic:cNvPicPr/>
-                  </pic:nvPicPr>
-                  <pic:blipFill>
-                    <a:blip r:embed="rId9"/>
-                    <a:stretch>
-                      <a:fillRect/>
-                    </a:stretch>
-                  </pic:blipFill>
-                  <pic:spPr>
-                    <a:xfrm>
-                      <a:off x="0" y="0"/>
-                      <a:ext cx="5852160" cy="1575582"/>
-                    </a:xfrm>
-                    <a:prstGeom prst="rect"/>
-                  </pic:spPr>
-                </pic:pic>
-              </a:graphicData>
-            </a:graphic>
-          </wp:inline>
-        </w:drawing>
-      </w:r>
-    </w:p>
-    <w:p>
-      <w:r>
-        <w:rPr>
-          <w:rFonts w:ascii="Georgia" w:hAnsi="Georgia"/>
-          <w:i/>
-          <w:sz w:val="18"/>
-        </w:rPr>
-        <w:t>Figure 1. Settled dynamics of the mechanistic network: dilute, and at 5% and 10% w/v PEG 8000. The amplitude shrinks and the cycle approaches the fixed point as crowding increases.</w:t>
+        <w:rPr>
+          <w:rFonts w:ascii="Georgia" w:hAnsi="Georgia"/>
+          <w:b/>
+          <w:i w:val="0"/>
+          <w:sz w:val="21"/>
+        </w:rPr>
+        <w:t>k</w:t>
+      </w:r>
+      <w:r>
+        <w:rPr>
+          <w:rFonts w:ascii="Georgia" w:hAnsi="Georgia"/>
+          <w:b/>
+          <w:i w:val="0"/>
+          <w:sz w:val="21"/>
+          <w:vertAlign w:val="subscript"/>
+        </w:rPr>
+        <w:t>on</w:t>
+      </w:r>
+      <w:r>
+        <w:rPr>
+          <w:rFonts w:ascii="Georgia" w:hAnsi="Georgia"/>
+          <w:b/>
+          <w:i w:val="0"/>
+          <w:sz w:val="21"/>
+        </w:rPr>
+        <w:t>, k</w:t>
+      </w:r>
+      <w:r>
+        <w:rPr>
+          <w:rFonts w:ascii="Georgia" w:hAnsi="Georgia"/>
+          <w:b/>
+          <w:i w:val="0"/>
+          <w:sz w:val="21"/>
+          <w:vertAlign w:val="subscript"/>
+        </w:rPr>
+        <w:t>off</w:t>
+      </w:r>
+      <w:r>
+        <w:rPr>
+          <w:rFonts w:ascii="Georgia" w:hAnsi="Georgia"/>
+          <w:b/>
+          <w:i w:val="0"/>
+          <w:sz w:val="21"/>
+        </w:rPr>
+        <w:t>, k</w:t>
+      </w:r>
+      <w:r>
+        <w:rPr>
+          <w:rFonts w:ascii="Georgia" w:hAnsi="Georgia"/>
+          <w:b/>
+          <w:i w:val="0"/>
+          <w:sz w:val="21"/>
+          <w:vertAlign w:val="subscript"/>
+        </w:rPr>
+        <w:t>cat</w:t>
+      </w:r>
+      <w:r>
+        <w:rPr>
+          <w:rFonts w:ascii="Georgia" w:hAnsi="Georgia"/>
+          <w:b/>
+          <w:i w:val="0"/>
+          <w:sz w:val="21"/>
+        </w:rPr>
+        <w:t xml:space="preserve">:  </w:t>
+      </w:r>
+      <w:r>
+        <w:rPr>
+          <w:rFonts w:ascii="Georgia" w:hAnsi="Georgia"/>
+          <w:b w:val="0"/>
+          <w:i w:val="0"/>
+          <w:sz w:val="21"/>
+        </w:rPr>
+        <w:t>the on-rate (how fast two molecules bind), the off-rate (how fast a complex falls back apart), and the catalytic rate (how fast a bound complex does its chemistry). The superscript names which pair it belongs to.</w:t>
       </w:r>
     </w:p>
     <w:p>
       <w:pPr>
-        <w:jc w:val="center"/>
+        <w:pStyle w:val="ListBullet"/>
       </w:pPr>
       <w:r>
-        <w:drawing>
-          <wp:inline xmlns:a="http://schemas.openxmlformats.org/drawingml/2006/main" xmlns:pic="http://schemas.openxmlformats.org/drawingml/2006/picture">
-            <wp:extent cx="5852160" cy="2243328"/>
-            <wp:docPr id="2" name="Picture 2"/>
-            <wp:cNvGraphicFramePr>
-              <a:graphicFrameLocks noChangeAspect="1"/>
-            </wp:cNvGraphicFramePr>
-            <a:graphic>
-              <a:graphicData uri="http://schemas.openxmlformats.org/drawingml/2006/picture">
-                <pic:pic>
-                  <pic:nvPicPr>
-                    <pic:cNvPr id="0" name="mechanistic_predictions.png"/>
-                    <pic:cNvPicPr/>
-                  </pic:nvPicPr>
-                  <pic:blipFill>
-                    <a:blip r:embed="rId10"/>
-                    <a:stretch>
-                      <a:fillRect/>
-                    </a:stretch>
-                  </pic:blipFill>
-                  <pic:spPr>
-                    <a:xfrm>
-                      <a:off x="0" y="0"/>
-                      <a:ext cx="5852160" cy="2243328"/>
-                    </a:xfrm>
-                    <a:prstGeom prst="rect"/>
-                  </pic:spPr>
-                </pic:pic>
-              </a:graphicData>
-            </a:graphic>
-          </wp:inline>
-        </w:drawing>
-      </w:r>
-    </w:p>
-    <w:p>
-      <w:r>
-        <w:rPr>
-          <w:rFonts w:ascii="Georgia" w:hAnsi="Georgia"/>
-          <w:i/>
-          <w:sz w:val="18"/>
-        </w:rPr>
-        <w:t>Figure 2. Predicted period (left) and predator amplitude (right) vs crowder concentration. PEG 8000 crosses the Hopf boundary (amplitude → 0) near 10–11% w/v; Ficoll 400 keeps oscillating throughout.</w:t>
-      </w:r>
-    </w:p>
-    <w:tbl>
-      <w:tblPr>
-        <w:tblStyle w:val="LightGrid-Accent1"/>
-        <w:tblW w:type="auto" w:w="0"/>
-        <w:jc w:val="center"/>
-        <w:tblLook w:firstColumn="1" w:firstRow="1" w:lastColumn="0" w:lastRow="0" w:noHBand="0" w:noVBand="1" w:val="04A0"/>
-      </w:tblPr>
-      <w:tblGrid>
-        <w:gridCol w:w="2160"/>
-        <w:gridCol w:w="2160"/>
-        <w:gridCol w:w="2160"/>
-        <w:gridCol w:w="2160"/>
-      </w:tblGrid>
-      <w:tr>
-        <w:tc>
-          <w:tcPr>
-            <w:tcW w:type="dxa" w:w="2880"/>
-          </w:tcPr>
-          <w:p>
-            <w:r/>
-            <w:r>
-              <w:rPr>
-                <w:rFonts w:ascii="Georgia" w:hAnsi="Georgia"/>
-                <w:b/>
-                <w:sz w:val="18"/>
-              </w:rPr>
-              <w:t>Condition</w:t>
-            </w:r>
-          </w:p>
-        </w:tc>
-        <w:tc>
-          <w:tcPr>
-            <w:tcW w:type="dxa" w:w="1872"/>
-          </w:tcPr>
-          <w:p>
-            <w:r/>
-            <w:r>
-              <w:rPr>
-                <w:rFonts w:ascii="Georgia" w:hAnsi="Georgia"/>
-                <w:b/>
-                <w:sz w:val="18"/>
-              </w:rPr>
-              <w:t>Period (min)</w:t>
-            </w:r>
-          </w:p>
-        </w:tc>
-        <w:tc>
-          <w:tcPr>
-            <w:tcW w:type="dxa" w:w="2304"/>
-          </w:tcPr>
-          <w:p>
-            <w:r/>
-            <w:r>
-              <w:rPr>
-                <w:rFonts w:ascii="Georgia" w:hAnsi="Georgia"/>
-                <w:b/>
-                <w:sz w:val="18"/>
-              </w:rPr>
-              <w:t>Predator amp (nM)</w:t>
-            </w:r>
-          </w:p>
-        </w:tc>
-        <w:tc>
-          <w:tcPr>
-            <w:tcW w:type="dxa" w:w="2448"/>
-          </w:tcPr>
-          <w:p>
-            <w:r/>
-            <w:r>
-              <w:rPr>
-                <w:rFonts w:ascii="Georgia" w:hAnsi="Georgia"/>
-                <w:b/>
-                <w:sz w:val="18"/>
-              </w:rPr>
-              <w:t>Oscillating?</w:t>
-            </w:r>
-          </w:p>
-        </w:tc>
-      </w:tr>
-      <w:tr>
-        <w:tc>
-          <w:tcPr>
-            <w:tcW w:type="dxa" w:w="2880"/>
-          </w:tcPr>
-          <w:p>
-            <w:r/>
-            <w:r>
-              <w:rPr>
-                <w:rFonts w:ascii="Georgia" w:hAnsi="Georgia"/>
-                <w:sz w:val="17"/>
-              </w:rPr>
-              <w:t>Dilute</w:t>
-            </w:r>
-          </w:p>
-        </w:tc>
-        <w:tc>
-          <w:tcPr>
-            <w:tcW w:type="dxa" w:w="1872"/>
-          </w:tcPr>
-          <w:p>
-            <w:r/>
-            <w:r>
-              <w:rPr>
-                <w:rFonts w:ascii="Georgia" w:hAnsi="Georgia"/>
-                <w:sz w:val="17"/>
-              </w:rPr>
-              <w:t>90</w:t>
-            </w:r>
-          </w:p>
-        </w:tc>
-        <w:tc>
-          <w:tcPr>
-            <w:tcW w:type="dxa" w:w="2304"/>
-          </w:tcPr>
-          <w:p>
-            <w:r/>
-            <w:r>
-              <w:rPr>
-                <w:rFonts w:ascii="Georgia" w:hAnsi="Georgia"/>
-                <w:sz w:val="17"/>
-              </w:rPr>
-              <w:t>132</w:t>
-            </w:r>
-          </w:p>
-        </w:tc>
-        <w:tc>
-          <w:tcPr>
-            <w:tcW w:type="dxa" w:w="2448"/>
-          </w:tcPr>
-          <w:p>
-            <w:r/>
-            <w:r>
-              <w:rPr>
-                <w:rFonts w:ascii="Georgia" w:hAnsi="Georgia"/>
-                <w:sz w:val="17"/>
-              </w:rPr>
-              <w:t>yes (robust)</w:t>
-            </w:r>
-          </w:p>
-        </w:tc>
-      </w:tr>
-      <w:tr>
-        <w:tc>
-          <w:tcPr>
-            <w:tcW w:type="dxa" w:w="2880"/>
-          </w:tcPr>
-          <w:p>
-            <w:r/>
-            <w:r>
-              <w:rPr>
-                <w:rFonts w:ascii="Georgia" w:hAnsi="Georgia"/>
-                <w:sz w:val="17"/>
-              </w:rPr>
-              <w:t>5% w/v PEG 8000</w:t>
-            </w:r>
-          </w:p>
-        </w:tc>
-        <w:tc>
-          <w:tcPr>
-            <w:tcW w:type="dxa" w:w="1872"/>
-          </w:tcPr>
-          <w:p>
-            <w:r/>
-            <w:r>
-              <w:rPr>
-                <w:rFonts w:ascii="Georgia" w:hAnsi="Georgia"/>
-                <w:sz w:val="17"/>
-              </w:rPr>
-              <w:t>78</w:t>
-            </w:r>
-          </w:p>
-        </w:tc>
-        <w:tc>
-          <w:tcPr>
-            <w:tcW w:type="dxa" w:w="2304"/>
-          </w:tcPr>
-          <w:p>
-            <w:r/>
-            <w:r>
-              <w:rPr>
-                <w:rFonts w:ascii="Georgia" w:hAnsi="Georgia"/>
-                <w:sz w:val="17"/>
-              </w:rPr>
-              <w:t>76</w:t>
-            </w:r>
-          </w:p>
-        </w:tc>
-        <w:tc>
-          <w:tcPr>
-            <w:tcW w:type="dxa" w:w="2448"/>
-          </w:tcPr>
-          <w:p>
-            <w:r/>
-            <w:r>
-              <w:rPr>
-                <w:rFonts w:ascii="Georgia" w:hAnsi="Georgia"/>
-                <w:sz w:val="17"/>
-              </w:rPr>
-              <w:t>yes</w:t>
-            </w:r>
-          </w:p>
-        </w:tc>
-      </w:tr>
-      <w:tr>
-        <w:tc>
-          <w:tcPr>
-            <w:tcW w:type="dxa" w:w="2880"/>
-          </w:tcPr>
-          <w:p>
-            <w:r/>
-            <w:r>
-              <w:rPr>
-                <w:rFonts w:ascii="Georgia" w:hAnsi="Georgia"/>
-                <w:sz w:val="17"/>
-              </w:rPr>
-              <w:t>8% w/v PEG 8000</w:t>
-            </w:r>
-          </w:p>
-        </w:tc>
-        <w:tc>
-          <w:tcPr>
-            <w:tcW w:type="dxa" w:w="1872"/>
-          </w:tcPr>
-          <w:p>
-            <w:r/>
-            <w:r>
-              <w:rPr>
-                <w:rFonts w:ascii="Georgia" w:hAnsi="Georgia"/>
-                <w:sz w:val="17"/>
-              </w:rPr>
-              <w:t>73</w:t>
-            </w:r>
-          </w:p>
-        </w:tc>
-        <w:tc>
-          <w:tcPr>
-            <w:tcW w:type="dxa" w:w="2304"/>
-          </w:tcPr>
-          <w:p>
-            <w:r/>
-            <w:r>
-              <w:rPr>
-                <w:rFonts w:ascii="Georgia" w:hAnsi="Georgia"/>
-                <w:sz w:val="17"/>
-              </w:rPr>
-              <w:t>19</w:t>
-            </w:r>
-          </w:p>
-        </w:tc>
-        <w:tc>
-          <w:tcPr>
-            <w:tcW w:type="dxa" w:w="2448"/>
-          </w:tcPr>
-          <w:p>
-            <w:r/>
-            <w:r>
-              <w:rPr>
-                <w:rFonts w:ascii="Georgia" w:hAnsi="Georgia"/>
-                <w:sz w:val="17"/>
-              </w:rPr>
-              <w:t>yes, near boundary</w:t>
-            </w:r>
-          </w:p>
-        </w:tc>
-      </w:tr>
-      <w:tr>
-        <w:tc>
-          <w:tcPr>
-            <w:tcW w:type="dxa" w:w="2880"/>
-          </w:tcPr>
-          <w:p>
-            <w:r/>
-            <w:r>
-              <w:rPr>
-                <w:rFonts w:ascii="Georgia" w:hAnsi="Georgia"/>
-                <w:sz w:val="17"/>
-              </w:rPr>
-              <w:t>~11% w/v PEG 8000</w:t>
-            </w:r>
-          </w:p>
-        </w:tc>
-        <w:tc>
-          <w:tcPr>
-            <w:tcW w:type="dxa" w:w="1872"/>
-          </w:tcPr>
-          <w:p>
-            <w:r/>
-            <w:r>
-              <w:rPr>
-                <w:rFonts w:ascii="Georgia" w:hAnsi="Georgia"/>
-                <w:sz w:val="17"/>
-              </w:rPr>
-              <w:t>—</w:t>
-            </w:r>
-          </w:p>
-        </w:tc>
-        <w:tc>
-          <w:tcPr>
-            <w:tcW w:type="dxa" w:w="2304"/>
-          </w:tcPr>
-          <w:p>
-            <w:r/>
-            <w:r>
-              <w:rPr>
-                <w:rFonts w:ascii="Georgia" w:hAnsi="Georgia"/>
-                <w:sz w:val="17"/>
-              </w:rPr>
-              <w:t>~0</w:t>
-            </w:r>
-          </w:p>
-        </w:tc>
-        <w:tc>
-          <w:tcPr>
-            <w:tcW w:type="dxa" w:w="2448"/>
-          </w:tcPr>
-          <w:p>
-            <w:r/>
-            <w:r>
-              <w:rPr>
-                <w:rFonts w:ascii="Georgia" w:hAnsi="Georgia"/>
-                <w:sz w:val="17"/>
-              </w:rPr>
-              <w:t>NO — Hopf crossing</w:t>
-            </w:r>
-          </w:p>
-        </w:tc>
-      </w:tr>
-      <w:tr>
-        <w:tc>
-          <w:tcPr>
-            <w:tcW w:type="dxa" w:w="2880"/>
-          </w:tcPr>
-          <w:p>
-            <w:r/>
-            <w:r>
-              <w:rPr>
-                <w:rFonts w:ascii="Georgia" w:hAnsi="Georgia"/>
-                <w:sz w:val="17"/>
-              </w:rPr>
-              <w:t>16% w/v Ficoll 400</w:t>
-            </w:r>
-          </w:p>
-        </w:tc>
-        <w:tc>
-          <w:tcPr>
-            <w:tcW w:type="dxa" w:w="1872"/>
-          </w:tcPr>
-          <w:p>
-            <w:r/>
-            <w:r>
-              <w:rPr>
-                <w:rFonts w:ascii="Georgia" w:hAnsi="Georgia"/>
-                <w:sz w:val="17"/>
-              </w:rPr>
-              <w:t>69</w:t>
-            </w:r>
-          </w:p>
-        </w:tc>
-        <w:tc>
-          <w:tcPr>
-            <w:tcW w:type="dxa" w:w="2304"/>
-          </w:tcPr>
-          <w:p>
-            <w:r/>
-            <w:r>
-              <w:rPr>
-                <w:rFonts w:ascii="Georgia" w:hAnsi="Georgia"/>
-                <w:sz w:val="17"/>
-              </w:rPr>
-              <w:t>38</w:t>
-            </w:r>
-          </w:p>
-        </w:tc>
-        <w:tc>
-          <w:tcPr>
-            <w:tcW w:type="dxa" w:w="2448"/>
-          </w:tcPr>
-          <w:p>
-            <w:r/>
-            <w:r>
-              <w:rPr>
-                <w:rFonts w:ascii="Georgia" w:hAnsi="Georgia"/>
-                <w:sz w:val="17"/>
-              </w:rPr>
-              <w:t>yes (still oscillating)</w:t>
-            </w:r>
-          </w:p>
-        </w:tc>
-      </w:tr>
-    </w:tbl>
-    <w:p>
-      <w:r>
-        <w:rPr>
-          <w:rFonts w:ascii="Georgia" w:hAnsi="Georgia"/>
+        <w:rPr>
+          <w:rFonts w:ascii="Georgia" w:hAnsi="Georgia"/>
+          <w:b/>
           <w:i w:val="0"/>
           <w:sz w:val="21"/>
         </w:rPr>
-      </w:r>
-    </w:p>
-    <w:p>
-      <w:r>
-        <w:rPr>
-          <w:rFonts w:ascii="Georgia" w:hAnsi="Georgia"/>
+        <w:t xml:space="preserve">lambda_N, lambda_P:  </w:t>
+      </w:r>
+      <w:r>
+        <w:rPr>
+          <w:rFonts w:ascii="Georgia" w:hAnsi="Georgia"/>
+          <w:b w:val="0"/>
           <w:i w:val="0"/>
           <w:sz w:val="21"/>
         </w:rPr>
-        <w:t>The single most testable claims for the wet lab: (1) crowding shortens the period; (2) PEG 8000 abolishes oscillation near ~10–11% w/v; (3) at equal volume fraction Ficoll 400 is far milder and preserves oscillation. Predicting the period and the Hopf concentration across crowder identity and molecular weight — from physical primitives rather than a direct fit — is the benchmark the literature recommends.</w:t>
+        <w:t>a small template-independent background synthesis of prey and predator (a 'leak'). This is not mass from nowhere: the polymerase builds these strands de novo from the dNTP fuel supplied in the buffer, exactly as it does for templated growth. It is tiny next to the roughly 130 nM swings but it keeps the rhythm from collapsing (Section 8).</w:t>
       </w:r>
     </w:p>
     <w:p>
       <w:pPr>
-        <w:pStyle w:val="Heading1"/>
+        <w:pStyle w:val="ListBullet"/>
       </w:pPr>
       <w:r>
         <w:rPr>
           <w:rFonts w:ascii="Georgia" w:hAnsi="Georgia"/>
-          <w:color w:val="1F3A5F"/>
-        </w:rPr>
-        <w:t>10.  Reduction to the two-variable model (simplify if needed)</w:t>
+          <w:b/>
+          <w:i w:val="0"/>
+          <w:sz w:val="21"/>
+        </w:rPr>
+        <w:t>rec, G</w:t>
+      </w:r>
+      <w:r>
+        <w:rPr>
+          <w:rFonts w:ascii="Georgia" w:hAnsi="Georgia"/>
+          <w:b/>
+          <w:i w:val="0"/>
+          <w:sz w:val="21"/>
+          <w:vertAlign w:val="subscript"/>
+        </w:rPr>
+        <w:t>tot</w:t>
+      </w:r>
+      <w:r>
+        <w:rPr>
+          <w:rFonts w:ascii="Georgia" w:hAnsi="Georgia"/>
+          <w:b/>
+          <w:i w:val="0"/>
+          <w:sz w:val="21"/>
+        </w:rPr>
+        <w:t xml:space="preserve">:  </w:t>
+      </w:r>
+      <w:r>
+        <w:rPr>
+          <w:rFonts w:ascii="Georgia" w:hAnsi="Georgia"/>
+          <w:b w:val="0"/>
+          <w:i w:val="0"/>
+          <w:sz w:val="21"/>
+        </w:rPr>
+        <w:t>the total exonuclease and total template put into the tube (fixed numbers, not variables).</w:t>
       </w:r>
     </w:p>
     <w:p>
-      <w:r>
-        <w:rPr>
-          <w:rFonts w:ascii="Georgia" w:hAnsi="Georgia"/>
+      <w:pPr>
+        <w:pStyle w:val="Heading2"/>
+      </w:pPr>
+      <w:r>
+        <w:rPr>
+          <w:rFonts w:ascii="Georgia" w:hAnsi="Georgia"/>
+          <w:color w:val="1F3A5F"/>
+        </w:rPr>
+        <w:t>2.2  What each term in the prey and predator equations means</w:t>
+      </w:r>
+    </w:p>
+    <w:p>
+      <w:r>
+        <w:rPr>
+          <w:rFonts w:ascii="Georgia" w:hAnsi="Georgia"/>
+          <w:b w:val="0"/>
           <w:i w:val="0"/>
           <w:sz w:val="21"/>
         </w:rPr>
-        <w:t>Applying the quasi-steady-state approximation to the four complexes and the free enzyme,</w:t>
+        <w:t>Take the prey equation dN/dt. Its terms come in groups, one group per thing prey can do:</w:t>
+      </w:r>
+    </w:p>
+    <w:p>
+      <w:pPr>
+        <w:pStyle w:val="ListBullet"/>
+      </w:pPr>
+      <w:r>
+        <w:rPr>
+          <w:rFonts w:ascii="Georgia" w:hAnsi="Georgia"/>
+          <w:b/>
+          <w:i w:val="0"/>
+          <w:sz w:val="21"/>
+        </w:rPr>
+        <w:t xml:space="preserve">With template (bind/unbind):  </w:t>
+      </w:r>
+      <w:r>
+        <w:rPr>
+          <w:rFonts w:ascii="Georgia" w:hAnsi="Georgia"/>
+          <w:b w:val="0"/>
+          <w:i w:val="0"/>
+          <w:sz w:val="21"/>
+        </w:rPr>
+        <w:t>prey binds the template and leaves the free pool (-k</w:t>
+      </w:r>
+      <w:r>
+        <w:rPr>
+          <w:rFonts w:ascii="Georgia" w:hAnsi="Georgia"/>
+          <w:b w:val="0"/>
+          <w:i w:val="0"/>
+          <w:sz w:val="21"/>
+          <w:vertAlign w:val="subscript"/>
+        </w:rPr>
+        <w:t>on</w:t>
+      </w:r>
+      <w:r>
+        <w:rPr>
+          <w:rFonts w:ascii="Georgia" w:hAnsi="Georgia"/>
+          <w:b w:val="0"/>
+          <w:i w:val="0"/>
+          <w:sz w:val="21"/>
+          <w:vertAlign w:val="superscript"/>
+        </w:rPr>
+        <w:t>NG</w:t>
+      </w:r>
+      <w:r>
+        <w:rPr>
+          <w:rFonts w:ascii="Georgia" w:hAnsi="Georgia"/>
+          <w:b w:val="0"/>
+          <w:i w:val="0"/>
+          <w:sz w:val="21"/>
+        </w:rPr>
+        <w:t>NG), or that complex falls back apart and returns the prey (+k</w:t>
+      </w:r>
+      <w:r>
+        <w:rPr>
+          <w:rFonts w:ascii="Georgia" w:hAnsi="Georgia"/>
+          <w:b w:val="0"/>
+          <w:i w:val="0"/>
+          <w:sz w:val="21"/>
+          <w:vertAlign w:val="subscript"/>
+        </w:rPr>
+        <w:t>off</w:t>
+      </w:r>
+      <w:r>
+        <w:rPr>
+          <w:rFonts w:ascii="Georgia" w:hAnsi="Georgia"/>
+          <w:b w:val="0"/>
+          <w:i w:val="0"/>
+          <w:sz w:val="21"/>
+          <w:vertAlign w:val="superscript"/>
+        </w:rPr>
+        <w:t>NG</w:t>
+      </w:r>
+      <w:r>
+        <w:rPr>
+          <w:rFonts w:ascii="Georgia" w:hAnsi="Georgia"/>
+          <w:b w:val="0"/>
+          <w:i w:val="0"/>
+          <w:sz w:val="21"/>
+        </w:rPr>
+        <w:t>C</w:t>
+      </w:r>
+      <w:r>
+        <w:rPr>
+          <w:rFonts w:ascii="Georgia" w:hAnsi="Georgia"/>
+          <w:b w:val="0"/>
+          <w:i w:val="0"/>
+          <w:sz w:val="21"/>
+          <w:vertAlign w:val="subscript"/>
+        </w:rPr>
+        <w:t>NG</w:t>
+      </w:r>
+      <w:r>
+        <w:rPr>
+          <w:rFonts w:ascii="Georgia" w:hAnsi="Georgia"/>
+          <w:b w:val="0"/>
+          <w:i w:val="0"/>
+          <w:sz w:val="21"/>
+        </w:rPr>
+        <w:t>).</w:t>
+      </w:r>
+    </w:p>
+    <w:p>
+      <w:pPr>
+        <w:pStyle w:val="ListBullet"/>
+      </w:pPr>
+      <w:r>
+        <w:rPr>
+          <w:rFonts w:ascii="Georgia" w:hAnsi="Georgia"/>
+          <w:b/>
+          <w:i w:val="0"/>
+          <w:sz w:val="21"/>
+        </w:rPr>
+        <w:t>Growth (+2k</w:t>
+      </w:r>
+      <w:r>
+        <w:rPr>
+          <w:rFonts w:ascii="Georgia" w:hAnsi="Georgia"/>
+          <w:b/>
+          <w:i w:val="0"/>
+          <w:sz w:val="21"/>
+          <w:vertAlign w:val="subscript"/>
+        </w:rPr>
+        <w:t>cat</w:t>
+      </w:r>
+      <w:r>
+        <w:rPr>
+          <w:rFonts w:ascii="Georgia" w:hAnsi="Georgia"/>
+          <w:b/>
+          <w:i w:val="0"/>
+          <w:sz w:val="21"/>
+          <w:vertAlign w:val="superscript"/>
+        </w:rPr>
+        <w:t>g</w:t>
+      </w:r>
+      <w:r>
+        <w:rPr>
+          <w:rFonts w:ascii="Georgia" w:hAnsi="Georgia"/>
+          <w:b/>
+          <w:i w:val="0"/>
+          <w:sz w:val="21"/>
+        </w:rPr>
+        <w:t>C</w:t>
+      </w:r>
+      <w:r>
+        <w:rPr>
+          <w:rFonts w:ascii="Georgia" w:hAnsi="Georgia"/>
+          <w:b/>
+          <w:i w:val="0"/>
+          <w:sz w:val="21"/>
+          <w:vertAlign w:val="subscript"/>
+        </w:rPr>
+        <w:t>NG</w:t>
+      </w:r>
+      <w:r>
+        <w:rPr>
+          <w:rFonts w:ascii="Georgia" w:hAnsi="Georgia"/>
+          <w:b/>
+          <w:i w:val="0"/>
+          <w:sz w:val="21"/>
+        </w:rPr>
+        <w:t xml:space="preserve">):  </w:t>
+      </w:r>
+      <w:r>
+        <w:rPr>
+          <w:rFonts w:ascii="Georgia" w:hAnsi="Georgia"/>
+          <w:b w:val="0"/>
+          <w:i w:val="0"/>
+          <w:sz w:val="21"/>
+        </w:rPr>
+        <w:t>the polymerase and nickase copy the bound prey and release the product as two strands. One prey went in, two come out, so this is the net growth of prey.</w:t>
+      </w:r>
+    </w:p>
+    <w:p>
+      <w:pPr>
+        <w:pStyle w:val="ListBullet"/>
+      </w:pPr>
+      <w:r>
+        <w:rPr>
+          <w:rFonts w:ascii="Georgia" w:hAnsi="Georgia"/>
+          <w:b/>
+          <w:i w:val="0"/>
+          <w:sz w:val="21"/>
+        </w:rPr>
+        <w:t xml:space="preserve">With predator:  </w:t>
+      </w:r>
+      <w:r>
+        <w:rPr>
+          <w:rFonts w:ascii="Georgia" w:hAnsi="Georgia"/>
+          <w:b w:val="0"/>
+          <w:i w:val="0"/>
+          <w:sz w:val="21"/>
+        </w:rPr>
+        <w:t>prey binds and unbinds the predator, because the predator uses prey as its template (-k</w:t>
+      </w:r>
+      <w:r>
+        <w:rPr>
+          <w:rFonts w:ascii="Georgia" w:hAnsi="Georgia"/>
+          <w:b w:val="0"/>
+          <w:i w:val="0"/>
+          <w:sz w:val="21"/>
+          <w:vertAlign w:val="subscript"/>
+        </w:rPr>
+        <w:t>on</w:t>
+      </w:r>
+      <w:r>
+        <w:rPr>
+          <w:rFonts w:ascii="Georgia" w:hAnsi="Georgia"/>
+          <w:b w:val="0"/>
+          <w:i w:val="0"/>
+          <w:sz w:val="21"/>
+          <w:vertAlign w:val="superscript"/>
+        </w:rPr>
+        <w:t>NP</w:t>
+      </w:r>
+      <w:r>
+        <w:rPr>
+          <w:rFonts w:ascii="Georgia" w:hAnsi="Georgia"/>
+          <w:b w:val="0"/>
+          <w:i w:val="0"/>
+          <w:sz w:val="21"/>
+        </w:rPr>
+        <w:t>NP + k</w:t>
+      </w:r>
+      <w:r>
+        <w:rPr>
+          <w:rFonts w:ascii="Georgia" w:hAnsi="Georgia"/>
+          <w:b w:val="0"/>
+          <w:i w:val="0"/>
+          <w:sz w:val="21"/>
+          <w:vertAlign w:val="subscript"/>
+        </w:rPr>
+        <w:t>off</w:t>
+      </w:r>
+      <w:r>
+        <w:rPr>
+          <w:rFonts w:ascii="Georgia" w:hAnsi="Georgia"/>
+          <w:b w:val="0"/>
+          <w:i w:val="0"/>
+          <w:sz w:val="21"/>
+          <w:vertAlign w:val="superscript"/>
+        </w:rPr>
+        <w:t>NP</w:t>
+      </w:r>
+      <w:r>
+        <w:rPr>
+          <w:rFonts w:ascii="Georgia" w:hAnsi="Georgia"/>
+          <w:b w:val="0"/>
+          <w:i w:val="0"/>
+          <w:sz w:val="21"/>
+        </w:rPr>
+        <w:t>C</w:t>
+      </w:r>
+      <w:r>
+        <w:rPr>
+          <w:rFonts w:ascii="Georgia" w:hAnsi="Georgia"/>
+          <w:b w:val="0"/>
+          <w:i w:val="0"/>
+          <w:sz w:val="21"/>
+          <w:vertAlign w:val="subscript"/>
+        </w:rPr>
+        <w:t>NP</w:t>
+      </w:r>
+      <w:r>
+        <w:rPr>
+          <w:rFonts w:ascii="Georgia" w:hAnsi="Georgia"/>
+          <w:b w:val="0"/>
+          <w:i w:val="0"/>
+          <w:sz w:val="21"/>
+        </w:rPr>
+        <w:t>). Prey is consumed when this complex goes on to make predator (in the predator equation).</w:t>
+      </w:r>
+    </w:p>
+    <w:p>
+      <w:pPr>
+        <w:pStyle w:val="ListBullet"/>
+      </w:pPr>
+      <w:r>
+        <w:rPr>
+          <w:rFonts w:ascii="Georgia" w:hAnsi="Georgia"/>
+          <w:b/>
+          <w:i w:val="0"/>
+          <w:sz w:val="21"/>
+        </w:rPr>
+        <w:t xml:space="preserve">With the enzyme:  </w:t>
+      </w:r>
+      <w:r>
+        <w:rPr>
+          <w:rFonts w:ascii="Georgia" w:hAnsi="Georgia"/>
+          <w:b w:val="0"/>
+          <w:i w:val="0"/>
+          <w:sz w:val="21"/>
+        </w:rPr>
+        <w:t>prey binds and unbinds the exonuclease before being cut (-k</w:t>
+      </w:r>
+      <w:r>
+        <w:rPr>
+          <w:rFonts w:ascii="Georgia" w:hAnsi="Georgia"/>
+          <w:b w:val="0"/>
+          <w:i w:val="0"/>
+          <w:sz w:val="21"/>
+          <w:vertAlign w:val="subscript"/>
+        </w:rPr>
+        <w:t>on</w:t>
+      </w:r>
+      <w:r>
+        <w:rPr>
+          <w:rFonts w:ascii="Georgia" w:hAnsi="Georgia"/>
+          <w:b w:val="0"/>
+          <w:i w:val="0"/>
+          <w:sz w:val="21"/>
+          <w:vertAlign w:val="superscript"/>
+        </w:rPr>
+        <w:t>eN</w:t>
+      </w:r>
+      <w:r>
+        <w:rPr>
+          <w:rFonts w:ascii="Georgia" w:hAnsi="Georgia"/>
+          <w:b w:val="0"/>
+          <w:i w:val="0"/>
+          <w:sz w:val="21"/>
+        </w:rPr>
+        <w:t>NE + k</w:t>
+      </w:r>
+      <w:r>
+        <w:rPr>
+          <w:rFonts w:ascii="Georgia" w:hAnsi="Georgia"/>
+          <w:b w:val="0"/>
+          <w:i w:val="0"/>
+          <w:sz w:val="21"/>
+          <w:vertAlign w:val="subscript"/>
+        </w:rPr>
+        <w:t>off</w:t>
+      </w:r>
+      <w:r>
+        <w:rPr>
+          <w:rFonts w:ascii="Georgia" w:hAnsi="Georgia"/>
+          <w:b w:val="0"/>
+          <w:i w:val="0"/>
+          <w:sz w:val="21"/>
+          <w:vertAlign w:val="superscript"/>
+        </w:rPr>
+        <w:t>eN</w:t>
+      </w:r>
+      <w:r>
+        <w:rPr>
+          <w:rFonts w:ascii="Georgia" w:hAnsi="Georgia"/>
+          <w:b w:val="0"/>
+          <w:i w:val="0"/>
+          <w:sz w:val="21"/>
+        </w:rPr>
+        <w:t>C</w:t>
+      </w:r>
+      <w:r>
+        <w:rPr>
+          <w:rFonts w:ascii="Georgia" w:hAnsi="Georgia"/>
+          <w:b w:val="0"/>
+          <w:i w:val="0"/>
+          <w:sz w:val="21"/>
+          <w:vertAlign w:val="subscript"/>
+        </w:rPr>
+        <w:t>NE</w:t>
+      </w:r>
+      <w:r>
+        <w:rPr>
+          <w:rFonts w:ascii="Georgia" w:hAnsi="Georgia"/>
+          <w:b w:val="0"/>
+          <w:i w:val="0"/>
+          <w:sz w:val="21"/>
+        </w:rPr>
+        <w:t>).</w:t>
+      </w:r>
+    </w:p>
+    <w:p>
+      <w:pPr>
+        <w:pStyle w:val="ListBullet"/>
+      </w:pPr>
+      <w:r>
+        <w:rPr>
+          <w:rFonts w:ascii="Georgia" w:hAnsi="Georgia"/>
+          <w:b/>
+          <w:i w:val="0"/>
+          <w:sz w:val="21"/>
+        </w:rPr>
+        <w:t xml:space="preserve">Leak:  </w:t>
+      </w:r>
+      <w:r>
+        <w:rPr>
+          <w:rFonts w:ascii="Georgia" w:hAnsi="Georgia"/>
+          <w:b w:val="0"/>
+          <w:i w:val="0"/>
+          <w:sz w:val="21"/>
+        </w:rPr>
+        <w:t>the small template-independent background synthesis, built by the polymerase from the dNTP fuel pool (+lambda_N).</w:t>
+      </w:r>
+    </w:p>
+    <w:p>
+      <w:r>
+        <w:rPr>
+          <w:rFonts w:ascii="Georgia" w:hAnsi="Georgia"/>
+          <w:b w:val="0"/>
+          <w:i w:val="0"/>
+          <w:sz w:val="21"/>
+        </w:rPr>
+        <w:t>The predator equation dP/dt reads the same way: it binds and unbinds prey and replicates (+2k</w:t>
+      </w:r>
+      <w:r>
+        <w:rPr>
+          <w:rFonts w:ascii="Georgia" w:hAnsi="Georgia"/>
+          <w:b w:val="0"/>
+          <w:i w:val="0"/>
+          <w:sz w:val="21"/>
+          <w:vertAlign w:val="subscript"/>
+        </w:rPr>
+        <w:t>cat</w:t>
+      </w:r>
+      <w:r>
+        <w:rPr>
+          <w:rFonts w:ascii="Georgia" w:hAnsi="Georgia"/>
+          <w:b w:val="0"/>
+          <w:i w:val="0"/>
+          <w:sz w:val="21"/>
+          <w:vertAlign w:val="superscript"/>
+        </w:rPr>
+        <w:t>p</w:t>
+      </w:r>
+      <w:r>
+        <w:rPr>
+          <w:rFonts w:ascii="Georgia" w:hAnsi="Georgia"/>
+          <w:b w:val="0"/>
+          <w:i w:val="0"/>
+          <w:sz w:val="21"/>
+        </w:rPr>
+        <w:t>C</w:t>
+      </w:r>
+      <w:r>
+        <w:rPr>
+          <w:rFonts w:ascii="Georgia" w:hAnsi="Georgia"/>
+          <w:b w:val="0"/>
+          <w:i w:val="0"/>
+          <w:sz w:val="21"/>
+          <w:vertAlign w:val="subscript"/>
+        </w:rPr>
+        <w:t>NP</w:t>
+      </w:r>
+      <w:r>
+        <w:rPr>
+          <w:rFonts w:ascii="Georgia" w:hAnsi="Georgia"/>
+          <w:b w:val="0"/>
+          <w:i w:val="0"/>
+          <w:sz w:val="21"/>
+        </w:rPr>
+        <w:t>, each event making two predator strands), binds and unbinds the enzyme (-k</w:t>
+      </w:r>
+      <w:r>
+        <w:rPr>
+          <w:rFonts w:ascii="Georgia" w:hAnsi="Georgia"/>
+          <w:b w:val="0"/>
+          <w:i w:val="0"/>
+          <w:sz w:val="21"/>
+          <w:vertAlign w:val="subscript"/>
+        </w:rPr>
+        <w:t>on</w:t>
+      </w:r>
+      <w:r>
+        <w:rPr>
+          <w:rFonts w:ascii="Georgia" w:hAnsi="Georgia"/>
+          <w:b w:val="0"/>
+          <w:i w:val="0"/>
+          <w:sz w:val="21"/>
+          <w:vertAlign w:val="superscript"/>
+        </w:rPr>
+        <w:t>eP</w:t>
+      </w:r>
+      <w:r>
+        <w:rPr>
+          <w:rFonts w:ascii="Georgia" w:hAnsi="Georgia"/>
+          <w:b w:val="0"/>
+          <w:i w:val="0"/>
+          <w:sz w:val="21"/>
+        </w:rPr>
+        <w:t>PE + k</w:t>
+      </w:r>
+      <w:r>
+        <w:rPr>
+          <w:rFonts w:ascii="Georgia" w:hAnsi="Georgia"/>
+          <w:b w:val="0"/>
+          <w:i w:val="0"/>
+          <w:sz w:val="21"/>
+          <w:vertAlign w:val="subscript"/>
+        </w:rPr>
+        <w:t>off</w:t>
+      </w:r>
+      <w:r>
+        <w:rPr>
+          <w:rFonts w:ascii="Georgia" w:hAnsi="Georgia"/>
+          <w:b w:val="0"/>
+          <w:i w:val="0"/>
+          <w:sz w:val="21"/>
+          <w:vertAlign w:val="superscript"/>
+        </w:rPr>
+        <w:t>eP</w:t>
+      </w:r>
+      <w:r>
+        <w:rPr>
+          <w:rFonts w:ascii="Georgia" w:hAnsi="Georgia"/>
+          <w:b w:val="0"/>
+          <w:i w:val="0"/>
+          <w:sz w:val="21"/>
+        </w:rPr>
+        <w:t>C</w:t>
+      </w:r>
+      <w:r>
+        <w:rPr>
+          <w:rFonts w:ascii="Georgia" w:hAnsi="Georgia"/>
+          <w:b w:val="0"/>
+          <w:i w:val="0"/>
+          <w:sz w:val="21"/>
+          <w:vertAlign w:val="subscript"/>
+        </w:rPr>
+        <w:t>PE</w:t>
+      </w:r>
+      <w:r>
+        <w:rPr>
+          <w:rFonts w:ascii="Georgia" w:hAnsi="Georgia"/>
+          <w:b w:val="0"/>
+          <w:i w:val="0"/>
+          <w:sz w:val="21"/>
+        </w:rPr>
+        <w:t>), and has its own leak (+lambda_P).</w:t>
+      </w:r>
+    </w:p>
+    <w:p>
+      <w:pPr>
+        <w:pStyle w:val="Heading2"/>
+      </w:pPr>
+      <w:r>
+        <w:rPr>
+          <w:rFonts w:ascii="Georgia" w:hAnsi="Georgia"/>
+          <w:color w:val="1F3A5F"/>
+        </w:rPr>
+        <w:t>2.3  What the complex equations mean</w:t>
+      </w:r>
+    </w:p>
+    <w:p>
+      <w:r>
+        <w:rPr>
+          <w:rFonts w:ascii="Georgia" w:hAnsi="Georgia"/>
+          <w:b w:val="0"/>
+          <w:i w:val="0"/>
+          <w:sz w:val="21"/>
+        </w:rPr>
+        <w:t>Each complex is made when its two partners bind, and is removed in two ways: it can simply fall apart, or it can react. So every complex follows the same shape, made minus (unbind plus react). For the prey on template:</w:t>
       </w:r>
     </w:p>
     <w:p>
@@ -3676,6 +2169,99 @@
         <w:jc w:val="center"/>
       </w:pPr>
       <m:oMath>
+        <m:f>
+          <m:fPr>
+            <m:type m:val="bar"/>
+          </m:fPr>
+          <m:num>
+            <m:r>
+              <m:t>d</m:t>
+            </m:r>
+            <m:sSub>
+              <m:e>
+                <m:r>
+                  <m:t>C</m:t>
+                </m:r>
+              </m:e>
+              <m:sub>
+                <m:r>
+                  <m:t>NG</m:t>
+                </m:r>
+              </m:sub>
+            </m:sSub>
+          </m:num>
+          <m:den>
+            <m:r>
+              <m:t>dt</m:t>
+            </m:r>
+          </m:den>
+        </m:f>
+        <m:r>
+          <m:t>=</m:t>
+        </m:r>
+        <m:sSubSup>
+          <m:e>
+            <m:r>
+              <m:t>k</m:t>
+            </m:r>
+          </m:e>
+          <m:sub>
+            <m:r>
+              <m:t>on</m:t>
+            </m:r>
+          </m:sub>
+          <m:sup>
+            <m:r>
+              <m:t>NG</m:t>
+            </m:r>
+          </m:sup>
+        </m:sSubSup>
+        <m:r>
+          <m:t>NG−</m:t>
+        </m:r>
+        <m:d>
+          <m:dPr>
+            <m:sepChr m:val="+"/>
+          </m:dPr>
+          <m:e>
+            <m:sSubSup>
+              <m:e>
+                <m:r>
+                  <m:t>k</m:t>
+                </m:r>
+              </m:e>
+              <m:sub>
+                <m:r>
+                  <m:t>off</m:t>
+                </m:r>
+              </m:sub>
+              <m:sup>
+                <m:r>
+                  <m:t>NG</m:t>
+                </m:r>
+              </m:sup>
+            </m:sSubSup>
+          </m:e>
+          <m:e>
+            <m:sSubSup>
+              <m:e>
+                <m:r>
+                  <m:t>k</m:t>
+                </m:r>
+              </m:e>
+              <m:sub>
+                <m:r>
+                  <m:t>cat</m:t>
+                </m:r>
+              </m:sub>
+              <m:sup>
+                <m:r>
+                  <m:t>g</m:t>
+                </m:r>
+              </m:sup>
+            </m:sSubSup>
+          </m:e>
+        </m:d>
         <m:sSub>
           <m:e>
             <m:r>
@@ -3688,119 +2274,1038 @@
             </m:r>
           </m:sub>
         </m:sSub>
+      </m:oMath>
+    </w:p>
+    <w:p>
+      <w:r>
+        <w:rPr>
+          <w:rFonts w:ascii="Georgia" w:hAnsi="Georgia"/>
+          <w:b w:val="0"/>
+          <w:i w:val="0"/>
+          <w:sz w:val="21"/>
+        </w:rPr>
+        <w:t>and the other three complexes are identical in form. The free enzyme is not its own equation; it is fixed at every instant by conservation, E = rec - C</w:t>
+      </w:r>
+      <w:r>
+        <w:rPr>
+          <w:rFonts w:ascii="Georgia" w:hAnsi="Georgia"/>
+          <w:b w:val="0"/>
+          <w:i w:val="0"/>
+          <w:sz w:val="21"/>
+          <w:vertAlign w:val="subscript"/>
+        </w:rPr>
+        <w:t>NE</w:t>
+      </w:r>
+      <w:r>
+        <w:rPr>
+          <w:rFonts w:ascii="Georgia" w:hAnsi="Georgia"/>
+          <w:b w:val="0"/>
+          <w:i w:val="0"/>
+          <w:sz w:val="21"/>
+        </w:rPr>
+        <w:t xml:space="preserve"> - C</w:t>
+      </w:r>
+      <w:r>
+        <w:rPr>
+          <w:rFonts w:ascii="Georgia" w:hAnsi="Georgia"/>
+          <w:b w:val="0"/>
+          <w:i w:val="0"/>
+          <w:sz w:val="21"/>
+          <w:vertAlign w:val="subscript"/>
+        </w:rPr>
+        <w:t>PE</w:t>
+      </w:r>
+      <w:r>
+        <w:rPr>
+          <w:rFonts w:ascii="Georgia" w:hAnsi="Georgia"/>
+          <w:b w:val="0"/>
+          <w:i w:val="0"/>
+          <w:sz w:val="21"/>
+        </w:rPr>
+        <w:t>, which is what makes the enzyme a shared, limited resource and drives the oscillation.</w:t>
+      </w:r>
+    </w:p>
+    <w:p>
+      <w:pPr>
+        <w:shd w:val="clear" w:fill="C47828"/>
+        <w:spacing w:before="160" w:after="40"/>
+      </w:pPr>
+      <w:r>
+        <w:rPr>
+          <w:rFonts w:ascii="Georgia" w:hAnsi="Georgia"/>
+          <w:b/>
+          <w:color w:val="FFFFFF"/>
+          <w:sz w:val="23"/>
+        </w:rPr>
+        <w:t xml:space="preserve">  How crowding enters: one number, the crowder volume fraction phi</w:t>
+      </w:r>
+    </w:p>
+    <w:p>
+      <w:r>
+        <w:rPr>
+          <w:rFonts w:ascii="Georgia" w:hAnsi="Georgia"/>
+          <w:b w:val="0"/>
+          <w:i w:val="0"/>
+          <w:sz w:val="21"/>
+        </w:rPr>
+        <w:t>Crowding is summarised by the volume fraction phi that the crowder occupies, set by its weight concentration C and specific volume v-bar:</w:t>
+      </w:r>
+    </w:p>
+    <w:p>
+      <w:pPr>
+        <w:spacing w:before="100" w:after="100"/>
+        <w:jc w:val="center"/>
+      </w:pPr>
+      <m:oMath>
+        <m:r>
+          <m:t>φ=</m:t>
+        </m:r>
+        <m:bar>
+          <m:barPr>
+            <m:pos m:val="top"/>
+          </m:barPr>
+          <m:e>
+            <m:r>
+              <m:t>v</m:t>
+            </m:r>
+          </m:e>
+        </m:bar>
+        <m:f>
+          <m:fPr>
+            <m:type m:val="bar"/>
+          </m:fPr>
+          <m:num>
+            <m:r>
+              <m:t>C</m:t>
+            </m:r>
+          </m:num>
+          <m:den>
+            <m:r>
+              <m:t>100</m:t>
+            </m:r>
+          </m:den>
+        </m:f>
+      </m:oMath>
+    </w:p>
+    <w:p>
+      <w:r>
+        <w:rPr>
+          <w:rFonts w:ascii="Georgia" w:hAnsi="Georgia"/>
+          <w:b w:val="0"/>
+          <w:i w:val="0"/>
+          <w:sz w:val="21"/>
+        </w:rPr>
+        <w:t>Every rate constant above is then the dilute value times physics that depends only on phi, the crowder size and chemical identity, and the molecules' sizes. Importantly, we do not assume the tube is at equilibrium: the model integrates the full kinetics above, and a binding strength K appears only as the ratio k</w:t>
+      </w:r>
+      <w:r>
+        <w:rPr>
+          <w:rFonts w:ascii="Georgia" w:hAnsi="Georgia"/>
+          <w:b w:val="0"/>
+          <w:i w:val="0"/>
+          <w:sz w:val="21"/>
+          <w:vertAlign w:val="subscript"/>
+        </w:rPr>
+        <w:t>on</w:t>
+      </w:r>
+      <w:r>
+        <w:rPr>
+          <w:rFonts w:ascii="Georgia" w:hAnsi="Georgia"/>
+          <w:b w:val="0"/>
+          <w:i w:val="0"/>
+          <w:sz w:val="21"/>
+        </w:rPr>
+        <w:t>/k</w:t>
+      </w:r>
+      <w:r>
+        <w:rPr>
+          <w:rFonts w:ascii="Georgia" w:hAnsi="Georgia"/>
+          <w:b w:val="0"/>
+          <w:i w:val="0"/>
+          <w:sz w:val="21"/>
+          <w:vertAlign w:val="subscript"/>
+        </w:rPr>
+        <w:t>off</w:t>
+      </w:r>
+      <w:r>
+        <w:rPr>
+          <w:rFonts w:ascii="Georgia" w:hAnsi="Georgia"/>
+          <w:b w:val="0"/>
+          <w:i w:val="0"/>
+          <w:sz w:val="21"/>
+        </w:rPr>
+        <w:t xml:space="preserve"> of a single reversible step, which crowding shifts. For each binding step that shift comes from three thermodynamic channels, and the on-rate slows by viscosity:</w:t>
+      </w:r>
+    </w:p>
+    <w:p>
+      <w:pPr>
+        <w:spacing w:before="100" w:after="100"/>
+        <w:jc w:val="center"/>
+      </w:pPr>
+      <m:oMath>
+        <m:r>
+          <m:t>K(φ)=</m:t>
+        </m:r>
+        <m:sSup>
+          <m:e>
+            <m:r>
+              <m:t>K</m:t>
+            </m:r>
+          </m:e>
+          <m:sup>
+            <m:r>
+              <m:t>0</m:t>
+            </m:r>
+          </m:sup>
+        </m:sSup>
+        <m:r>
+          <m:rPr>
+            <m:sty m:val="p"/>
+          </m:rPr>
+          <m:t>exp</m:t>
+        </m:r>
+        <m:d>
+          <m:dPr>
+            <m:sepChr m:val="−"/>
+          </m:dPr>
+          <m:e/>
+          <m:e>
+            <m:f>
+              <m:fPr>
+                <m:type m:val="bar"/>
+              </m:fPr>
+              <m:num>
+                <m:r>
+                  <m:t>ΔΔ</m:t>
+                </m:r>
+                <m:sSub>
+                  <m:e>
+                    <m:r>
+                      <m:t>G</m:t>
+                    </m:r>
+                  </m:e>
+                  <m:sub>
+                    <m:r>
+                      <m:t>EV</m:t>
+                    </m:r>
+                  </m:sub>
+                </m:sSub>
+                <m:r>
+                  <m:t>+ΔΔ</m:t>
+                </m:r>
+                <m:sSub>
+                  <m:e>
+                    <m:r>
+                      <m:t>G</m:t>
+                    </m:r>
+                  </m:e>
+                  <m:sub>
+                    <m:r>
+                      <m:t>enth</m:t>
+                    </m:r>
+                  </m:sub>
+                </m:sSub>
+                <m:r>
+                  <m:t>+ΔΔ</m:t>
+                </m:r>
+                <m:sSub>
+                  <m:e>
+                    <m:r>
+                      <m:t>G</m:t>
+                    </m:r>
+                  </m:e>
+                  <m:sub>
+                    <m:r>
+                      <m:t>hyd</m:t>
+                    </m:r>
+                  </m:sub>
+                </m:sSub>
+              </m:num>
+              <m:den>
+                <m:r>
+                  <m:t>RT</m:t>
+                </m:r>
+              </m:den>
+            </m:f>
+          </m:e>
+        </m:d>
+        <m:r>
+          <m:t>,</m:t>
+        </m:r>
+        <m:sSub>
+          <m:e>
+            <m:r>
+              <m:t>k</m:t>
+            </m:r>
+          </m:e>
+          <m:sub>
+            <m:r>
+              <m:t>on</m:t>
+            </m:r>
+          </m:sub>
+        </m:sSub>
+        <m:r>
+          <m:t>(φ)=</m:t>
+        </m:r>
+        <m:f>
+          <m:fPr>
+            <m:type m:val="bar"/>
+          </m:fPr>
+          <m:num>
+            <m:sSubSup>
+              <m:e>
+                <m:r>
+                  <m:t>k</m:t>
+                </m:r>
+              </m:e>
+              <m:sub>
+                <m:r>
+                  <m:t>on</m:t>
+                </m:r>
+              </m:sub>
+              <m:sup>
+                <m:r>
+                  <m:t>0</m:t>
+                </m:r>
+              </m:sup>
+            </m:sSubSup>
+          </m:num>
+          <m:den>
+            <m:sSub>
+              <m:e>
+                <m:r>
+                  <m:t>η</m:t>
+                </m:r>
+              </m:e>
+              <m:sub>
+                <m:r>
+                  <m:t>eff</m:t>
+                </m:r>
+              </m:sub>
+            </m:sSub>
+          </m:den>
+        </m:f>
+        <m:r>
+          <m:t>,</m:t>
+        </m:r>
+        <m:sSub>
+          <m:e>
+            <m:r>
+              <m:t>k</m:t>
+            </m:r>
+          </m:e>
+          <m:sub>
+            <m:r>
+              <m:t>off</m:t>
+            </m:r>
+          </m:sub>
+        </m:sSub>
+        <m:r>
+          <m:t>=</m:t>
+        </m:r>
+        <m:f>
+          <m:fPr>
+            <m:type m:val="bar"/>
+          </m:fPr>
+          <m:num>
+            <m:sSub>
+              <m:e>
+                <m:r>
+                  <m:t>k</m:t>
+                </m:r>
+              </m:e>
+              <m:sub>
+                <m:r>
+                  <m:t>on</m:t>
+                </m:r>
+              </m:sub>
+            </m:sSub>
+          </m:num>
+          <m:den>
+            <m:r>
+              <m:t>K</m:t>
+            </m:r>
+          </m:den>
+        </m:f>
+      </m:oMath>
+    </w:p>
+    <w:p>
+      <w:r>
+        <w:rPr>
+          <w:rFonts w:ascii="Georgia" w:hAnsi="Georgia"/>
+          <w:b w:val="0"/>
+          <w:i w:val="0"/>
+          <w:sz w:val="21"/>
+        </w:rPr>
+        <w:t>The first channel is hard-core excluded volume (a size and shape effect, the same for any inert crowder); the second and third are what make two crowders of the same volume fraction differ by chemistry, not just size (Section 6.3):</w:t>
+      </w:r>
+    </w:p>
+    <w:p>
+      <w:pPr>
+        <w:spacing w:before="100" w:after="100"/>
+        <w:jc w:val="center"/>
+      </w:pPr>
+      <m:oMath>
+        <m:f>
+          <m:fPr>
+            <m:type m:val="bar"/>
+          </m:fPr>
+          <m:num>
+            <m:r>
+              <m:t>ΔΔ</m:t>
+            </m:r>
+            <m:sSub>
+              <m:e>
+                <m:r>
+                  <m:t>G</m:t>
+                </m:r>
+              </m:e>
+              <m:sub>
+                <m:r>
+                  <m:t>EV</m:t>
+                </m:r>
+              </m:sub>
+            </m:sSub>
+          </m:num>
+          <m:den>
+            <m:r>
+              <m:t>RT</m:t>
+            </m:r>
+          </m:den>
+        </m:f>
         <m:r>
           <m:t>=</m:t>
         </m:r>
         <m:sSub>
           <m:e>
             <m:r>
-              <m:t>K</m:t>
+              <m:t>μ</m:t>
             </m:r>
           </m:e>
           <m:sub>
             <m:r>
-              <m:t>1</m:t>
+              <m:t>ex</m:t>
             </m:r>
           </m:sub>
         </m:sSub>
         <m:r>
-          <m:t>NG,</m:t>
+          <m:t>(</m:t>
         </m:r>
         <m:sSub>
           <m:e>
             <m:r>
-              <m:t>C</m:t>
+              <m:t>r</m:t>
             </m:r>
           </m:e>
           <m:sub>
             <m:r>
-              <m:t>NP</m:t>
+              <m:t>AB</m:t>
             </m:r>
           </m:sub>
         </m:sSub>
         <m:r>
-          <m:t>=</m:t>
+          <m:t>)−</m:t>
         </m:r>
         <m:sSub>
           <m:e>
             <m:r>
-              <m:t>K</m:t>
+              <m:t>μ</m:t>
             </m:r>
           </m:e>
           <m:sub>
             <m:r>
-              <m:t>2</m:t>
+              <m:t>ex</m:t>
             </m:r>
           </m:sub>
         </m:sSub>
         <m:r>
-          <m:t>NP,</m:t>
+          <m:t>(</m:t>
         </m:r>
+        <m:sSub>
+          <m:e>
+            <m:r>
+              <m:t>r</m:t>
+            </m:r>
+          </m:e>
+          <m:sub>
+            <m:r>
+              <m:t>A</m:t>
+            </m:r>
+          </m:sub>
+        </m:sSub>
         <m:r>
-          <m:t>E=</m:t>
+          <m:t>)−</m:t>
         </m:r>
-        <m:f>
-          <m:fPr>
-            <m:type m:val="bar"/>
-          </m:fPr>
-          <m:num>
+        <m:sSub>
+          <m:e>
             <m:r>
-              <m:t>rec</m:t>
+              <m:t>μ</m:t>
             </m:r>
-          </m:num>
-          <m:den>
+          </m:e>
+          <m:sub>
             <m:r>
-              <m:t>1+N/</m:t>
+              <m:t>ex</m:t>
             </m:r>
-            <m:sSubSup>
+          </m:sub>
+        </m:sSub>
+        <m:r>
+          <m:t>(</m:t>
+        </m:r>
+        <m:sSub>
+          <m:e>
+            <m:r>
+              <m:t>r</m:t>
+            </m:r>
+          </m:e>
+          <m:sub>
+            <m:r>
+              <m:t>B</m:t>
+            </m:r>
+          </m:sub>
+        </m:sSub>
+        <m:r>
+          <m:t>)</m:t>
+        </m:r>
+      </m:oMath>
+    </w:p>
+    <w:p>
+      <w:r>
+        <w:rPr>
+          <w:rFonts w:ascii="Georgia" w:hAnsi="Georgia"/>
+          <w:b w:val="0"/>
+          <w:i w:val="0"/>
+          <w:sz w:val="21"/>
+        </w:rPr>
+        <w:t>and the catalytic constants shift by enzyme class (polymerase and nickase up, exonuclease down):</w:t>
+      </w:r>
+    </w:p>
+    <w:p>
+      <w:pPr>
+        <w:spacing w:before="100" w:after="100"/>
+        <w:jc w:val="center"/>
+      </w:pPr>
+      <m:oMath>
+        <m:sSubSup>
+          <m:e>
+            <m:r>
+              <m:t>k</m:t>
+            </m:r>
+          </m:e>
+          <m:sub>
+            <m:r>
+              <m:t>cat</m:t>
+            </m:r>
+          </m:sub>
+          <m:sup>
+            <m:r>
+              <m:t>g</m:t>
+            </m:r>
+          </m:sup>
+        </m:sSubSup>
+        <m:r>
+          <m:t>,</m:t>
+        </m:r>
+        <m:sSubSup>
+          <m:e>
+            <m:r>
+              <m:t>k</m:t>
+            </m:r>
+          </m:e>
+          <m:sub>
+            <m:r>
+              <m:t>cat</m:t>
+            </m:r>
+          </m:sub>
+          <m:sup>
+            <m:r>
+              <m:t>p</m:t>
+            </m:r>
+          </m:sup>
+        </m:sSubSup>
+        <m:r>
+          <m:t>→</m:t>
+        </m:r>
+        <m:sSub>
+          <m:e>
+            <m:r>
+              <m:t>k</m:t>
+            </m:r>
+          </m:e>
+          <m:sub>
+            <m:r>
+              <m:t>cat</m:t>
+            </m:r>
+          </m:sub>
+        </m:sSub>
+        <m:sSup>
+          <m:e>
+            <m:r>
+              <m:t>e</m:t>
+            </m:r>
+          </m:e>
+          <m:sup>
+            <m:r>
+              <m:t>+</m:t>
+            </m:r>
+            <m:sSub>
               <m:e>
                 <m:r>
-                  <m:t>K</m:t>
+                  <m:t>c</m:t>
                 </m:r>
               </m:e>
               <m:sub>
                 <m:r>
-                  <m:t>m</m:t>
+                  <m:t>P</m:t>
                 </m:r>
               </m:sub>
-              <m:sup>
-                <m:r>
-                  <m:t>N</m:t>
-                </m:r>
-              </m:sup>
-            </m:sSubSup>
+            </m:sSub>
             <m:r>
-              <m:t>+P/</m:t>
+              <m:t>φ</m:t>
             </m:r>
-            <m:sSubSup>
+          </m:sup>
+        </m:sSup>
+        <m:r>
+          <m:t>,</m:t>
+        </m:r>
+        <m:sSubSup>
+          <m:e>
+            <m:r>
+              <m:t>k</m:t>
+            </m:r>
+          </m:e>
+          <m:sub>
+            <m:r>
+              <m:t>cat</m:t>
+            </m:r>
+          </m:sub>
+          <m:sup>
+            <m:r>
+              <m:t>eN</m:t>
+            </m:r>
+          </m:sup>
+        </m:sSubSup>
+        <m:r>
+          <m:t>,</m:t>
+        </m:r>
+        <m:sSubSup>
+          <m:e>
+            <m:r>
+              <m:t>k</m:t>
+            </m:r>
+          </m:e>
+          <m:sub>
+            <m:r>
+              <m:t>cat</m:t>
+            </m:r>
+          </m:sub>
+          <m:sup>
+            <m:r>
+              <m:t>eP</m:t>
+            </m:r>
+          </m:sup>
+        </m:sSubSup>
+        <m:r>
+          <m:t>→</m:t>
+        </m:r>
+        <m:sSub>
+          <m:e>
+            <m:r>
+              <m:t>k</m:t>
+            </m:r>
+          </m:e>
+          <m:sub>
+            <m:r>
+              <m:t>cat</m:t>
+            </m:r>
+          </m:sub>
+        </m:sSub>
+        <m:sSup>
+          <m:e>
+            <m:r>
+              <m:t>e</m:t>
+            </m:r>
+          </m:e>
+          <m:sup>
+            <m:r>
+              <m:t>−</m:t>
+            </m:r>
+            <m:sSub>
               <m:e>
                 <m:r>
-                  <m:t>K</m:t>
+                  <m:t>c</m:t>
                 </m:r>
               </m:e>
               <m:sub>
                 <m:r>
-                  <m:t>m</m:t>
+                  <m:t>E</m:t>
                 </m:r>
               </m:sub>
-              <m:sup>
-                <m:r>
-                  <m:t>P</m:t>
-                </m:r>
-              </m:sup>
-            </m:sSubSup>
-          </m:den>
-        </m:f>
+            </m:sSub>
+            <m:r>
+              <m:t>φ</m:t>
+            </m:r>
+          </m:sup>
+        </m:sSup>
       </m:oMath>
     </w:p>
     <w:p>
       <w:r>
         <w:rPr>
           <w:rFonts w:ascii="Georgia" w:hAnsi="Georgia"/>
+          <w:b w:val="0"/>
           <w:i w:val="0"/>
           <w:sz w:val="21"/>
         </w:rPr>
-        <w:t>collapses the seven equations to the validated two-variable form (Fujii SI eqs 3–4):</w:t>
+        <w:t>Reading each crowding rule:</w:t>
+      </w:r>
+    </w:p>
+    <w:p>
+      <w:pPr>
+        <w:pStyle w:val="ListBullet"/>
+      </w:pPr>
+      <w:r>
+        <w:rPr>
+          <w:rFonts w:ascii="Georgia" w:hAnsi="Georgia"/>
+          <w:b/>
+          <w:i w:val="0"/>
+          <w:sz w:val="21"/>
+        </w:rPr>
+        <w:t xml:space="preserve">phi (volume fraction):  </w:t>
+      </w:r>
+      <w:r>
+        <w:rPr>
+          <w:rFonts w:ascii="Georgia" w:hAnsi="Georgia"/>
+          <w:b w:val="0"/>
+          <w:i w:val="0"/>
+          <w:sz w:val="21"/>
+        </w:rPr>
+        <w:t>the fraction of the volume taken up by crowder. It is the one knob the whole study turns. v-bar is the crowder's specific volume and C is its weight percent.</w:t>
+      </w:r>
+    </w:p>
+    <w:p>
+      <w:pPr>
+        <w:pStyle w:val="ListBullet"/>
+      </w:pPr>
+      <w:r>
+        <w:rPr>
+          <w:rFonts w:ascii="Georgia" w:hAnsi="Georgia"/>
+          <w:b/>
+          <w:i w:val="0"/>
+          <w:sz w:val="21"/>
+        </w:rPr>
+        <w:t xml:space="preserve">K(phi):  </w:t>
+      </w:r>
+      <w:r>
+        <w:rPr>
+          <w:rFonts w:ascii="Georgia" w:hAnsi="Georgia"/>
+          <w:b w:val="0"/>
+          <w:i w:val="0"/>
+          <w:sz w:val="21"/>
+        </w:rPr>
+        <w:t>the binding strength. K</w:t>
+      </w:r>
+      <w:r>
+        <w:rPr>
+          <w:rFonts w:ascii="Georgia" w:hAnsi="Georgia"/>
+          <w:b w:val="0"/>
+          <w:i w:val="0"/>
+          <w:sz w:val="21"/>
+          <w:vertAlign w:val="superscript"/>
+        </w:rPr>
+        <w:t>0</w:t>
+      </w:r>
+      <w:r>
+        <w:rPr>
+          <w:rFonts w:ascii="Georgia" w:hAnsi="Georgia"/>
+          <w:b w:val="0"/>
+          <w:i w:val="0"/>
+          <w:sz w:val="21"/>
+        </w:rPr>
+        <w:t xml:space="preserve"> is its dilute value; the exponential makes binding stronger as crowding squeezes the two partners together (Section 6.1).</w:t>
+      </w:r>
+    </w:p>
+    <w:p>
+      <w:pPr>
+        <w:pStyle w:val="ListBullet"/>
+      </w:pPr>
+      <w:r>
+        <w:rPr>
+          <w:rFonts w:ascii="Georgia" w:hAnsi="Georgia"/>
+          <w:b/>
+          <w:i w:val="0"/>
+          <w:sz w:val="21"/>
+        </w:rPr>
+        <w:t>k</w:t>
+      </w:r>
+      <w:r>
+        <w:rPr>
+          <w:rFonts w:ascii="Georgia" w:hAnsi="Georgia"/>
+          <w:b/>
+          <w:i w:val="0"/>
+          <w:sz w:val="21"/>
+          <w:vertAlign w:val="subscript"/>
+        </w:rPr>
+        <w:t>on</w:t>
+      </w:r>
+      <w:r>
+        <w:rPr>
+          <w:rFonts w:ascii="Georgia" w:hAnsi="Georgia"/>
+          <w:b/>
+          <w:i w:val="0"/>
+          <w:sz w:val="21"/>
+        </w:rPr>
+        <w:t xml:space="preserve">(phi):  </w:t>
+      </w:r>
+      <w:r>
+        <w:rPr>
+          <w:rFonts w:ascii="Georgia" w:hAnsi="Georgia"/>
+          <w:b w:val="0"/>
+          <w:i w:val="0"/>
+          <w:sz w:val="21"/>
+        </w:rPr>
+        <w:t>the on-rate, slowed by dividing by the effective viscosity eta_eff: thicker solution, slower meeting (Section 6.2). The off-rate k</w:t>
+      </w:r>
+      <w:r>
+        <w:rPr>
+          <w:rFonts w:ascii="Georgia" w:hAnsi="Georgia"/>
+          <w:b w:val="0"/>
+          <w:i w:val="0"/>
+          <w:sz w:val="21"/>
+          <w:vertAlign w:val="subscript"/>
+        </w:rPr>
+        <w:t>off</w:t>
+      </w:r>
+      <w:r>
+        <w:rPr>
+          <w:rFonts w:ascii="Georgia" w:hAnsi="Georgia"/>
+          <w:b w:val="0"/>
+          <w:i w:val="0"/>
+          <w:sz w:val="21"/>
+        </w:rPr>
+        <w:t xml:space="preserve"> is then set to k</w:t>
+      </w:r>
+      <w:r>
+        <w:rPr>
+          <w:rFonts w:ascii="Georgia" w:hAnsi="Georgia"/>
+          <w:b w:val="0"/>
+          <w:i w:val="0"/>
+          <w:sz w:val="21"/>
+          <w:vertAlign w:val="subscript"/>
+        </w:rPr>
+        <w:t>on</w:t>
+      </w:r>
+      <w:r>
+        <w:rPr>
+          <w:rFonts w:ascii="Georgia" w:hAnsi="Georgia"/>
+          <w:b w:val="0"/>
+          <w:i w:val="0"/>
+          <w:sz w:val="21"/>
+        </w:rPr>
+        <w:t>/K so the kinetics and the binding strength stay consistent.</w:t>
+      </w:r>
+    </w:p>
+    <w:p>
+      <w:pPr>
+        <w:pStyle w:val="ListBullet"/>
+      </w:pPr>
+      <w:r>
+        <w:rPr>
+          <w:rFonts w:ascii="Georgia" w:hAnsi="Georgia"/>
+          <w:b/>
+          <w:i w:val="0"/>
+          <w:sz w:val="21"/>
+        </w:rPr>
+        <w:t>Delta-Delta-G</w:t>
+      </w:r>
+      <w:r>
+        <w:rPr>
+          <w:rFonts w:ascii="Georgia" w:hAnsi="Georgia"/>
+          <w:b/>
+          <w:i w:val="0"/>
+          <w:sz w:val="21"/>
+          <w:vertAlign w:val="subscript"/>
+        </w:rPr>
+        <w:t>EV</w:t>
+      </w:r>
+      <w:r>
+        <w:rPr>
+          <w:rFonts w:ascii="Georgia" w:hAnsi="Georgia"/>
+          <w:b/>
+          <w:i w:val="0"/>
+          <w:sz w:val="21"/>
+        </w:rPr>
+        <w:t xml:space="preserve">:  </w:t>
+      </w:r>
+      <w:r>
+        <w:rPr>
+          <w:rFonts w:ascii="Georgia" w:hAnsi="Georgia"/>
+          <w:b w:val="0"/>
+          <w:i w:val="0"/>
+          <w:sz w:val="21"/>
+        </w:rPr>
+        <w:t>how much the binding strength changes, equal to the extra room the compact complex gives back to the crowders (Section 6.1).</w:t>
+      </w:r>
+    </w:p>
+    <w:p>
+      <w:pPr>
+        <w:pStyle w:val="ListBullet"/>
+      </w:pPr>
+      <w:r>
+        <w:rPr>
+          <w:rFonts w:ascii="Georgia" w:hAnsi="Georgia"/>
+          <w:b/>
+          <w:i w:val="0"/>
+          <w:sz w:val="21"/>
+        </w:rPr>
+        <w:t>k</w:t>
+      </w:r>
+      <w:r>
+        <w:rPr>
+          <w:rFonts w:ascii="Georgia" w:hAnsi="Georgia"/>
+          <w:b/>
+          <w:i w:val="0"/>
+          <w:sz w:val="21"/>
+          <w:vertAlign w:val="subscript"/>
+        </w:rPr>
+        <w:t>cat</w:t>
+      </w:r>
+      <w:r>
+        <w:rPr>
+          <w:rFonts w:ascii="Georgia" w:hAnsi="Georgia"/>
+          <w:b/>
+          <w:i w:val="0"/>
+          <w:sz w:val="21"/>
+        </w:rPr>
+        <w:t xml:space="preserve"> factors:  </w:t>
+      </w:r>
+      <w:r>
+        <w:rPr>
+          <w:rFonts w:ascii="Georgia" w:hAnsi="Georgia"/>
+          <w:b w:val="0"/>
+          <w:i w:val="0"/>
+          <w:sz w:val="21"/>
+        </w:rPr>
+        <w:t>the catalytic steps. Crowding speeds the polymerase and nickase up (factor e</w:t>
+      </w:r>
+      <w:r>
+        <w:rPr>
+          <w:rFonts w:ascii="Georgia" w:hAnsi="Georgia"/>
+          <w:b w:val="0"/>
+          <w:i w:val="0"/>
+          <w:sz w:val="21"/>
+          <w:vertAlign w:val="superscript"/>
+        </w:rPr>
+        <w:t>+c_{P</w:t>
+      </w:r>
+      <w:r>
+        <w:rPr>
+          <w:rFonts w:ascii="Georgia" w:hAnsi="Georgia"/>
+          <w:b w:val="0"/>
+          <w:i w:val="0"/>
+          <w:sz w:val="21"/>
+        </w:rPr>
+        <w:t xml:space="preserve"> phi}) and slows the exonuclease down (factor e</w:t>
+      </w:r>
+      <w:r>
+        <w:rPr>
+          <w:rFonts w:ascii="Georgia" w:hAnsi="Georgia"/>
+          <w:b w:val="0"/>
+          <w:i w:val="0"/>
+          <w:sz w:val="21"/>
+          <w:vertAlign w:val="superscript"/>
+        </w:rPr>
+        <w:t>-c_{E</w:t>
+      </w:r>
+      <w:r>
+        <w:rPr>
+          <w:rFonts w:ascii="Georgia" w:hAnsi="Georgia"/>
+          <w:b w:val="0"/>
+          <w:i w:val="0"/>
+          <w:sz w:val="21"/>
+        </w:rPr>
+        <w:t xml:space="preserve"> phi}). c</w:t>
+      </w:r>
+      <w:r>
+        <w:rPr>
+          <w:rFonts w:ascii="Georgia" w:hAnsi="Georgia"/>
+          <w:b w:val="0"/>
+          <w:i w:val="0"/>
+          <w:sz w:val="21"/>
+          <w:vertAlign w:val="subscript"/>
+        </w:rPr>
+        <w:t>P</w:t>
+      </w:r>
+      <w:r>
+        <w:rPr>
+          <w:rFonts w:ascii="Georgia" w:hAnsi="Georgia"/>
+          <w:b w:val="0"/>
+          <w:i w:val="0"/>
+          <w:sz w:val="21"/>
+        </w:rPr>
+        <w:t xml:space="preserve"> and c</w:t>
+      </w:r>
+      <w:r>
+        <w:rPr>
+          <w:rFonts w:ascii="Georgia" w:hAnsi="Georgia"/>
+          <w:b w:val="0"/>
+          <w:i w:val="0"/>
+          <w:sz w:val="21"/>
+          <w:vertAlign w:val="subscript"/>
+        </w:rPr>
+        <w:t>E</w:t>
+      </w:r>
+      <w:r>
+        <w:rPr>
+          <w:rFonts w:ascii="Georgia" w:hAnsi="Georgia"/>
+          <w:b w:val="0"/>
+          <w:i w:val="0"/>
+          <w:sz w:val="21"/>
+        </w:rPr>
+        <w:t xml:space="preserve"> are how strong each effect is, taken from enzyme measurements.</w:t>
+      </w:r>
+    </w:p>
+    <w:p>
+      <w:r>
+        <w:rPr>
+          <w:rFonts w:ascii="Georgia" w:hAnsi="Georgia"/>
+          <w:b w:val="0"/>
+          <w:i w:val="0"/>
+          <w:sz w:val="21"/>
+        </w:rPr>
+        <w:t>mu_ex and eta_eff are defined in Section 6. At zero crowder (phi = 0) every rate constant returns to its dilute value (Table in Section 5) and the model reproduces the measured oscillation: period about 90 minutes, predator swinging from about 22 up to 154 nM. That is the whole model.</w:t>
+      </w:r>
+    </w:p>
+    <w:p>
+      <w:pPr>
+        <w:pStyle w:val="Heading1"/>
+      </w:pPr>
+      <w:r>
+        <w:rPr>
+          <w:rFonts w:ascii="Georgia" w:hAnsi="Georgia"/>
+          <w:color w:val="1F3A5F"/>
+        </w:rPr>
+        <w:t>3.  Background: the oscillator we start from</w:t>
+      </w:r>
+    </w:p>
+    <w:p>
+      <w:r>
+        <w:rPr>
+          <w:rFonts w:ascii="Georgia" w:hAnsi="Georgia"/>
+          <w:b w:val="0"/>
+          <w:i w:val="0"/>
+          <w:sz w:val="21"/>
+        </w:rPr>
+        <w:t>The system (Fujii and Rondelez, 2013) is three short DNA species and three enzymes in a buffer. Prey N copies itself on a template G with the help of a polymerase and a nicking enzyme. Predator P copies itself using prey N as its template, consuming prey in the process. A single exonuclease (ttRecJ, or the mesophilic RecJf the team may use instead) degrades both prey and predator. Because the predator lags the prey, the two populations chase each other up and down in a sustained oscillation, exactly like foxes and rabbits.</w:t>
+      </w:r>
+    </w:p>
+    <w:p>
+      <w:r>
+        <w:rPr>
+          <w:rFonts w:ascii="Georgia" w:hAnsi="Georgia"/>
+          <w:b w:val="0"/>
+          <w:i w:val="0"/>
+          <w:sz w:val="21"/>
+        </w:rPr>
+        <w:t>The published description, after simplification, is two equations for the prey and predator concentrations. We use these as our dilute baseline:</w:t>
       </w:r>
     </w:p>
     <w:p>
@@ -4021,10 +3526,4129 @@
       <w:r>
         <w:rPr>
           <w:rFonts w:ascii="Georgia" w:hAnsi="Georgia"/>
+          <w:b w:val="0"/>
           <w:i w:val="0"/>
           <w:sz w:val="21"/>
         </w:rPr>
-        <w:t>with crowding-dependent constants given by the derived expressions:</w:t>
+        <w:t>Here pol is the polymerase level and rec is the exonuclease level. The six constants k</w:t>
+      </w:r>
+      <w:r>
+        <w:rPr>
+          <w:rFonts w:ascii="Georgia" w:hAnsi="Georgia"/>
+          <w:b w:val="0"/>
+          <w:i w:val="0"/>
+          <w:sz w:val="21"/>
+          <w:vertAlign w:val="subscript"/>
+        </w:rPr>
+        <w:t>1</w:t>
+      </w:r>
+      <w:r>
+        <w:rPr>
+          <w:rFonts w:ascii="Georgia" w:hAnsi="Georgia"/>
+          <w:b w:val="0"/>
+          <w:i w:val="0"/>
+          <w:sz w:val="21"/>
+        </w:rPr>
+        <w:t>, b, k</w:t>
+      </w:r>
+      <w:r>
+        <w:rPr>
+          <w:rFonts w:ascii="Georgia" w:hAnsi="Georgia"/>
+          <w:b w:val="0"/>
+          <w:i w:val="0"/>
+          <w:sz w:val="21"/>
+          <w:vertAlign w:val="subscript"/>
+        </w:rPr>
+        <w:t>2</w:t>
+      </w:r>
+      <w:r>
+        <w:rPr>
+          <w:rFonts w:ascii="Georgia" w:hAnsi="Georgia"/>
+          <w:b w:val="0"/>
+          <w:i w:val="0"/>
+          <w:sz w:val="21"/>
+        </w:rPr>
+        <w:t>, k</w:t>
+      </w:r>
+      <w:r>
+        <w:rPr>
+          <w:rFonts w:ascii="Georgia" w:hAnsi="Georgia"/>
+          <w:b w:val="0"/>
+          <w:i w:val="0"/>
+          <w:sz w:val="21"/>
+          <w:vertAlign w:val="subscript"/>
+        </w:rPr>
+        <w:t>N</w:t>
+      </w:r>
+      <w:r>
+        <w:rPr>
+          <w:rFonts w:ascii="Georgia" w:hAnsi="Georgia"/>
+          <w:b w:val="0"/>
+          <w:i w:val="0"/>
+          <w:sz w:val="21"/>
+        </w:rPr>
+        <w:t>, k</w:t>
+      </w:r>
+      <w:r>
+        <w:rPr>
+          <w:rFonts w:ascii="Georgia" w:hAnsi="Georgia"/>
+          <w:b w:val="0"/>
+          <w:i w:val="0"/>
+          <w:sz w:val="21"/>
+          <w:vertAlign w:val="subscript"/>
+        </w:rPr>
+        <w:t>P</w:t>
+      </w:r>
+      <w:r>
+        <w:rPr>
+          <w:rFonts w:ascii="Georgia" w:hAnsi="Georgia"/>
+          <w:b w:val="0"/>
+          <w:i w:val="0"/>
+          <w:sz w:val="21"/>
+        </w:rPr>
+        <w:t>, K</w:t>
+      </w:r>
+      <w:r>
+        <w:rPr>
+          <w:rFonts w:ascii="Georgia" w:hAnsi="Georgia"/>
+          <w:b w:val="0"/>
+          <w:i w:val="0"/>
+          <w:sz w:val="21"/>
+          <w:vertAlign w:val="subscript"/>
+        </w:rPr>
+        <w:t>m,P</w:t>
+      </w:r>
+      <w:r>
+        <w:rPr>
+          <w:rFonts w:ascii="Georgia" w:hAnsi="Georgia"/>
+          <w:b w:val="0"/>
+          <w:i w:val="0"/>
+          <w:sz w:val="21"/>
+        </w:rPr>
+        <w:t xml:space="preserve"> are 'lumped': each one secretly bundles several physical steps together. That bundling is the key point for what follows.</w:t>
+      </w:r>
+    </w:p>
+    <w:p>
+      <w:pPr>
+        <w:pStyle w:val="Heading1"/>
+      </w:pPr>
+      <w:r>
+        <w:rPr>
+          <w:rFonts w:ascii="Georgia" w:hAnsi="Georgia"/>
+          <w:color w:val="1F3A5F"/>
+        </w:rPr>
+        <w:t>4.  The approach: act on the chemistry, not on the published constants</w:t>
+      </w:r>
+    </w:p>
+    <w:p>
+      <w:r>
+        <w:rPr>
+          <w:rFonts w:ascii="Georgia" w:hAnsi="Georgia"/>
+          <w:b w:val="0"/>
+          <w:i w:val="0"/>
+          <w:sz w:val="21"/>
+        </w:rPr>
+        <w:t>The tempting shortcut is to keep the two equations above and just multiply each lumped constant by some crowding factor. We deliberately do not do that, for a concrete reason: crowding does not act on a lumped constant. It acts on the separate physical steps hidden inside it, and those steps respond to crowding in opposite directions.</w:t>
+      </w:r>
+    </w:p>
+    <w:p>
+      <w:r>
+        <w:rPr>
+          <w:rFonts w:ascii="Georgia" w:hAnsi="Georgia"/>
+          <w:b w:val="0"/>
+          <w:i w:val="0"/>
+          <w:sz w:val="21"/>
+        </w:rPr>
+        <w:t>Take k</w:t>
+      </w:r>
+      <w:r>
+        <w:rPr>
+          <w:rFonts w:ascii="Georgia" w:hAnsi="Georgia"/>
+          <w:b w:val="0"/>
+          <w:i w:val="0"/>
+          <w:sz w:val="21"/>
+          <w:vertAlign w:val="subscript"/>
+        </w:rPr>
+        <w:t>1</w:t>
+      </w:r>
+      <w:r>
+        <w:rPr>
+          <w:rFonts w:ascii="Georgia" w:hAnsi="Georgia"/>
+          <w:b w:val="0"/>
+          <w:i w:val="0"/>
+          <w:sz w:val="21"/>
+        </w:rPr>
+        <w:t xml:space="preserve"> (prey growth). It hides a binding step (prey finding its template), a catalytic step (the polymerase copying it), and a diffusion step (the two molecules meeting). Crowding speeds binding up (by excluded volume) but slows diffusion down (by viscosity), and separately changes the enzyme's turnover. A single fitted factor on k</w:t>
+      </w:r>
+      <w:r>
+        <w:rPr>
+          <w:rFonts w:ascii="Georgia" w:hAnsi="Georgia"/>
+          <w:b w:val="0"/>
+          <w:i w:val="0"/>
+          <w:sz w:val="21"/>
+          <w:vertAlign w:val="subscript"/>
+        </w:rPr>
+        <w:t>1</w:t>
+      </w:r>
+      <w:r>
+        <w:rPr>
+          <w:rFonts w:ascii="Georgia" w:hAnsi="Georgia"/>
+          <w:b w:val="0"/>
+          <w:i w:val="0"/>
+          <w:sz w:val="21"/>
+        </w:rPr>
+        <w:t xml:space="preserve"> cannot represent three effects pulling different ways.</w:t>
+      </w:r>
+    </w:p>
+    <w:p>
+      <w:r>
+        <w:rPr>
+          <w:rFonts w:ascii="Georgia" w:hAnsi="Georgia"/>
+          <w:b w:val="0"/>
+          <w:i w:val="0"/>
+          <w:sz w:val="21"/>
+        </w:rPr>
+        <w:t>So instead we expand the lumped model back into the elementary reactions it came from (Section 5), and let crowding act on each elementary step through shared physics (Section 6). The payoff: the same physics that stabilises a DNA duplex also tightens enzyme binding, and the same viscosity that slows the polymerase slows the exonuclease. Nothing is fit step by step; it all follows from phi, the crowder size, and the molecules' sizes. This is also what lets two crowders of the same volume fraction (PEG versus Ficoll) give genuinely different answers.</w:t>
+      </w:r>
+    </w:p>
+    <w:p>
+      <w:pPr>
+        <w:pStyle w:val="Heading1"/>
+      </w:pPr>
+      <w:r>
+        <w:rPr>
+          <w:rFonts w:ascii="Georgia" w:hAnsi="Georgia"/>
+          <w:color w:val="1F3A5F"/>
+        </w:rPr>
+        <w:t>5.  The reaction network</w:t>
+      </w:r>
+    </w:p>
+    <w:p>
+      <w:r>
+        <w:rPr>
+          <w:rFonts w:ascii="Georgia" w:hAnsi="Georgia"/>
+          <w:b w:val="0"/>
+          <w:i w:val="0"/>
+          <w:sz w:val="21"/>
+        </w:rPr>
+        <w:t>These are the elementary reactions. A double arrow means reversible binding (on-rate forward, off-rate back); a single arrow is the irreversible catalytic step. Polymerase and nickase are plentiful here, so they are folded into the catalytic constants rather than tracked separately.</w:t>
+      </w:r>
+    </w:p>
+    <w:p>
+      <w:pPr>
+        <w:spacing w:before="40" w:after="40"/>
+        <w:ind w:left="504"/>
+      </w:pPr>
+      <w:r>
+        <w:rPr>
+          <w:rFonts w:ascii="Georgia" w:hAnsi="Georgia"/>
+          <w:b/>
+          <w:i w:val="0"/>
+          <w:color w:val="1F3A5F"/>
+          <w:sz w:val="21"/>
+        </w:rPr>
+        <w:t>Prey growth:</w:t>
+      </w:r>
+      <w:r>
+        <w:rPr>
+          <w:rFonts w:ascii="Georgia" w:hAnsi="Georgia"/>
+          <w:b w:val="0"/>
+          <w:i w:val="0"/>
+          <w:sz w:val="21"/>
+        </w:rPr>
+        <w:t xml:space="preserve">   N + G  ⇌  C</w:t>
+      </w:r>
+      <w:r>
+        <w:rPr>
+          <w:rFonts w:ascii="Georgia" w:hAnsi="Georgia"/>
+          <w:b w:val="0"/>
+          <w:i w:val="0"/>
+          <w:sz w:val="21"/>
+          <w:vertAlign w:val="subscript"/>
+        </w:rPr>
+        <w:t>NG</w:t>
+      </w:r>
+      <w:r>
+        <w:rPr>
+          <w:rFonts w:ascii="Georgia" w:hAnsi="Georgia"/>
+          <w:b w:val="0"/>
+          <w:i w:val="0"/>
+          <w:sz w:val="21"/>
+        </w:rPr>
+        <w:t xml:space="preserve">  →  G + 2 N    (on k</w:t>
+      </w:r>
+      <w:r>
+        <w:rPr>
+          <w:rFonts w:ascii="Georgia" w:hAnsi="Georgia"/>
+          <w:b w:val="0"/>
+          <w:i w:val="0"/>
+          <w:sz w:val="21"/>
+          <w:vertAlign w:val="subscript"/>
+        </w:rPr>
+        <w:t>on</w:t>
+      </w:r>
+      <w:r>
+        <w:rPr>
+          <w:rFonts w:ascii="Georgia" w:hAnsi="Georgia"/>
+          <w:b w:val="0"/>
+          <w:i w:val="0"/>
+          <w:sz w:val="21"/>
+          <w:vertAlign w:val="superscript"/>
+        </w:rPr>
+        <w:t>NG</w:t>
+      </w:r>
+      <w:r>
+        <w:rPr>
+          <w:rFonts w:ascii="Georgia" w:hAnsi="Georgia"/>
+          <w:b w:val="0"/>
+          <w:i w:val="0"/>
+          <w:sz w:val="21"/>
+        </w:rPr>
+        <w:t>, off k</w:t>
+      </w:r>
+      <w:r>
+        <w:rPr>
+          <w:rFonts w:ascii="Georgia" w:hAnsi="Georgia"/>
+          <w:b w:val="0"/>
+          <w:i w:val="0"/>
+          <w:sz w:val="21"/>
+          <w:vertAlign w:val="subscript"/>
+        </w:rPr>
+        <w:t>off</w:t>
+      </w:r>
+      <w:r>
+        <w:rPr>
+          <w:rFonts w:ascii="Georgia" w:hAnsi="Georgia"/>
+          <w:b w:val="0"/>
+          <w:i w:val="0"/>
+          <w:sz w:val="21"/>
+          <w:vertAlign w:val="superscript"/>
+        </w:rPr>
+        <w:t>NG</w:t>
+      </w:r>
+      <w:r>
+        <w:rPr>
+          <w:rFonts w:ascii="Georgia" w:hAnsi="Georgia"/>
+          <w:b w:val="0"/>
+          <w:i w:val="0"/>
+          <w:sz w:val="21"/>
+        </w:rPr>
+        <w:t>, copy k</w:t>
+      </w:r>
+      <w:r>
+        <w:rPr>
+          <w:rFonts w:ascii="Georgia" w:hAnsi="Georgia"/>
+          <w:b w:val="0"/>
+          <w:i w:val="0"/>
+          <w:sz w:val="21"/>
+          <w:vertAlign w:val="subscript"/>
+        </w:rPr>
+        <w:t>cat</w:t>
+      </w:r>
+      <w:r>
+        <w:rPr>
+          <w:rFonts w:ascii="Georgia" w:hAnsi="Georgia"/>
+          <w:b w:val="0"/>
+          <w:i w:val="0"/>
+          <w:sz w:val="21"/>
+          <w:vertAlign w:val="superscript"/>
+        </w:rPr>
+        <w:t>g</w:t>
+      </w:r>
+      <w:r>
+        <w:rPr>
+          <w:rFonts w:ascii="Georgia" w:hAnsi="Georgia"/>
+          <w:b w:val="0"/>
+          <w:i w:val="0"/>
+          <w:sz w:val="21"/>
+        </w:rPr>
+        <w:t>)</w:t>
+      </w:r>
+    </w:p>
+    <w:p>
+      <w:pPr>
+        <w:spacing w:before="40" w:after="40"/>
+        <w:ind w:left="504"/>
+      </w:pPr>
+      <w:r>
+        <w:rPr>
+          <w:rFonts w:ascii="Georgia" w:hAnsi="Georgia"/>
+          <w:b/>
+          <w:i w:val="0"/>
+          <w:color w:val="1F3A5F"/>
+          <w:sz w:val="21"/>
+        </w:rPr>
+        <w:t>Predation:</w:t>
+      </w:r>
+      <w:r>
+        <w:rPr>
+          <w:rFonts w:ascii="Georgia" w:hAnsi="Georgia"/>
+          <w:b w:val="0"/>
+          <w:i w:val="0"/>
+          <w:sz w:val="21"/>
+        </w:rPr>
+        <w:t xml:space="preserve">   N + P  ⇌  C</w:t>
+      </w:r>
+      <w:r>
+        <w:rPr>
+          <w:rFonts w:ascii="Georgia" w:hAnsi="Georgia"/>
+          <w:b w:val="0"/>
+          <w:i w:val="0"/>
+          <w:sz w:val="21"/>
+          <w:vertAlign w:val="subscript"/>
+        </w:rPr>
+        <w:t>NP</w:t>
+      </w:r>
+      <w:r>
+        <w:rPr>
+          <w:rFonts w:ascii="Georgia" w:hAnsi="Georgia"/>
+          <w:b w:val="0"/>
+          <w:i w:val="0"/>
+          <w:sz w:val="21"/>
+        </w:rPr>
+        <w:t xml:space="preserve">  →  2 P    (on k</w:t>
+      </w:r>
+      <w:r>
+        <w:rPr>
+          <w:rFonts w:ascii="Georgia" w:hAnsi="Georgia"/>
+          <w:b w:val="0"/>
+          <w:i w:val="0"/>
+          <w:sz w:val="21"/>
+          <w:vertAlign w:val="subscript"/>
+        </w:rPr>
+        <w:t>on</w:t>
+      </w:r>
+      <w:r>
+        <w:rPr>
+          <w:rFonts w:ascii="Georgia" w:hAnsi="Georgia"/>
+          <w:b w:val="0"/>
+          <w:i w:val="0"/>
+          <w:sz w:val="21"/>
+          <w:vertAlign w:val="superscript"/>
+        </w:rPr>
+        <w:t>NP</w:t>
+      </w:r>
+      <w:r>
+        <w:rPr>
+          <w:rFonts w:ascii="Georgia" w:hAnsi="Georgia"/>
+          <w:b w:val="0"/>
+          <w:i w:val="0"/>
+          <w:sz w:val="21"/>
+        </w:rPr>
+        <w:t>, off k</w:t>
+      </w:r>
+      <w:r>
+        <w:rPr>
+          <w:rFonts w:ascii="Georgia" w:hAnsi="Georgia"/>
+          <w:b w:val="0"/>
+          <w:i w:val="0"/>
+          <w:sz w:val="21"/>
+          <w:vertAlign w:val="subscript"/>
+        </w:rPr>
+        <w:t>off</w:t>
+      </w:r>
+      <w:r>
+        <w:rPr>
+          <w:rFonts w:ascii="Georgia" w:hAnsi="Georgia"/>
+          <w:b w:val="0"/>
+          <w:i w:val="0"/>
+          <w:sz w:val="21"/>
+          <w:vertAlign w:val="superscript"/>
+        </w:rPr>
+        <w:t>NP</w:t>
+      </w:r>
+      <w:r>
+        <w:rPr>
+          <w:rFonts w:ascii="Georgia" w:hAnsi="Georgia"/>
+          <w:b w:val="0"/>
+          <w:i w:val="0"/>
+          <w:sz w:val="21"/>
+        </w:rPr>
+        <w:t>, copy k</w:t>
+      </w:r>
+      <w:r>
+        <w:rPr>
+          <w:rFonts w:ascii="Georgia" w:hAnsi="Georgia"/>
+          <w:b w:val="0"/>
+          <w:i w:val="0"/>
+          <w:sz w:val="21"/>
+          <w:vertAlign w:val="subscript"/>
+        </w:rPr>
+        <w:t>cat</w:t>
+      </w:r>
+      <w:r>
+        <w:rPr>
+          <w:rFonts w:ascii="Georgia" w:hAnsi="Georgia"/>
+          <w:b w:val="0"/>
+          <w:i w:val="0"/>
+          <w:sz w:val="21"/>
+          <w:vertAlign w:val="superscript"/>
+        </w:rPr>
+        <w:t>p</w:t>
+      </w:r>
+      <w:r>
+        <w:rPr>
+          <w:rFonts w:ascii="Georgia" w:hAnsi="Georgia"/>
+          <w:b w:val="0"/>
+          <w:i w:val="0"/>
+          <w:sz w:val="21"/>
+        </w:rPr>
+        <w:t>)</w:t>
+      </w:r>
+    </w:p>
+    <w:p>
+      <w:pPr>
+        <w:spacing w:before="40" w:after="40"/>
+        <w:ind w:left="504"/>
+      </w:pPr>
+      <w:r>
+        <w:rPr>
+          <w:rFonts w:ascii="Georgia" w:hAnsi="Georgia"/>
+          <w:b/>
+          <w:i w:val="0"/>
+          <w:color w:val="1F3A5F"/>
+          <w:sz w:val="21"/>
+        </w:rPr>
+        <w:t>Prey decay:</w:t>
+      </w:r>
+      <w:r>
+        <w:rPr>
+          <w:rFonts w:ascii="Georgia" w:hAnsi="Georgia"/>
+          <w:b w:val="0"/>
+          <w:i w:val="0"/>
+          <w:sz w:val="21"/>
+        </w:rPr>
+        <w:t xml:space="preserve">   N + E  ⇌  C</w:t>
+      </w:r>
+      <w:r>
+        <w:rPr>
+          <w:rFonts w:ascii="Georgia" w:hAnsi="Georgia"/>
+          <w:b w:val="0"/>
+          <w:i w:val="0"/>
+          <w:sz w:val="21"/>
+          <w:vertAlign w:val="subscript"/>
+        </w:rPr>
+        <w:t>NE</w:t>
+      </w:r>
+      <w:r>
+        <w:rPr>
+          <w:rFonts w:ascii="Georgia" w:hAnsi="Georgia"/>
+          <w:b w:val="0"/>
+          <w:i w:val="0"/>
+          <w:sz w:val="21"/>
+        </w:rPr>
+        <w:t xml:space="preserve">  →  E    (on k</w:t>
+      </w:r>
+      <w:r>
+        <w:rPr>
+          <w:rFonts w:ascii="Georgia" w:hAnsi="Georgia"/>
+          <w:b w:val="0"/>
+          <w:i w:val="0"/>
+          <w:sz w:val="21"/>
+          <w:vertAlign w:val="subscript"/>
+        </w:rPr>
+        <w:t>on</w:t>
+      </w:r>
+      <w:r>
+        <w:rPr>
+          <w:rFonts w:ascii="Georgia" w:hAnsi="Georgia"/>
+          <w:b w:val="0"/>
+          <w:i w:val="0"/>
+          <w:sz w:val="21"/>
+          <w:vertAlign w:val="superscript"/>
+        </w:rPr>
+        <w:t>eN</w:t>
+      </w:r>
+      <w:r>
+        <w:rPr>
+          <w:rFonts w:ascii="Georgia" w:hAnsi="Georgia"/>
+          <w:b w:val="0"/>
+          <w:i w:val="0"/>
+          <w:sz w:val="21"/>
+        </w:rPr>
+        <w:t>, off k</w:t>
+      </w:r>
+      <w:r>
+        <w:rPr>
+          <w:rFonts w:ascii="Georgia" w:hAnsi="Georgia"/>
+          <w:b w:val="0"/>
+          <w:i w:val="0"/>
+          <w:sz w:val="21"/>
+          <w:vertAlign w:val="subscript"/>
+        </w:rPr>
+        <w:t>off</w:t>
+      </w:r>
+      <w:r>
+        <w:rPr>
+          <w:rFonts w:ascii="Georgia" w:hAnsi="Georgia"/>
+          <w:b w:val="0"/>
+          <w:i w:val="0"/>
+          <w:sz w:val="21"/>
+          <w:vertAlign w:val="superscript"/>
+        </w:rPr>
+        <w:t>eN</w:t>
+      </w:r>
+      <w:r>
+        <w:rPr>
+          <w:rFonts w:ascii="Georgia" w:hAnsi="Georgia"/>
+          <w:b w:val="0"/>
+          <w:i w:val="0"/>
+          <w:sz w:val="21"/>
+        </w:rPr>
+        <w:t>, cut k</w:t>
+      </w:r>
+      <w:r>
+        <w:rPr>
+          <w:rFonts w:ascii="Georgia" w:hAnsi="Georgia"/>
+          <w:b w:val="0"/>
+          <w:i w:val="0"/>
+          <w:sz w:val="21"/>
+          <w:vertAlign w:val="subscript"/>
+        </w:rPr>
+        <w:t>cat</w:t>
+      </w:r>
+      <w:r>
+        <w:rPr>
+          <w:rFonts w:ascii="Georgia" w:hAnsi="Georgia"/>
+          <w:b w:val="0"/>
+          <w:i w:val="0"/>
+          <w:sz w:val="21"/>
+          <w:vertAlign w:val="superscript"/>
+        </w:rPr>
+        <w:t>eN</w:t>
+      </w:r>
+      <w:r>
+        <w:rPr>
+          <w:rFonts w:ascii="Georgia" w:hAnsi="Georgia"/>
+          <w:b w:val="0"/>
+          <w:i w:val="0"/>
+          <w:sz w:val="21"/>
+        </w:rPr>
+        <w:t>)</w:t>
+      </w:r>
+    </w:p>
+    <w:p>
+      <w:pPr>
+        <w:spacing w:before="40" w:after="40"/>
+        <w:ind w:left="504"/>
+      </w:pPr>
+      <w:r>
+        <w:rPr>
+          <w:rFonts w:ascii="Georgia" w:hAnsi="Georgia"/>
+          <w:b/>
+          <w:i w:val="0"/>
+          <w:color w:val="1F3A5F"/>
+          <w:sz w:val="21"/>
+        </w:rPr>
+        <w:t>Predator decay:</w:t>
+      </w:r>
+      <w:r>
+        <w:rPr>
+          <w:rFonts w:ascii="Georgia" w:hAnsi="Georgia"/>
+          <w:b w:val="0"/>
+          <w:i w:val="0"/>
+          <w:sz w:val="21"/>
+        </w:rPr>
+        <w:t xml:space="preserve">   P + E  ⇌  C</w:t>
+      </w:r>
+      <w:r>
+        <w:rPr>
+          <w:rFonts w:ascii="Georgia" w:hAnsi="Georgia"/>
+          <w:b w:val="0"/>
+          <w:i w:val="0"/>
+          <w:sz w:val="21"/>
+          <w:vertAlign w:val="subscript"/>
+        </w:rPr>
+        <w:t>PE</w:t>
+      </w:r>
+      <w:r>
+        <w:rPr>
+          <w:rFonts w:ascii="Georgia" w:hAnsi="Georgia"/>
+          <w:b w:val="0"/>
+          <w:i w:val="0"/>
+          <w:sz w:val="21"/>
+        </w:rPr>
+        <w:t xml:space="preserve">  →  E    (on k</w:t>
+      </w:r>
+      <w:r>
+        <w:rPr>
+          <w:rFonts w:ascii="Georgia" w:hAnsi="Georgia"/>
+          <w:b w:val="0"/>
+          <w:i w:val="0"/>
+          <w:sz w:val="21"/>
+          <w:vertAlign w:val="subscript"/>
+        </w:rPr>
+        <w:t>on</w:t>
+      </w:r>
+      <w:r>
+        <w:rPr>
+          <w:rFonts w:ascii="Georgia" w:hAnsi="Georgia"/>
+          <w:b w:val="0"/>
+          <w:i w:val="0"/>
+          <w:sz w:val="21"/>
+          <w:vertAlign w:val="superscript"/>
+        </w:rPr>
+        <w:t>eP</w:t>
+      </w:r>
+      <w:r>
+        <w:rPr>
+          <w:rFonts w:ascii="Georgia" w:hAnsi="Georgia"/>
+          <w:b w:val="0"/>
+          <w:i w:val="0"/>
+          <w:sz w:val="21"/>
+        </w:rPr>
+        <w:t>, off k</w:t>
+      </w:r>
+      <w:r>
+        <w:rPr>
+          <w:rFonts w:ascii="Georgia" w:hAnsi="Georgia"/>
+          <w:b w:val="0"/>
+          <w:i w:val="0"/>
+          <w:sz w:val="21"/>
+          <w:vertAlign w:val="subscript"/>
+        </w:rPr>
+        <w:t>off</w:t>
+      </w:r>
+      <w:r>
+        <w:rPr>
+          <w:rFonts w:ascii="Georgia" w:hAnsi="Georgia"/>
+          <w:b w:val="0"/>
+          <w:i w:val="0"/>
+          <w:sz w:val="21"/>
+          <w:vertAlign w:val="superscript"/>
+        </w:rPr>
+        <w:t>eP</w:t>
+      </w:r>
+      <w:r>
+        <w:rPr>
+          <w:rFonts w:ascii="Georgia" w:hAnsi="Georgia"/>
+          <w:b w:val="0"/>
+          <w:i w:val="0"/>
+          <w:sz w:val="21"/>
+        </w:rPr>
+        <w:t>, cut k</w:t>
+      </w:r>
+      <w:r>
+        <w:rPr>
+          <w:rFonts w:ascii="Georgia" w:hAnsi="Georgia"/>
+          <w:b w:val="0"/>
+          <w:i w:val="0"/>
+          <w:sz w:val="21"/>
+          <w:vertAlign w:val="subscript"/>
+        </w:rPr>
+        <w:t>cat</w:t>
+      </w:r>
+      <w:r>
+        <w:rPr>
+          <w:rFonts w:ascii="Georgia" w:hAnsi="Georgia"/>
+          <w:b w:val="0"/>
+          <w:i w:val="0"/>
+          <w:sz w:val="21"/>
+          <w:vertAlign w:val="superscript"/>
+        </w:rPr>
+        <w:t>eP</w:t>
+      </w:r>
+      <w:r>
+        <w:rPr>
+          <w:rFonts w:ascii="Georgia" w:hAnsi="Georgia"/>
+          <w:b w:val="0"/>
+          <w:i w:val="0"/>
+          <w:sz w:val="21"/>
+        </w:rPr>
+        <w:t>)</w:t>
+      </w:r>
+    </w:p>
+    <w:p>
+      <w:pPr>
+        <w:spacing w:before="40" w:after="40"/>
+        <w:ind w:left="504"/>
+      </w:pPr>
+      <w:r>
+        <w:rPr>
+          <w:rFonts w:ascii="Georgia" w:hAnsi="Georgia"/>
+          <w:b/>
+          <w:i w:val="0"/>
+          <w:color w:val="1F3A5F"/>
+          <w:sz w:val="21"/>
+        </w:rPr>
+        <w:t>Conserved totals:</w:t>
+      </w:r>
+      <w:r>
+        <w:rPr>
+          <w:rFonts w:ascii="Georgia" w:hAnsi="Georgia"/>
+          <w:b w:val="0"/>
+          <w:i w:val="0"/>
+          <w:sz w:val="21"/>
+        </w:rPr>
+        <w:t xml:space="preserve">   G</w:t>
+      </w:r>
+      <w:r>
+        <w:rPr>
+          <w:rFonts w:ascii="Georgia" w:hAnsi="Georgia"/>
+          <w:b w:val="0"/>
+          <w:i w:val="0"/>
+          <w:sz w:val="21"/>
+          <w:vertAlign w:val="subscript"/>
+        </w:rPr>
+        <w:t>tot</w:t>
+      </w:r>
+      <w:r>
+        <w:rPr>
+          <w:rFonts w:ascii="Georgia" w:hAnsi="Georgia"/>
+          <w:b w:val="0"/>
+          <w:i w:val="0"/>
+          <w:sz w:val="21"/>
+        </w:rPr>
+        <w:t xml:space="preserve"> = G + C</w:t>
+      </w:r>
+      <w:r>
+        <w:rPr>
+          <w:rFonts w:ascii="Georgia" w:hAnsi="Georgia"/>
+          <w:b w:val="0"/>
+          <w:i w:val="0"/>
+          <w:sz w:val="21"/>
+          <w:vertAlign w:val="subscript"/>
+        </w:rPr>
+        <w:t>NG</w:t>
+      </w:r>
+      <w:r>
+        <w:rPr>
+          <w:rFonts w:ascii="Georgia" w:hAnsi="Georgia"/>
+          <w:b w:val="0"/>
+          <w:i w:val="0"/>
+          <w:sz w:val="21"/>
+        </w:rPr>
+        <w:t xml:space="preserve"> ,    rec = E + C</w:t>
+      </w:r>
+      <w:r>
+        <w:rPr>
+          <w:rFonts w:ascii="Georgia" w:hAnsi="Georgia"/>
+          <w:b w:val="0"/>
+          <w:i w:val="0"/>
+          <w:sz w:val="21"/>
+          <w:vertAlign w:val="subscript"/>
+        </w:rPr>
+        <w:t>NE</w:t>
+      </w:r>
+      <w:r>
+        <w:rPr>
+          <w:rFonts w:ascii="Georgia" w:hAnsi="Georgia"/>
+          <w:b w:val="0"/>
+          <w:i w:val="0"/>
+          <w:sz w:val="21"/>
+        </w:rPr>
+        <w:t xml:space="preserve"> + C</w:t>
+      </w:r>
+      <w:r>
+        <w:rPr>
+          <w:rFonts w:ascii="Georgia" w:hAnsi="Georgia"/>
+          <w:b w:val="0"/>
+          <w:i w:val="0"/>
+          <w:sz w:val="21"/>
+          <w:vertAlign w:val="subscript"/>
+        </w:rPr>
+        <w:t>PE</w:t>
+      </w:r>
+    </w:p>
+    <w:p>
+      <w:r>
+        <w:rPr>
+          <w:rFonts w:ascii="Georgia" w:hAnsi="Georgia"/>
+          <w:b w:val="0"/>
+          <w:i w:val="0"/>
+          <w:sz w:val="21"/>
+        </w:rPr>
+        <w:t>Two features of the published model now appear on their own, instead of being written in by hand:</w:t>
+      </w:r>
+    </w:p>
+    <w:p>
+      <w:pPr>
+        <w:pStyle w:val="ListBullet"/>
+      </w:pPr>
+      <w:r>
+        <w:rPr>
+          <w:rFonts w:ascii="Georgia" w:hAnsi="Georgia"/>
+          <w:b/>
+          <w:i w:val="0"/>
+          <w:sz w:val="21"/>
+        </w:rPr>
+        <w:t xml:space="preserve">Template saturation.  </w:t>
+      </w:r>
+      <w:r>
+        <w:rPr>
+          <w:rFonts w:ascii="Georgia" w:hAnsi="Georgia"/>
+          <w:b w:val="0"/>
+          <w:i w:val="0"/>
+          <w:sz w:val="21"/>
+        </w:rPr>
+        <w:t>the saturating growth term 1/(1 + b G N) is simply finite template: once the template G</w:t>
+      </w:r>
+      <w:r>
+        <w:rPr>
+          <w:rFonts w:ascii="Georgia" w:hAnsi="Georgia"/>
+          <w:b w:val="0"/>
+          <w:i w:val="0"/>
+          <w:sz w:val="21"/>
+          <w:vertAlign w:val="subscript"/>
+        </w:rPr>
+        <w:t>tot</w:t>
+      </w:r>
+      <w:r>
+        <w:rPr>
+          <w:rFonts w:ascii="Georgia" w:hAnsi="Georgia"/>
+          <w:b w:val="0"/>
+          <w:i w:val="0"/>
+          <w:sz w:val="21"/>
+        </w:rPr>
+        <w:t xml:space="preserve"> is fully occupied, growth cannot speed up. </w:t>
+      </w:r>
+    </w:p>
+    <w:p>
+      <w:pPr>
+        <w:pStyle w:val="ListBullet"/>
+      </w:pPr>
+      <w:r>
+        <w:rPr>
+          <w:rFonts w:ascii="Georgia" w:hAnsi="Georgia"/>
+          <w:b/>
+          <w:i w:val="0"/>
+          <w:sz w:val="21"/>
+        </w:rPr>
+        <w:t xml:space="preserve">The oscillation engine.  </w:t>
+      </w:r>
+      <w:r>
+        <w:rPr>
+          <w:rFonts w:ascii="Georgia" w:hAnsi="Georgia"/>
+          <w:b w:val="0"/>
+          <w:i w:val="0"/>
+          <w:sz w:val="21"/>
+        </w:rPr>
+        <w:t>the competition term 1/(1 + P/K</w:t>
+      </w:r>
+      <w:r>
+        <w:rPr>
+          <w:rFonts w:ascii="Georgia" w:hAnsi="Georgia"/>
+          <w:b w:val="0"/>
+          <w:i w:val="0"/>
+          <w:sz w:val="21"/>
+          <w:vertAlign w:val="subscript"/>
+        </w:rPr>
+        <w:t>m,P</w:t>
+      </w:r>
+      <w:r>
+        <w:rPr>
+          <w:rFonts w:ascii="Georgia" w:hAnsi="Georgia"/>
+          <w:b w:val="0"/>
+          <w:i w:val="0"/>
+          <w:sz w:val="21"/>
+        </w:rPr>
+        <w:t>) is the shared exonuclease being a limited resource. The predator binds it tightly (high affinity) and the prey binds it weakly. When predator is abundant it occupies the enzyme and shields the prey from being degraded. That self-shielding is the engine of the oscillation, and here it falls out of conservation with no extra assumption.</w:t>
+      </w:r>
+    </w:p>
+    <w:p>
+      <w:r>
+        <w:rPr>
+          <w:rFonts w:ascii="Georgia" w:hAnsi="Georgia"/>
+          <w:b w:val="0"/>
+          <w:i w:val="0"/>
+          <w:sz w:val="21"/>
+        </w:rPr>
+        <w:t>Mathematically, applying a quasi-steady-state assumption to the four complexes turns these reactions back into the two-variable equations of Section 3, which fixes the dilute values of every elementary constant. Those dilute values are:</w:t>
+      </w:r>
+    </w:p>
+    <w:tbl>
+      <w:tblPr>
+        <w:tblStyle w:val="LightGrid-Accent1"/>
+        <w:tblW w:type="auto" w:w="0"/>
+        <w:jc w:val="center"/>
+        <w:tblLook w:firstColumn="1" w:firstRow="1" w:lastColumn="0" w:lastRow="0" w:noHBand="0" w:noVBand="1" w:val="04A0"/>
+      </w:tblPr>
+      <w:tblGrid>
+        <w:gridCol w:w="2880"/>
+        <w:gridCol w:w="2880"/>
+        <w:gridCol w:w="2880"/>
+      </w:tblGrid>
+      <w:tr>
+        <w:trPr>
+          <w:cantSplit/>
+          <w:tblHeader/>
+        </w:trPr>
+        <w:tc>
+          <w:tcPr>
+            <w:tcW w:type="dxa" w:w="2448"/>
+          </w:tcPr>
+          <w:p>
+            <w:pPr>
+              <w:keepNext/>
+            </w:pPr>
+            <w:r/>
+            <w:r>
+              <w:rPr>
+                <w:rFonts w:ascii="Georgia" w:hAnsi="Georgia"/>
+                <w:b/>
+                <w:i w:val="0"/>
+                <w:sz w:val="18"/>
+              </w:rPr>
+              <w:t>Lumped constant</w:t>
+            </w:r>
+          </w:p>
+        </w:tc>
+        <w:tc>
+          <w:tcPr>
+            <w:tcW w:type="dxa" w:w="4608"/>
+          </w:tcPr>
+          <w:p>
+            <w:pPr>
+              <w:keepNext/>
+            </w:pPr>
+            <w:r/>
+            <w:r>
+              <w:rPr>
+                <w:rFonts w:ascii="Georgia" w:hAnsi="Georgia"/>
+                <w:b/>
+                <w:i w:val="0"/>
+                <w:sz w:val="18"/>
+              </w:rPr>
+              <w:t>Built from elementary steps</w:t>
+            </w:r>
+          </w:p>
+        </w:tc>
+        <w:tc>
+          <w:tcPr>
+            <w:tcW w:type="dxa" w:w="2016"/>
+          </w:tcPr>
+          <w:p>
+            <w:pPr>
+              <w:keepNext/>
+            </w:pPr>
+            <w:r/>
+            <w:r>
+              <w:rPr>
+                <w:rFonts w:ascii="Georgia" w:hAnsi="Georgia"/>
+                <w:b/>
+                <w:i w:val="0"/>
+                <w:sz w:val="18"/>
+              </w:rPr>
+              <w:t>Dilute value</w:t>
+            </w:r>
+          </w:p>
+        </w:tc>
+      </w:tr>
+      <w:tr>
+        <w:trPr>
+          <w:cantSplit/>
+        </w:trPr>
+        <w:tc>
+          <w:tcPr>
+            <w:tcW w:type="dxa" w:w="2448"/>
+          </w:tcPr>
+          <w:p>
+            <w:pPr>
+              <w:keepNext/>
+            </w:pPr>
+            <w:r/>
+            <w:r>
+              <w:rPr>
+                <w:rFonts w:ascii="Georgia" w:hAnsi="Georgia"/>
+                <w:b w:val="0"/>
+                <w:i w:val="0"/>
+                <w:sz w:val="17"/>
+              </w:rPr>
+              <w:t>k</w:t>
+            </w:r>
+            <w:r>
+              <w:rPr>
+                <w:rFonts w:ascii="Georgia" w:hAnsi="Georgia"/>
+                <w:b w:val="0"/>
+                <w:i w:val="0"/>
+                <w:sz w:val="17"/>
+                <w:vertAlign w:val="subscript"/>
+              </w:rPr>
+              <w:t>1</w:t>
+            </w:r>
+            <w:r>
+              <w:rPr>
+                <w:rFonts w:ascii="Georgia" w:hAnsi="Georgia"/>
+                <w:b w:val="0"/>
+                <w:i w:val="0"/>
+                <w:sz w:val="17"/>
+              </w:rPr>
+              <w:t xml:space="preserve"> (prey growth)</w:t>
+            </w:r>
+          </w:p>
+        </w:tc>
+        <w:tc>
+          <w:tcPr>
+            <w:tcW w:type="dxa" w:w="4608"/>
+          </w:tcPr>
+          <w:p>
+            <w:pPr>
+              <w:keepNext/>
+            </w:pPr>
+            <w:r/>
+            <w:r>
+              <w:rPr>
+                <w:rFonts w:ascii="Georgia" w:hAnsi="Georgia"/>
+                <w:b w:val="0"/>
+                <w:i w:val="0"/>
+                <w:sz w:val="17"/>
+              </w:rPr>
+              <w:t>k</w:t>
+            </w:r>
+            <w:r>
+              <w:rPr>
+                <w:rFonts w:ascii="Georgia" w:hAnsi="Georgia"/>
+                <w:b w:val="0"/>
+                <w:i w:val="0"/>
+                <w:sz w:val="17"/>
+                <w:vertAlign w:val="subscript"/>
+              </w:rPr>
+              <w:t>cat</w:t>
+            </w:r>
+            <w:r>
+              <w:rPr>
+                <w:rFonts w:ascii="Georgia" w:hAnsi="Georgia"/>
+                <w:b w:val="0"/>
+                <w:i w:val="0"/>
+                <w:sz w:val="17"/>
+                <w:vertAlign w:val="superscript"/>
+              </w:rPr>
+              <w:t>g</w:t>
+            </w:r>
+            <w:r>
+              <w:rPr>
+                <w:rFonts w:ascii="Georgia" w:hAnsi="Georgia"/>
+                <w:b w:val="0"/>
+                <w:i w:val="0"/>
+                <w:sz w:val="17"/>
+              </w:rPr>
+              <w:t xml:space="preserve"> times K</w:t>
+            </w:r>
+            <w:r>
+              <w:rPr>
+                <w:rFonts w:ascii="Georgia" w:hAnsi="Georgia"/>
+                <w:b w:val="0"/>
+                <w:i w:val="0"/>
+                <w:sz w:val="17"/>
+                <w:vertAlign w:val="subscript"/>
+              </w:rPr>
+              <w:t>1</w:t>
+            </w:r>
+            <w:r>
+              <w:rPr>
+                <w:rFonts w:ascii="Georgia" w:hAnsi="Georgia"/>
+                <w:b w:val="0"/>
+                <w:i w:val="0"/>
+                <w:sz w:val="17"/>
+              </w:rPr>
+              <w:t xml:space="preserve"> (K</w:t>
+            </w:r>
+            <w:r>
+              <w:rPr>
+                <w:rFonts w:ascii="Georgia" w:hAnsi="Georgia"/>
+                <w:b w:val="0"/>
+                <w:i w:val="0"/>
+                <w:sz w:val="17"/>
+                <w:vertAlign w:val="subscript"/>
+              </w:rPr>
+              <w:t>1</w:t>
+            </w:r>
+            <w:r>
+              <w:rPr>
+                <w:rFonts w:ascii="Georgia" w:hAnsi="Georgia"/>
+                <w:b w:val="0"/>
+                <w:i w:val="0"/>
+                <w:sz w:val="17"/>
+              </w:rPr>
+              <w:t xml:space="preserve"> = N,G binding)</w:t>
+            </w:r>
+          </w:p>
+        </w:tc>
+        <w:tc>
+          <w:tcPr>
+            <w:tcW w:type="dxa" w:w="2016"/>
+          </w:tcPr>
+          <w:p>
+            <w:pPr>
+              <w:keepNext/>
+            </w:pPr>
+            <w:r/>
+            <w:r>
+              <w:rPr>
+                <w:rFonts w:ascii="Georgia" w:hAnsi="Georgia"/>
+                <w:b w:val="0"/>
+                <w:i w:val="0"/>
+                <w:sz w:val="17"/>
+              </w:rPr>
+              <w:t>2.0e-3</w:t>
+            </w:r>
+          </w:p>
+        </w:tc>
+      </w:tr>
+      <w:tr>
+        <w:trPr>
+          <w:cantSplit/>
+        </w:trPr>
+        <w:tc>
+          <w:tcPr>
+            <w:tcW w:type="dxa" w:w="2448"/>
+          </w:tcPr>
+          <w:p>
+            <w:pPr>
+              <w:keepNext/>
+            </w:pPr>
+            <w:r/>
+            <w:r>
+              <w:rPr>
+                <w:rFonts w:ascii="Georgia" w:hAnsi="Georgia"/>
+                <w:b w:val="0"/>
+                <w:i w:val="0"/>
+                <w:sz w:val="17"/>
+              </w:rPr>
+              <w:t>b (growth saturation)</w:t>
+            </w:r>
+          </w:p>
+        </w:tc>
+        <w:tc>
+          <w:tcPr>
+            <w:tcW w:type="dxa" w:w="4608"/>
+          </w:tcPr>
+          <w:p>
+            <w:pPr>
+              <w:keepNext/>
+            </w:pPr>
+            <w:r/>
+            <w:r>
+              <w:rPr>
+                <w:rFonts w:ascii="Georgia" w:hAnsi="Georgia"/>
+                <w:b w:val="0"/>
+                <w:i w:val="0"/>
+                <w:sz w:val="17"/>
+              </w:rPr>
+              <w:t>K</w:t>
+            </w:r>
+            <w:r>
+              <w:rPr>
+                <w:rFonts w:ascii="Georgia" w:hAnsi="Georgia"/>
+                <w:b w:val="0"/>
+                <w:i w:val="0"/>
+                <w:sz w:val="17"/>
+                <w:vertAlign w:val="subscript"/>
+              </w:rPr>
+              <w:t>1</w:t>
+            </w:r>
+            <w:r>
+              <w:rPr>
+                <w:rFonts w:ascii="Georgia" w:hAnsi="Georgia"/>
+                <w:b w:val="0"/>
+                <w:i w:val="0"/>
+                <w:sz w:val="17"/>
+              </w:rPr>
+              <w:t xml:space="preserve"> / G</w:t>
+            </w:r>
+            <w:r>
+              <w:rPr>
+                <w:rFonts w:ascii="Georgia" w:hAnsi="Georgia"/>
+                <w:b w:val="0"/>
+                <w:i w:val="0"/>
+                <w:sz w:val="17"/>
+                <w:vertAlign w:val="subscript"/>
+              </w:rPr>
+              <w:t>tot</w:t>
+            </w:r>
+          </w:p>
+        </w:tc>
+        <w:tc>
+          <w:tcPr>
+            <w:tcW w:type="dxa" w:w="2016"/>
+          </w:tcPr>
+          <w:p>
+            <w:pPr>
+              <w:keepNext/>
+            </w:pPr>
+            <w:r/>
+            <w:r>
+              <w:rPr>
+                <w:rFonts w:ascii="Georgia" w:hAnsi="Georgia"/>
+                <w:b w:val="0"/>
+                <w:i w:val="0"/>
+                <w:sz w:val="17"/>
+              </w:rPr>
+              <w:t>4.8e-5</w:t>
+            </w:r>
+          </w:p>
+        </w:tc>
+      </w:tr>
+      <w:tr>
+        <w:trPr>
+          <w:cantSplit/>
+        </w:trPr>
+        <w:tc>
+          <w:tcPr>
+            <w:tcW w:type="dxa" w:w="2448"/>
+          </w:tcPr>
+          <w:p>
+            <w:pPr>
+              <w:keepNext/>
+            </w:pPr>
+            <w:r/>
+            <w:r>
+              <w:rPr>
+                <w:rFonts w:ascii="Georgia" w:hAnsi="Georgia"/>
+                <w:b w:val="0"/>
+                <w:i w:val="0"/>
+                <w:sz w:val="17"/>
+              </w:rPr>
+              <w:t>k</w:t>
+            </w:r>
+            <w:r>
+              <w:rPr>
+                <w:rFonts w:ascii="Georgia" w:hAnsi="Georgia"/>
+                <w:b w:val="0"/>
+                <w:i w:val="0"/>
+                <w:sz w:val="17"/>
+                <w:vertAlign w:val="subscript"/>
+              </w:rPr>
+              <w:t>2</w:t>
+            </w:r>
+            <w:r>
+              <w:rPr>
+                <w:rFonts w:ascii="Georgia" w:hAnsi="Georgia"/>
+                <w:b w:val="0"/>
+                <w:i w:val="0"/>
+                <w:sz w:val="17"/>
+              </w:rPr>
+              <w:t xml:space="preserve"> (predation)</w:t>
+            </w:r>
+          </w:p>
+        </w:tc>
+        <w:tc>
+          <w:tcPr>
+            <w:tcW w:type="dxa" w:w="4608"/>
+          </w:tcPr>
+          <w:p>
+            <w:pPr>
+              <w:keepNext/>
+            </w:pPr>
+            <w:r/>
+            <w:r>
+              <w:rPr>
+                <w:rFonts w:ascii="Georgia" w:hAnsi="Georgia"/>
+                <w:b w:val="0"/>
+                <w:i w:val="0"/>
+                <w:sz w:val="17"/>
+              </w:rPr>
+              <w:t>k</w:t>
+            </w:r>
+            <w:r>
+              <w:rPr>
+                <w:rFonts w:ascii="Georgia" w:hAnsi="Georgia"/>
+                <w:b w:val="0"/>
+                <w:i w:val="0"/>
+                <w:sz w:val="17"/>
+                <w:vertAlign w:val="subscript"/>
+              </w:rPr>
+              <w:t>cat</w:t>
+            </w:r>
+            <w:r>
+              <w:rPr>
+                <w:rFonts w:ascii="Georgia" w:hAnsi="Georgia"/>
+                <w:b w:val="0"/>
+                <w:i w:val="0"/>
+                <w:sz w:val="17"/>
+                <w:vertAlign w:val="superscript"/>
+              </w:rPr>
+              <w:t>p</w:t>
+            </w:r>
+            <w:r>
+              <w:rPr>
+                <w:rFonts w:ascii="Georgia" w:hAnsi="Georgia"/>
+                <w:b w:val="0"/>
+                <w:i w:val="0"/>
+                <w:sz w:val="17"/>
+              </w:rPr>
+              <w:t xml:space="preserve"> times K</w:t>
+            </w:r>
+            <w:r>
+              <w:rPr>
+                <w:rFonts w:ascii="Georgia" w:hAnsi="Georgia"/>
+                <w:b w:val="0"/>
+                <w:i w:val="0"/>
+                <w:sz w:val="17"/>
+                <w:vertAlign w:val="subscript"/>
+              </w:rPr>
+              <w:t>2</w:t>
+            </w:r>
+            <w:r>
+              <w:rPr>
+                <w:rFonts w:ascii="Georgia" w:hAnsi="Georgia"/>
+                <w:b w:val="0"/>
+                <w:i w:val="0"/>
+                <w:sz w:val="17"/>
+              </w:rPr>
+              <w:t xml:space="preserve"> (K</w:t>
+            </w:r>
+            <w:r>
+              <w:rPr>
+                <w:rFonts w:ascii="Georgia" w:hAnsi="Georgia"/>
+                <w:b w:val="0"/>
+                <w:i w:val="0"/>
+                <w:sz w:val="17"/>
+                <w:vertAlign w:val="subscript"/>
+              </w:rPr>
+              <w:t>2</w:t>
+            </w:r>
+            <w:r>
+              <w:rPr>
+                <w:rFonts w:ascii="Georgia" w:hAnsi="Georgia"/>
+                <w:b w:val="0"/>
+                <w:i w:val="0"/>
+                <w:sz w:val="17"/>
+              </w:rPr>
+              <w:t xml:space="preserve"> = N,P binding)</w:t>
+            </w:r>
+          </w:p>
+        </w:tc>
+        <w:tc>
+          <w:tcPr>
+            <w:tcW w:type="dxa" w:w="2016"/>
+          </w:tcPr>
+          <w:p>
+            <w:pPr>
+              <w:keepNext/>
+            </w:pPr>
+            <w:r/>
+            <w:r>
+              <w:rPr>
+                <w:rFonts w:ascii="Georgia" w:hAnsi="Georgia"/>
+                <w:b w:val="0"/>
+                <w:i w:val="0"/>
+                <w:sz w:val="17"/>
+              </w:rPr>
+              <w:t>3.1e-3</w:t>
+            </w:r>
+          </w:p>
+        </w:tc>
+      </w:tr>
+      <w:tr>
+        <w:trPr>
+          <w:cantSplit/>
+        </w:trPr>
+        <w:tc>
+          <w:tcPr>
+            <w:tcW w:type="dxa" w:w="2448"/>
+          </w:tcPr>
+          <w:p>
+            <w:pPr>
+              <w:keepNext/>
+            </w:pPr>
+            <w:r/>
+            <w:r>
+              <w:rPr>
+                <w:rFonts w:ascii="Georgia" w:hAnsi="Georgia"/>
+                <w:b w:val="0"/>
+                <w:i w:val="0"/>
+                <w:sz w:val="17"/>
+              </w:rPr>
+              <w:t>k</w:t>
+            </w:r>
+            <w:r>
+              <w:rPr>
+                <w:rFonts w:ascii="Georgia" w:hAnsi="Georgia"/>
+                <w:b w:val="0"/>
+                <w:i w:val="0"/>
+                <w:sz w:val="17"/>
+                <w:vertAlign w:val="subscript"/>
+              </w:rPr>
+              <w:t>N</w:t>
+            </w:r>
+            <w:r>
+              <w:rPr>
+                <w:rFonts w:ascii="Georgia" w:hAnsi="Georgia"/>
+                <w:b w:val="0"/>
+                <w:i w:val="0"/>
+                <w:sz w:val="17"/>
+              </w:rPr>
+              <w:t xml:space="preserve"> (prey decay)</w:t>
+            </w:r>
+          </w:p>
+        </w:tc>
+        <w:tc>
+          <w:tcPr>
+            <w:tcW w:type="dxa" w:w="4608"/>
+          </w:tcPr>
+          <w:p>
+            <w:pPr>
+              <w:keepNext/>
+            </w:pPr>
+            <w:r/>
+            <w:r>
+              <w:rPr>
+                <w:rFonts w:ascii="Georgia" w:hAnsi="Georgia"/>
+                <w:b w:val="0"/>
+                <w:i w:val="0"/>
+                <w:sz w:val="17"/>
+              </w:rPr>
+              <w:t>k</w:t>
+            </w:r>
+            <w:r>
+              <w:rPr>
+                <w:rFonts w:ascii="Georgia" w:hAnsi="Georgia"/>
+                <w:b w:val="0"/>
+                <w:i w:val="0"/>
+                <w:sz w:val="17"/>
+                <w:vertAlign w:val="subscript"/>
+              </w:rPr>
+              <w:t>cat</w:t>
+            </w:r>
+            <w:r>
+              <w:rPr>
+                <w:rFonts w:ascii="Georgia" w:hAnsi="Georgia"/>
+                <w:b w:val="0"/>
+                <w:i w:val="0"/>
+                <w:sz w:val="17"/>
+                <w:vertAlign w:val="superscript"/>
+              </w:rPr>
+              <w:t>eN</w:t>
+            </w:r>
+            <w:r>
+              <w:rPr>
+                <w:rFonts w:ascii="Georgia" w:hAnsi="Georgia"/>
+                <w:b w:val="0"/>
+                <w:i w:val="0"/>
+                <w:sz w:val="17"/>
+              </w:rPr>
+              <w:t xml:space="preserve"> / K</w:t>
+            </w:r>
+            <w:r>
+              <w:rPr>
+                <w:rFonts w:ascii="Georgia" w:hAnsi="Georgia"/>
+                <w:b w:val="0"/>
+                <w:i w:val="0"/>
+                <w:sz w:val="17"/>
+                <w:vertAlign w:val="subscript"/>
+              </w:rPr>
+              <w:t>m</w:t>
+            </w:r>
+            <w:r>
+              <w:rPr>
+                <w:rFonts w:ascii="Georgia" w:hAnsi="Georgia"/>
+                <w:b w:val="0"/>
+                <w:i w:val="0"/>
+                <w:sz w:val="17"/>
+                <w:vertAlign w:val="superscript"/>
+              </w:rPr>
+              <w:t>N</w:t>
+            </w:r>
+            <w:r>
+              <w:rPr>
+                <w:rFonts w:ascii="Georgia" w:hAnsi="Georgia"/>
+                <w:b w:val="0"/>
+                <w:i w:val="0"/>
+                <w:sz w:val="17"/>
+              </w:rPr>
+              <w:t xml:space="preserve"> (weak binding, K</w:t>
+            </w:r>
+            <w:r>
+              <w:rPr>
+                <w:rFonts w:ascii="Georgia" w:hAnsi="Georgia"/>
+                <w:b w:val="0"/>
+                <w:i w:val="0"/>
+                <w:sz w:val="17"/>
+                <w:vertAlign w:val="subscript"/>
+              </w:rPr>
+              <w:t>m</w:t>
+            </w:r>
+            <w:r>
+              <w:rPr>
+                <w:rFonts w:ascii="Georgia" w:hAnsi="Georgia"/>
+                <w:b w:val="0"/>
+                <w:i w:val="0"/>
+                <w:sz w:val="17"/>
+                <w:vertAlign w:val="superscript"/>
+              </w:rPr>
+              <w:t>N</w:t>
+            </w:r>
+            <w:r>
+              <w:rPr>
+                <w:rFonts w:ascii="Georgia" w:hAnsi="Georgia"/>
+                <w:b w:val="0"/>
+                <w:i w:val="0"/>
+                <w:sz w:val="17"/>
+              </w:rPr>
+              <w:t xml:space="preserve"> large)</w:t>
+            </w:r>
+          </w:p>
+        </w:tc>
+        <w:tc>
+          <w:tcPr>
+            <w:tcW w:type="dxa" w:w="2016"/>
+          </w:tcPr>
+          <w:p>
+            <w:pPr>
+              <w:keepNext/>
+            </w:pPr>
+            <w:r/>
+            <w:r>
+              <w:rPr>
+                <w:rFonts w:ascii="Georgia" w:hAnsi="Georgia"/>
+                <w:b w:val="0"/>
+                <w:i w:val="0"/>
+                <w:sz w:val="17"/>
+              </w:rPr>
+              <w:t>2.1e-2</w:t>
+            </w:r>
+          </w:p>
+        </w:tc>
+      </w:tr>
+      <w:tr>
+        <w:trPr>
+          <w:cantSplit/>
+        </w:trPr>
+        <w:tc>
+          <w:tcPr>
+            <w:tcW w:type="dxa" w:w="2448"/>
+          </w:tcPr>
+          <w:p>
+            <w:pPr>
+              <w:keepNext/>
+            </w:pPr>
+            <w:r/>
+            <w:r>
+              <w:rPr>
+                <w:rFonts w:ascii="Georgia" w:hAnsi="Georgia"/>
+                <w:b w:val="0"/>
+                <w:i w:val="0"/>
+                <w:sz w:val="17"/>
+              </w:rPr>
+              <w:t>k</w:t>
+            </w:r>
+            <w:r>
+              <w:rPr>
+                <w:rFonts w:ascii="Georgia" w:hAnsi="Georgia"/>
+                <w:b w:val="0"/>
+                <w:i w:val="0"/>
+                <w:sz w:val="17"/>
+                <w:vertAlign w:val="subscript"/>
+              </w:rPr>
+              <w:t>P</w:t>
+            </w:r>
+            <w:r>
+              <w:rPr>
+                <w:rFonts w:ascii="Georgia" w:hAnsi="Georgia"/>
+                <w:b w:val="0"/>
+                <w:i w:val="0"/>
+                <w:sz w:val="17"/>
+              </w:rPr>
+              <w:t xml:space="preserve"> (predator decay)</w:t>
+            </w:r>
+          </w:p>
+        </w:tc>
+        <w:tc>
+          <w:tcPr>
+            <w:tcW w:type="dxa" w:w="4608"/>
+          </w:tcPr>
+          <w:p>
+            <w:pPr>
+              <w:keepNext/>
+            </w:pPr>
+            <w:r/>
+            <w:r>
+              <w:rPr>
+                <w:rFonts w:ascii="Georgia" w:hAnsi="Georgia"/>
+                <w:b w:val="0"/>
+                <w:i w:val="0"/>
+                <w:sz w:val="17"/>
+              </w:rPr>
+              <w:t>k</w:t>
+            </w:r>
+            <w:r>
+              <w:rPr>
+                <w:rFonts w:ascii="Georgia" w:hAnsi="Georgia"/>
+                <w:b w:val="0"/>
+                <w:i w:val="0"/>
+                <w:sz w:val="17"/>
+                <w:vertAlign w:val="subscript"/>
+              </w:rPr>
+              <w:t>cat</w:t>
+            </w:r>
+            <w:r>
+              <w:rPr>
+                <w:rFonts w:ascii="Georgia" w:hAnsi="Georgia"/>
+                <w:b w:val="0"/>
+                <w:i w:val="0"/>
+                <w:sz w:val="17"/>
+                <w:vertAlign w:val="superscript"/>
+              </w:rPr>
+              <w:t>eP</w:t>
+            </w:r>
+            <w:r>
+              <w:rPr>
+                <w:rFonts w:ascii="Georgia" w:hAnsi="Georgia"/>
+                <w:b w:val="0"/>
+                <w:i w:val="0"/>
+                <w:sz w:val="17"/>
+              </w:rPr>
+              <w:t xml:space="preserve"> / K</w:t>
+            </w:r>
+            <w:r>
+              <w:rPr>
+                <w:rFonts w:ascii="Georgia" w:hAnsi="Georgia"/>
+                <w:b w:val="0"/>
+                <w:i w:val="0"/>
+                <w:sz w:val="17"/>
+                <w:vertAlign w:val="subscript"/>
+              </w:rPr>
+              <w:t>m</w:t>
+            </w:r>
+            <w:r>
+              <w:rPr>
+                <w:rFonts w:ascii="Georgia" w:hAnsi="Georgia"/>
+                <w:b w:val="0"/>
+                <w:i w:val="0"/>
+                <w:sz w:val="17"/>
+                <w:vertAlign w:val="superscript"/>
+              </w:rPr>
+              <w:t>P</w:t>
+            </w:r>
+          </w:p>
+        </w:tc>
+        <w:tc>
+          <w:tcPr>
+            <w:tcW w:type="dxa" w:w="2016"/>
+          </w:tcPr>
+          <w:p>
+            <w:pPr>
+              <w:keepNext/>
+            </w:pPr>
+            <w:r/>
+            <w:r>
+              <w:rPr>
+                <w:rFonts w:ascii="Georgia" w:hAnsi="Georgia"/>
+                <w:b w:val="0"/>
+                <w:i w:val="0"/>
+                <w:sz w:val="17"/>
+              </w:rPr>
+              <w:t>4.7e-3</w:t>
+            </w:r>
+          </w:p>
+        </w:tc>
+      </w:tr>
+      <w:tr>
+        <w:trPr>
+          <w:cantSplit/>
+        </w:trPr>
+        <w:tc>
+          <w:tcPr>
+            <w:tcW w:type="dxa" w:w="2448"/>
+          </w:tcPr>
+          <w:p>
+            <w:r/>
+            <w:r>
+              <w:rPr>
+                <w:rFonts w:ascii="Georgia" w:hAnsi="Georgia"/>
+                <w:b w:val="0"/>
+                <w:i w:val="0"/>
+                <w:sz w:val="17"/>
+              </w:rPr>
+              <w:t>K</w:t>
+            </w:r>
+            <w:r>
+              <w:rPr>
+                <w:rFonts w:ascii="Georgia" w:hAnsi="Georgia"/>
+                <w:b w:val="0"/>
+                <w:i w:val="0"/>
+                <w:sz w:val="17"/>
+                <w:vertAlign w:val="subscript"/>
+              </w:rPr>
+              <w:t>m,P</w:t>
+            </w:r>
+            <w:r>
+              <w:rPr>
+                <w:rFonts w:ascii="Georgia" w:hAnsi="Georgia"/>
+                <w:b w:val="0"/>
+                <w:i w:val="0"/>
+                <w:sz w:val="17"/>
+              </w:rPr>
+              <w:t xml:space="preserve"> (competition)</w:t>
+            </w:r>
+          </w:p>
+        </w:tc>
+        <w:tc>
+          <w:tcPr>
+            <w:tcW w:type="dxa" w:w="4608"/>
+          </w:tcPr>
+          <w:p>
+            <w:r/>
+            <w:r>
+              <w:rPr>
+                <w:rFonts w:ascii="Georgia" w:hAnsi="Georgia"/>
+                <w:b w:val="0"/>
+                <w:i w:val="0"/>
+                <w:sz w:val="17"/>
+              </w:rPr>
+              <w:t>(k</w:t>
+            </w:r>
+            <w:r>
+              <w:rPr>
+                <w:rFonts w:ascii="Georgia" w:hAnsi="Georgia"/>
+                <w:b w:val="0"/>
+                <w:i w:val="0"/>
+                <w:sz w:val="17"/>
+                <w:vertAlign w:val="subscript"/>
+              </w:rPr>
+              <w:t>off</w:t>
+            </w:r>
+            <w:r>
+              <w:rPr>
+                <w:rFonts w:ascii="Georgia" w:hAnsi="Georgia"/>
+                <w:b w:val="0"/>
+                <w:i w:val="0"/>
+                <w:sz w:val="17"/>
+                <w:vertAlign w:val="superscript"/>
+              </w:rPr>
+              <w:t>eP</w:t>
+            </w:r>
+            <w:r>
+              <w:rPr>
+                <w:rFonts w:ascii="Georgia" w:hAnsi="Georgia"/>
+                <w:b w:val="0"/>
+                <w:i w:val="0"/>
+                <w:sz w:val="17"/>
+              </w:rPr>
+              <w:t xml:space="preserve"> + k</w:t>
+            </w:r>
+            <w:r>
+              <w:rPr>
+                <w:rFonts w:ascii="Georgia" w:hAnsi="Georgia"/>
+                <w:b w:val="0"/>
+                <w:i w:val="0"/>
+                <w:sz w:val="17"/>
+                <w:vertAlign w:val="subscript"/>
+              </w:rPr>
+              <w:t>cat</w:t>
+            </w:r>
+            <w:r>
+              <w:rPr>
+                <w:rFonts w:ascii="Georgia" w:hAnsi="Georgia"/>
+                <w:b w:val="0"/>
+                <w:i w:val="0"/>
+                <w:sz w:val="17"/>
+                <w:vertAlign w:val="superscript"/>
+              </w:rPr>
+              <w:t>eP</w:t>
+            </w:r>
+            <w:r>
+              <w:rPr>
+                <w:rFonts w:ascii="Georgia" w:hAnsi="Georgia"/>
+                <w:b w:val="0"/>
+                <w:i w:val="0"/>
+                <w:sz w:val="17"/>
+              </w:rPr>
+              <w:t>) / k</w:t>
+            </w:r>
+            <w:r>
+              <w:rPr>
+                <w:rFonts w:ascii="Georgia" w:hAnsi="Georgia"/>
+                <w:b w:val="0"/>
+                <w:i w:val="0"/>
+                <w:sz w:val="17"/>
+                <w:vertAlign w:val="subscript"/>
+              </w:rPr>
+              <w:t>on</w:t>
+            </w:r>
+            <w:r>
+              <w:rPr>
+                <w:rFonts w:ascii="Georgia" w:hAnsi="Georgia"/>
+                <w:b w:val="0"/>
+                <w:i w:val="0"/>
+                <w:sz w:val="17"/>
+                <w:vertAlign w:val="superscript"/>
+              </w:rPr>
+              <w:t>eP</w:t>
+            </w:r>
+          </w:p>
+        </w:tc>
+        <w:tc>
+          <w:tcPr>
+            <w:tcW w:type="dxa" w:w="2016"/>
+          </w:tcPr>
+          <w:p>
+            <w:r/>
+            <w:r>
+              <w:rPr>
+                <w:rFonts w:ascii="Georgia" w:hAnsi="Georgia"/>
+                <w:b w:val="0"/>
+                <w:i w:val="0"/>
+                <w:sz w:val="17"/>
+              </w:rPr>
+              <w:t>34 nM</w:t>
+            </w:r>
+          </w:p>
+        </w:tc>
+      </w:tr>
+    </w:tbl>
+    <w:p>
+      <w:pPr>
+        <w:pStyle w:val="Heading1"/>
+      </w:pPr>
+      <w:r>
+        <w:rPr>
+          <w:rFonts w:ascii="Georgia" w:hAnsi="Georgia"/>
+          <w:color w:val="1F3A5F"/>
+        </w:rPr>
+        <w:t>6.  The crowding physics (where the crowding rules come from)</w:t>
+      </w:r>
+    </w:p>
+    <w:p>
+      <w:pPr>
+        <w:pStyle w:val="Heading2"/>
+      </w:pPr>
+      <w:r>
+        <w:rPr>
+          <w:rFonts w:ascii="Georgia" w:hAnsi="Georgia"/>
+          <w:color w:val="1F3A5F"/>
+        </w:rPr>
+        <w:t>6.1  Excluded volume: why crowding strengthens binding</w:t>
+      </w:r>
+    </w:p>
+    <w:p>
+      <w:r>
+        <w:rPr>
+          <w:rFonts w:ascii="Georgia" w:hAnsi="Georgia"/>
+          <w:b w:val="0"/>
+          <w:i w:val="0"/>
+          <w:sz w:val="21"/>
+        </w:rPr>
+        <w:t>A crowder molecule physically occupies space, so a reacting molecule has less room. The free-energy cost of inserting a molecule of radius r into a bath of crowders (radius R</w:t>
+      </w:r>
+      <w:r>
+        <w:rPr>
+          <w:rFonts w:ascii="Georgia" w:hAnsi="Georgia"/>
+          <w:b w:val="0"/>
+          <w:i w:val="0"/>
+          <w:sz w:val="21"/>
+          <w:vertAlign w:val="subscript"/>
+        </w:rPr>
+        <w:t>c</w:t>
+      </w:r>
+      <w:r>
+        <w:rPr>
+          <w:rFonts w:ascii="Georgia" w:hAnsi="Georgia"/>
+          <w:b w:val="0"/>
+          <w:i w:val="0"/>
+          <w:sz w:val="21"/>
+        </w:rPr>
+        <w:t>) packed at fraction phi is given by scaled-particle theory (Minton; Lebowitz):</w:t>
+      </w:r>
+    </w:p>
+    <w:p>
+      <w:pPr>
+        <w:spacing w:before="100" w:after="100"/>
+        <w:jc w:val="center"/>
+      </w:pPr>
+      <m:oMath>
+        <m:f>
+          <m:fPr>
+            <m:type m:val="bar"/>
+          </m:fPr>
+          <m:num>
+            <m:sSub>
+              <m:e>
+                <m:r>
+                  <m:t>μ</m:t>
+                </m:r>
+              </m:e>
+              <m:sub>
+                <m:r>
+                  <m:t>ex</m:t>
+                </m:r>
+              </m:sub>
+            </m:sSub>
+            <m:r>
+              <m:t>(r)</m:t>
+            </m:r>
+          </m:num>
+          <m:den>
+            <m:r>
+              <m:t>RT</m:t>
+            </m:r>
+          </m:den>
+        </m:f>
+        <m:r>
+          <m:t>=−</m:t>
+        </m:r>
+        <m:r>
+          <m:rPr>
+            <m:sty m:val="p"/>
+          </m:rPr>
+          <m:t>ln</m:t>
+        </m:r>
+        <m:r>
+          <m:t>(1−φ)+</m:t>
+        </m:r>
+        <m:d>
+          <m:dPr>
+            <m:sepChr m:val="+"/>
+          </m:dPr>
+          <m:e>
+            <m:r>
+              <m:t>3</m:t>
+            </m:r>
+            <m:r>
+              <m:t>z</m:t>
+            </m:r>
+          </m:e>
+          <m:e>
+            <m:r>
+              <m:t>3</m:t>
+            </m:r>
+            <m:sSup>
+              <m:e>
+                <m:r>
+                  <m:t>z</m:t>
+                </m:r>
+              </m:e>
+              <m:sup>
+                <m:r>
+                  <m:t>2</m:t>
+                </m:r>
+              </m:sup>
+            </m:sSup>
+          </m:e>
+          <m:e>
+            <m:sSup>
+              <m:e>
+                <m:r>
+                  <m:t>z</m:t>
+                </m:r>
+              </m:e>
+              <m:sup>
+                <m:r>
+                  <m:t>3</m:t>
+                </m:r>
+              </m:sup>
+            </m:sSup>
+          </m:e>
+        </m:d>
+        <m:f>
+          <m:fPr>
+            <m:type m:val="bar"/>
+          </m:fPr>
+          <m:num>
+            <m:r>
+              <m:t>φ</m:t>
+            </m:r>
+          </m:num>
+          <m:den>
+            <m:r>
+              <m:t>1−φ</m:t>
+            </m:r>
+          </m:den>
+        </m:f>
+        <m:r>
+          <m:t>,</m:t>
+        </m:r>
+        <m:r>
+          <m:t>z=</m:t>
+        </m:r>
+        <m:f>
+          <m:fPr>
+            <m:type m:val="bar"/>
+          </m:fPr>
+          <m:num>
+            <m:r>
+              <m:t>r</m:t>
+            </m:r>
+          </m:num>
+          <m:den>
+            <m:sSub>
+              <m:e>
+                <m:r>
+                  <m:t>R</m:t>
+                </m:r>
+              </m:e>
+              <m:sub>
+                <m:r>
+                  <m:t>c</m:t>
+                </m:r>
+              </m:sub>
+            </m:sSub>
+          </m:den>
+        </m:f>
+      </m:oMath>
+    </w:p>
+    <w:p>
+      <w:r>
+        <w:rPr>
+          <w:rFonts w:ascii="Georgia" w:hAnsi="Georgia"/>
+          <w:b w:val="0"/>
+          <w:i w:val="0"/>
+          <w:sz w:val="21"/>
+        </w:rPr>
+        <w:t>When two molecules A and B bind into a more compact product AB, the product takes up less room than the two separately, so binding 'gives back' space to the crowders. That is favourable, so crowding pushes binding forward. The size of that push is the difference in insertion cost (the equation used in Section 2):</w:t>
+      </w:r>
+    </w:p>
+    <w:p>
+      <w:pPr>
+        <w:spacing w:before="100" w:after="100"/>
+        <w:jc w:val="center"/>
+      </w:pPr>
+      <m:oMath>
+        <m:f>
+          <m:fPr>
+            <m:type m:val="bar"/>
+          </m:fPr>
+          <m:num>
+            <m:r>
+              <m:t>ΔΔ</m:t>
+            </m:r>
+            <m:sSub>
+              <m:e>
+                <m:r>
+                  <m:t>G</m:t>
+                </m:r>
+              </m:e>
+              <m:sub>
+                <m:r>
+                  <m:t>EV</m:t>
+                </m:r>
+              </m:sub>
+            </m:sSub>
+          </m:num>
+          <m:den>
+            <m:r>
+              <m:t>RT</m:t>
+            </m:r>
+          </m:den>
+        </m:f>
+        <m:r>
+          <m:t>=</m:t>
+        </m:r>
+        <m:sSub>
+          <m:e>
+            <m:r>
+              <m:t>μ</m:t>
+            </m:r>
+          </m:e>
+          <m:sub>
+            <m:r>
+              <m:t>ex</m:t>
+            </m:r>
+          </m:sub>
+        </m:sSub>
+        <m:r>
+          <m:t>(</m:t>
+        </m:r>
+        <m:sSub>
+          <m:e>
+            <m:r>
+              <m:t>r</m:t>
+            </m:r>
+          </m:e>
+          <m:sub>
+            <m:r>
+              <m:t>AB</m:t>
+            </m:r>
+          </m:sub>
+        </m:sSub>
+        <m:r>
+          <m:t>)−</m:t>
+        </m:r>
+        <m:sSub>
+          <m:e>
+            <m:r>
+              <m:t>μ</m:t>
+            </m:r>
+          </m:e>
+          <m:sub>
+            <m:r>
+              <m:t>ex</m:t>
+            </m:r>
+          </m:sub>
+        </m:sSub>
+        <m:r>
+          <m:t>(</m:t>
+        </m:r>
+        <m:sSub>
+          <m:e>
+            <m:r>
+              <m:t>r</m:t>
+            </m:r>
+          </m:e>
+          <m:sub>
+            <m:r>
+              <m:t>A</m:t>
+            </m:r>
+          </m:sub>
+        </m:sSub>
+        <m:r>
+          <m:t>)−</m:t>
+        </m:r>
+        <m:sSub>
+          <m:e>
+            <m:r>
+              <m:t>μ</m:t>
+            </m:r>
+          </m:e>
+          <m:sub>
+            <m:r>
+              <m:t>ex</m:t>
+            </m:r>
+          </m:sub>
+        </m:sSub>
+        <m:r>
+          <m:t>(</m:t>
+        </m:r>
+        <m:sSub>
+          <m:e>
+            <m:r>
+              <m:t>r</m:t>
+            </m:r>
+          </m:e>
+          <m:sub>
+            <m:r>
+              <m:t>B</m:t>
+            </m:r>
+          </m:sub>
+        </m:sSub>
+        <m:r>
+          <m:t>)</m:t>
+        </m:r>
+      </m:oMath>
+    </w:p>
+    <w:p>
+      <w:r>
+        <w:rPr>
+          <w:rFonts w:ascii="Georgia" w:hAnsi="Georgia"/>
+          <w:b w:val="0"/>
+          <w:i w:val="0"/>
+          <w:sz w:val="21"/>
+        </w:rPr>
+        <w:t>This one function supplies the excluded-volume effect for every binding step in the network, strand pairing and enzyme binding alike, differing only by the molecules' radii. The crowder radius R</w:t>
+      </w:r>
+      <w:r>
+        <w:rPr>
+          <w:rFonts w:ascii="Georgia" w:hAnsi="Georgia"/>
+          <w:b w:val="0"/>
+          <w:i w:val="0"/>
+          <w:sz w:val="21"/>
+          <w:vertAlign w:val="subscript"/>
+        </w:rPr>
+        <w:t>c</w:t>
+      </w:r>
+      <w:r>
+        <w:rPr>
+          <w:rFonts w:ascii="Georgia" w:hAnsi="Georgia"/>
+          <w:b w:val="0"/>
+          <w:i w:val="0"/>
+          <w:sz w:val="21"/>
+        </w:rPr>
+        <w:t xml:space="preserve"> enters through z = r/R</w:t>
+      </w:r>
+      <w:r>
+        <w:rPr>
+          <w:rFonts w:ascii="Georgia" w:hAnsi="Georgia"/>
+          <w:b w:val="0"/>
+          <w:i w:val="0"/>
+          <w:sz w:val="21"/>
+          <w:vertAlign w:val="subscript"/>
+        </w:rPr>
+        <w:t>c</w:t>
+      </w:r>
+      <w:r>
+        <w:rPr>
+          <w:rFonts w:ascii="Georgia" w:hAnsi="Georgia"/>
+          <w:b w:val="0"/>
+          <w:i w:val="0"/>
+          <w:sz w:val="21"/>
+        </w:rPr>
+        <w:t>, which is exactly why a small crowder (PEG) and a large one (Ficoll) at the same phi give different results: smaller R</w:t>
+      </w:r>
+      <w:r>
+        <w:rPr>
+          <w:rFonts w:ascii="Georgia" w:hAnsi="Georgia"/>
+          <w:b w:val="0"/>
+          <w:i w:val="0"/>
+          <w:sz w:val="21"/>
+          <w:vertAlign w:val="subscript"/>
+        </w:rPr>
+        <w:t>c</w:t>
+      </w:r>
+      <w:r>
+        <w:rPr>
+          <w:rFonts w:ascii="Georgia" w:hAnsi="Georgia"/>
+          <w:b w:val="0"/>
+          <w:i w:val="0"/>
+          <w:sz w:val="21"/>
+        </w:rPr>
+        <w:t xml:space="preserve"> means a larger excluded-volume push per unit phi.</w:t>
+      </w:r>
+    </w:p>
+    <w:p>
+      <w:pPr>
+        <w:pStyle w:val="Heading2"/>
+      </w:pPr>
+      <w:r>
+        <w:rPr>
+          <w:rFonts w:ascii="Georgia" w:hAnsi="Georgia"/>
+          <w:color w:val="1F3A5F"/>
+        </w:rPr>
+        <w:t>6.2  Viscosity: why crowding slows the on-rates</w:t>
+      </w:r>
+    </w:p>
+    <w:p>
+      <w:r>
+        <w:rPr>
+          <w:rFonts w:ascii="Georgia" w:hAnsi="Georgia"/>
+          <w:b w:val="0"/>
+          <w:i w:val="0"/>
+          <w:sz w:val="21"/>
+        </w:rPr>
+        <w:t>Crowding also makes the solution thicker, so molecules diffuse and meet more slowly. For a polymer mesh (PEG) the effective viscosity felt by a molecule depends on its size relative to the mesh spacing xi (Holyst):</w:t>
+      </w:r>
+    </w:p>
+    <w:p>
+      <w:pPr>
+        <w:spacing w:before="100" w:after="100"/>
+        <w:jc w:val="center"/>
+      </w:pPr>
+      <m:oMath>
+        <m:f>
+          <m:fPr>
+            <m:type m:val="bar"/>
+          </m:fPr>
+          <m:num>
+            <m:sSub>
+              <m:e>
+                <m:r>
+                  <m:t>η</m:t>
+                </m:r>
+              </m:e>
+              <m:sub>
+                <m:r>
+                  <m:t>eff</m:t>
+                </m:r>
+              </m:sub>
+            </m:sSub>
+            <m:r>
+              <m:t>(r)</m:t>
+            </m:r>
+          </m:num>
+          <m:den>
+            <m:sSub>
+              <m:e>
+                <m:r>
+                  <m:t>η</m:t>
+                </m:r>
+              </m:e>
+              <m:sub>
+                <m:r>
+                  <m:t>0</m:t>
+                </m:r>
+              </m:sub>
+            </m:sSub>
+          </m:den>
+        </m:f>
+        <m:r>
+          <m:t>=</m:t>
+        </m:r>
+        <m:r>
+          <m:rPr>
+            <m:sty m:val="p"/>
+          </m:rPr>
+          <m:t>exp</m:t>
+        </m:r>
+        <m:d>
+          <m:dPr>
+            <m:begChr m:val="["/>
+            <m:sepChr m:val=""/>
+            <m:endChr m:val="]"/>
+          </m:dPr>
+          <m:e>
+            <m:r>
+              <m:t>b</m:t>
+            </m:r>
+            <m:sSup>
+              <m:e>
+                <m:d>
+                  <m:dPr>
+                    <m:sepChr m:val=""/>
+                  </m:dPr>
+                  <m:e>
+                    <m:f>
+                      <m:fPr>
+                        <m:type m:val="bar"/>
+                      </m:fPr>
+                      <m:num>
+                        <m:sSub>
+                          <m:e>
+                            <m:r>
+                              <m:t>R</m:t>
+                            </m:r>
+                          </m:e>
+                          <m:sub>
+                            <m:r>
+                              <m:t>eff</m:t>
+                            </m:r>
+                          </m:sub>
+                        </m:sSub>
+                      </m:num>
+                      <m:den>
+                        <m:r>
+                          <m:t>ξ</m:t>
+                        </m:r>
+                      </m:den>
+                    </m:f>
+                  </m:e>
+                </m:d>
+              </m:e>
+              <m:sup>
+                <m:r>
+                  <m:t>a</m:t>
+                </m:r>
+              </m:sup>
+            </m:sSup>
+          </m:e>
+        </m:d>
+        <m:r>
+          <m:t>,</m:t>
+        </m:r>
+        <m:f>
+          <m:fPr>
+            <m:type m:val="bar"/>
+          </m:fPr>
+          <m:num>
+            <m:r>
+              <m:t>1</m:t>
+            </m:r>
+          </m:num>
+          <m:den>
+            <m:sSubSup>
+              <m:e>
+                <m:r>
+                  <m:t>R</m:t>
+                </m:r>
+              </m:e>
+              <m:sub>
+                <m:r>
+                  <m:t>eff</m:t>
+                </m:r>
+              </m:sub>
+              <m:sup>
+                <m:r>
+                  <m:t>2</m:t>
+                </m:r>
+              </m:sup>
+            </m:sSubSup>
+          </m:den>
+        </m:f>
+        <m:r>
+          <m:t>=</m:t>
+        </m:r>
+        <m:f>
+          <m:fPr>
+            <m:type m:val="bar"/>
+          </m:fPr>
+          <m:num>
+            <m:r>
+              <m:t>1</m:t>
+            </m:r>
+          </m:num>
+          <m:den>
+            <m:sSubSup>
+              <m:e>
+                <m:r>
+                  <m:t>R</m:t>
+                </m:r>
+              </m:e>
+              <m:sub>
+                <m:r>
+                  <m:t>h</m:t>
+                </m:r>
+              </m:sub>
+              <m:sup>
+                <m:r>
+                  <m:t>2</m:t>
+                </m:r>
+              </m:sup>
+            </m:sSubSup>
+          </m:den>
+        </m:f>
+        <m:r>
+          <m:t>+</m:t>
+        </m:r>
+        <m:f>
+          <m:fPr>
+            <m:type m:val="bar"/>
+          </m:fPr>
+          <m:num>
+            <m:r>
+              <m:t>1</m:t>
+            </m:r>
+          </m:num>
+          <m:den>
+            <m:sSup>
+              <m:e>
+                <m:r>
+                  <m:t>r</m:t>
+                </m:r>
+              </m:e>
+              <m:sup>
+                <m:r>
+                  <m:t>2</m:t>
+                </m:r>
+              </m:sup>
+            </m:sSup>
+          </m:den>
+        </m:f>
+        <m:r>
+          <m:t>,</m:t>
+        </m:r>
+        <m:r>
+          <m:t>ξ=</m:t>
+        </m:r>
+        <m:sSub>
+          <m:e>
+            <m:r>
+              <m:t>R</m:t>
+            </m:r>
+          </m:e>
+          <m:sub>
+            <m:r>
+              <m:t>c</m:t>
+            </m:r>
+          </m:sub>
+        </m:sSub>
+        <m:sSup>
+          <m:e>
+            <m:d>
+              <m:dPr>
+                <m:sepChr m:val=""/>
+              </m:dPr>
+              <m:e>
+                <m:f>
+                  <m:fPr>
+                    <m:type m:val="bar"/>
+                  </m:fPr>
+                  <m:num>
+                    <m:r>
+                      <m:t>c</m:t>
+                    </m:r>
+                  </m:num>
+                  <m:den>
+                    <m:sSup>
+                      <m:e>
+                        <m:r>
+                          <m:t>c</m:t>
+                        </m:r>
+                      </m:e>
+                      <m:sup>
+                        <m:r>
+                          <m:t>*</m:t>
+                        </m:r>
+                      </m:sup>
+                    </m:sSup>
+                  </m:den>
+                </m:f>
+              </m:e>
+            </m:d>
+          </m:e>
+          <m:sup>
+            <m:r>
+              <m:t>−0.75</m:t>
+            </m:r>
+          </m:sup>
+        </m:sSup>
+      </m:oMath>
+    </w:p>
+    <w:p>
+      <w:r>
+        <w:rPr>
+          <w:rFonts w:ascii="Georgia" w:hAnsi="Georgia"/>
+          <w:b w:val="0"/>
+          <w:i w:val="0"/>
+          <w:sz w:val="21"/>
+        </w:rPr>
+        <w:t>A binding on-rate then slows in proportion to 1/eta_eff at the size of the larger partner (the slower mover sets the meeting rate). Small strands barely notice; large enzymes feel it strongly. A compact sphere like Ficoll has no mesh, so it uses the hard-sphere (Mooney) law instead:</w:t>
+      </w:r>
+    </w:p>
+    <w:p>
+      <w:pPr>
+        <w:spacing w:before="100" w:after="100"/>
+        <w:jc w:val="center"/>
+      </w:pPr>
+      <m:oMath>
+        <m:f>
+          <m:fPr>
+            <m:type m:val="bar"/>
+          </m:fPr>
+          <m:num>
+            <m:r>
+              <m:t>η</m:t>
+            </m:r>
+          </m:num>
+          <m:den>
+            <m:sSub>
+              <m:e>
+                <m:r>
+                  <m:t>η</m:t>
+                </m:r>
+              </m:e>
+              <m:sub>
+                <m:r>
+                  <m:t>0</m:t>
+                </m:r>
+              </m:sub>
+            </m:sSub>
+          </m:den>
+        </m:f>
+        <m:r>
+          <m:t>=</m:t>
+        </m:r>
+        <m:r>
+          <m:rPr>
+            <m:sty m:val="p"/>
+          </m:rPr>
+          <m:t>exp</m:t>
+        </m:r>
+        <m:d>
+          <m:dPr>
+            <m:begChr m:val="["/>
+            <m:sepChr m:val=""/>
+            <m:endChr m:val="]"/>
+          </m:dPr>
+          <m:e>
+            <m:f>
+              <m:fPr>
+                <m:type m:val="bar"/>
+              </m:fPr>
+              <m:num>
+                <m:r>
+                  <m:t>[η]</m:t>
+                </m:r>
+                <m:r>
+                  <m:t>φ</m:t>
+                </m:r>
+              </m:num>
+              <m:den>
+                <m:r>
+                  <m:t>1−φ/</m:t>
+                </m:r>
+                <m:sSub>
+                  <m:e>
+                    <m:r>
+                      <m:t>φ</m:t>
+                    </m:r>
+                  </m:e>
+                  <m:sub>
+                    <m:r>
+                      <m:t>max</m:t>
+                    </m:r>
+                  </m:sub>
+                </m:sSub>
+              </m:den>
+            </m:f>
+          </m:e>
+        </m:d>
+      </m:oMath>
+    </w:p>
+    <w:p>
+      <w:pPr>
+        <w:pStyle w:val="Heading2"/>
+      </w:pPr>
+      <w:r>
+        <w:rPr>
+          <w:rFonts w:ascii="Georgia" w:hAnsi="Georgia"/>
+          <w:color w:val="1F3A5F"/>
+        </w:rPr>
+        <w:t>6.3  Chemical identity: what separates PEG from Ficoll beyond size</w:t>
+      </w:r>
+    </w:p>
+    <w:p>
+      <w:r>
+        <w:rPr>
+          <w:rFonts w:ascii="Georgia" w:hAnsi="Georgia"/>
+          <w:b w:val="0"/>
+          <w:i w:val="0"/>
+          <w:sz w:val="21"/>
+        </w:rPr>
+        <w:t>Section 6.1 is purely a size and shape effect: it is identical for any inert crowder and can only tell PEG and Ficoll apart through their radii. That is not enough. PEG and Ficoll are chemically different molecules, and we carry that difference through two further channels layered on top of excluded volume.</w:t>
+      </w:r>
+    </w:p>
+    <w:p>
+      <w:r>
+        <w:rPr>
+          <w:rFonts w:ascii="Georgia" w:hAnsi="Georgia"/>
+          <w:b w:val="0"/>
+          <w:i w:val="0"/>
+          <w:sz w:val="21"/>
+        </w:rPr>
+        <w:t>First, a preferential-interaction (enthalpic) term. A crowder that is preferentially pushed away from the DNA and protein surfaces pays a free-energy cost set by the exposed surface area; because binding buries surface, such a crowder stabilises the bound state on top of pure excluded volume. We write it as</w:t>
+      </w:r>
+    </w:p>
+    <w:p>
+      <w:pPr>
+        <w:spacing w:before="100" w:after="100"/>
+        <w:jc w:val="center"/>
+      </w:pPr>
+      <m:oMath>
+        <m:f>
+          <m:fPr>
+            <m:type m:val="bar"/>
+          </m:fPr>
+          <m:num>
+            <m:r>
+              <m:t>ΔΔ</m:t>
+            </m:r>
+            <m:sSub>
+              <m:e>
+                <m:r>
+                  <m:t>G</m:t>
+                </m:r>
+              </m:e>
+              <m:sub>
+                <m:r>
+                  <m:t>enth</m:t>
+                </m:r>
+              </m:sub>
+            </m:sSub>
+          </m:num>
+          <m:den>
+            <m:r>
+              <m:t>RT</m:t>
+            </m:r>
+          </m:den>
+        </m:f>
+        <m:r>
+          <m:t>=χ</m:t>
+        </m:r>
+        <m:r>
+          <m:t>φ</m:t>
+        </m:r>
+        <m:f>
+          <m:fPr>
+            <m:type m:val="bar"/>
+          </m:fPr>
+          <m:num>
+            <m:sSubSup>
+              <m:e>
+                <m:r>
+                  <m:t>r</m:t>
+                </m:r>
+              </m:e>
+              <m:sub>
+                <m:r>
+                  <m:t>AB</m:t>
+                </m:r>
+              </m:sub>
+              <m:sup>
+                <m:r>
+                  <m:t>2</m:t>
+                </m:r>
+              </m:sup>
+            </m:sSubSup>
+            <m:r>
+              <m:t>−</m:t>
+            </m:r>
+            <m:sSubSup>
+              <m:e>
+                <m:r>
+                  <m:t>r</m:t>
+                </m:r>
+              </m:e>
+              <m:sub>
+                <m:r>
+                  <m:t>A</m:t>
+                </m:r>
+              </m:sub>
+              <m:sup>
+                <m:r>
+                  <m:t>2</m:t>
+                </m:r>
+              </m:sup>
+            </m:sSubSup>
+            <m:r>
+              <m:t>−</m:t>
+            </m:r>
+            <m:sSubSup>
+              <m:e>
+                <m:r>
+                  <m:t>r</m:t>
+                </m:r>
+              </m:e>
+              <m:sub>
+                <m:r>
+                  <m:t>B</m:t>
+                </m:r>
+              </m:sub>
+              <m:sup>
+                <m:r>
+                  <m:t>2</m:t>
+                </m:r>
+              </m:sup>
+            </m:sSubSup>
+          </m:num>
+          <m:den>
+            <m:sSubSup>
+              <m:e>
+                <m:r>
+                  <m:t>r</m:t>
+                </m:r>
+              </m:e>
+              <m:sub>
+                <m:r>
+                  <m:t>ref</m:t>
+                </m:r>
+              </m:sub>
+              <m:sup>
+                <m:r>
+                  <m:t>2</m:t>
+                </m:r>
+              </m:sup>
+            </m:sSubSup>
+          </m:den>
+        </m:f>
+      </m:oMath>
+    </w:p>
+    <w:p>
+      <w:r>
+        <w:rPr>
+          <w:rFonts w:ascii="Georgia" w:hAnsi="Georgia"/>
+          <w:b w:val="0"/>
+          <w:i w:val="0"/>
+          <w:sz w:val="21"/>
+        </w:rPr>
+        <w:t>where chi carries the crowder's chemical identity. Ficoll, a hydrophilic polysucrose, is the more strongly excluded (enthalpic) crowder, so it gets a positive chi and a stabilisation that does not scale with its (small, large-sphere) excluded-volume term. PEG is close to ideal toward DNA, so its chi is near zero.</w:t>
+      </w:r>
+    </w:p>
+    <w:p>
+      <w:r>
+        <w:rPr>
+          <w:rFonts w:ascii="Georgia" w:hAnsi="Georgia"/>
+          <w:b w:val="0"/>
+          <w:i w:val="0"/>
+          <w:sz w:val="21"/>
+        </w:rPr>
+        <w:t>Second, water activity. Crowding lowers the activity of water, which favours the more compact, water-releasing bound state. This is where PEG's own chemistry enters: PEG is a strong osmolyte and depresses water activity sharply, whereas Ficoll barely perturbs it. We use a crowder-specific slope k</w:t>
+      </w:r>
+      <w:r>
+        <w:rPr>
+          <w:rFonts w:ascii="Georgia" w:hAnsi="Georgia"/>
+          <w:b w:val="0"/>
+          <w:i w:val="0"/>
+          <w:sz w:val="21"/>
+          <w:vertAlign w:val="subscript"/>
+        </w:rPr>
+        <w:t>aw</w:t>
+      </w:r>
+      <w:r>
+        <w:rPr>
+          <w:rFonts w:ascii="Georgia" w:hAnsi="Georgia"/>
+          <w:b w:val="0"/>
+          <w:i w:val="0"/>
+          <w:sz w:val="21"/>
+        </w:rPr>
+        <w:t>:</w:t>
+      </w:r>
+    </w:p>
+    <w:p>
+      <w:pPr>
+        <w:spacing w:before="100" w:after="100"/>
+        <w:jc w:val="center"/>
+      </w:pPr>
+      <m:oMath>
+        <m:f>
+          <m:fPr>
+            <m:type m:val="bar"/>
+          </m:fPr>
+          <m:num>
+            <m:r>
+              <m:t>ΔΔ</m:t>
+            </m:r>
+            <m:sSub>
+              <m:e>
+                <m:r>
+                  <m:t>G</m:t>
+                </m:r>
+              </m:e>
+              <m:sub>
+                <m:r>
+                  <m:t>hyd</m:t>
+                </m:r>
+              </m:sub>
+            </m:sSub>
+          </m:num>
+          <m:den>
+            <m:r>
+              <m:t>RT</m:t>
+            </m:r>
+          </m:den>
+        </m:f>
+        <m:r>
+          <m:t>=</m:t>
+        </m:r>
+        <m:sSub>
+          <m:e>
+            <m:r>
+              <m:t>n</m:t>
+            </m:r>
+          </m:e>
+          <m:sub>
+            <m:r>
+              <m:t>w</m:t>
+            </m:r>
+          </m:sub>
+        </m:sSub>
+        <m:r>
+          <m:rPr>
+            <m:sty m:val="p"/>
+          </m:rPr>
+          <m:t>ln</m:t>
+        </m:r>
+        <m:sSub>
+          <m:e>
+            <m:r>
+              <m:t>a</m:t>
+            </m:r>
+          </m:e>
+          <m:sub>
+            <m:r>
+              <m:t>w</m:t>
+            </m:r>
+          </m:sub>
+        </m:sSub>
+        <m:r>
+          <m:t>,</m:t>
+        </m:r>
+        <m:r>
+          <m:rPr>
+            <m:sty m:val="p"/>
+          </m:rPr>
+          <m:t>ln</m:t>
+        </m:r>
+        <m:sSub>
+          <m:e>
+            <m:r>
+              <m:t>a</m:t>
+            </m:r>
+          </m:e>
+          <m:sub>
+            <m:r>
+              <m:t>w</m:t>
+            </m:r>
+          </m:sub>
+        </m:sSub>
+        <m:r>
+          <m:t>≈−</m:t>
+        </m:r>
+        <m:sSub>
+          <m:e>
+            <m:r>
+              <m:t>k</m:t>
+            </m:r>
+          </m:e>
+          <m:sub>
+            <m:r>
+              <m:t>aw</m:t>
+            </m:r>
+          </m:sub>
+        </m:sSub>
+        <m:r>
+          <m:t>φ</m:t>
+        </m:r>
+      </m:oMath>
+    </w:p>
+    <w:p>
+      <w:r>
+        <w:rPr>
+          <w:rFonts w:ascii="Georgia" w:hAnsi="Georgia"/>
+          <w:b w:val="0"/>
+          <w:i w:val="0"/>
+          <w:sz w:val="21"/>
+        </w:rPr>
+        <w:t>So the two crowders are now separated by chemistry through complementary routes: PEG mainly through its strong water-activity depression, Ficoll mainly through its preferential-exclusion (enthalpic) term. chi and k</w:t>
+      </w:r>
+      <w:r>
+        <w:rPr>
+          <w:rFonts w:ascii="Georgia" w:hAnsi="Georgia"/>
+          <w:b w:val="0"/>
+          <w:i w:val="0"/>
+          <w:sz w:val="21"/>
+          <w:vertAlign w:val="subscript"/>
+        </w:rPr>
+        <w:t>aw</w:t>
+      </w:r>
+      <w:r>
+        <w:rPr>
+          <w:rFonts w:ascii="Georgia" w:hAnsi="Georgia"/>
+          <w:b w:val="0"/>
+          <w:i w:val="0"/>
+          <w:sz w:val="21"/>
+        </w:rPr>
+        <w:t xml:space="preserve"> are literature-anchored but tunable, to be pinned by the wet-lab PEG versus Ficoll comparison.</w:t>
+      </w:r>
+    </w:p>
+    <w:p>
+      <w:r>
+        <w:rPr>
+          <w:rFonts w:ascii="Georgia" w:hAnsi="Georgia"/>
+          <w:b w:val="0"/>
+          <w:i w:val="0"/>
+          <w:sz w:val="21"/>
+        </w:rPr>
+        <w:t>A third small effect, sequestration of buffer ions, is deliberately left switched off rather than quietly folded in. It would need a divalent (magnesium) treatment because every enzyme and the whole buffer are magnesium-based, whereas the available data and the simple formula are for sodium, and we have no measured crowder to magnesium binding constant. It is kept in the code as a clearly labelled, disabled option for a future sensitivity check; it contributes nothing to any prediction here.</w:t>
+      </w:r>
+    </w:p>
+    <w:p>
+      <w:pPr>
+        <w:pStyle w:val="Heading1"/>
+      </w:pPr>
+      <w:r>
+        <w:rPr>
+          <w:rFonts w:ascii="Georgia" w:hAnsi="Georgia"/>
+          <w:color w:val="1F3A5F"/>
+        </w:rPr>
+        <w:t>7.  Putting it together: how crowding moves each rate constant</w:t>
+      </w:r>
+    </w:p>
+    <w:p>
+      <w:r>
+        <w:rPr>
+          <w:rFonts w:ascii="Georgia" w:hAnsi="Georgia"/>
+          <w:b w:val="0"/>
+          <w:i w:val="0"/>
+          <w:sz w:val="21"/>
+        </w:rPr>
+        <w:t>Each elementary constant now changes with phi in a fixed way. For binding steps, the strength changes by the excluded-volume free energy, the on-rate slows by viscosity, and the off-rate is set so the two stay consistent:</w:t>
+      </w:r>
+    </w:p>
+    <w:p>
+      <w:pPr>
+        <w:spacing w:before="100" w:after="100"/>
+        <w:jc w:val="center"/>
+      </w:pPr>
+      <m:oMath>
+        <m:r>
+          <m:t>K(φ)=</m:t>
+        </m:r>
+        <m:sSup>
+          <m:e>
+            <m:r>
+              <m:t>K</m:t>
+            </m:r>
+          </m:e>
+          <m:sup>
+            <m:r>
+              <m:t>0</m:t>
+            </m:r>
+          </m:sup>
+        </m:sSup>
+        <m:r>
+          <m:rPr>
+            <m:sty m:val="p"/>
+          </m:rPr>
+          <m:t>exp</m:t>
+        </m:r>
+        <m:d>
+          <m:dPr>
+            <m:sepChr m:val="−"/>
+          </m:dPr>
+          <m:e/>
+          <m:e>
+            <m:f>
+              <m:fPr>
+                <m:type m:val="bar"/>
+              </m:fPr>
+              <m:num>
+                <m:r>
+                  <m:t>ΔΔ</m:t>
+                </m:r>
+                <m:sSub>
+                  <m:e>
+                    <m:r>
+                      <m:t>G</m:t>
+                    </m:r>
+                  </m:e>
+                  <m:sub>
+                    <m:r>
+                      <m:t>EV</m:t>
+                    </m:r>
+                  </m:sub>
+                </m:sSub>
+              </m:num>
+              <m:den>
+                <m:r>
+                  <m:t>RT</m:t>
+                </m:r>
+              </m:den>
+            </m:f>
+          </m:e>
+        </m:d>
+        <m:r>
+          <m:t>,</m:t>
+        </m:r>
+        <m:sSub>
+          <m:e>
+            <m:r>
+              <m:t>k</m:t>
+            </m:r>
+          </m:e>
+          <m:sub>
+            <m:r>
+              <m:t>on</m:t>
+            </m:r>
+          </m:sub>
+        </m:sSub>
+        <m:r>
+          <m:t>(φ)=</m:t>
+        </m:r>
+        <m:f>
+          <m:fPr>
+            <m:type m:val="bar"/>
+          </m:fPr>
+          <m:num>
+            <m:sSubSup>
+              <m:e>
+                <m:r>
+                  <m:t>k</m:t>
+                </m:r>
+              </m:e>
+              <m:sub>
+                <m:r>
+                  <m:t>on</m:t>
+                </m:r>
+              </m:sub>
+              <m:sup>
+                <m:r>
+                  <m:t>0</m:t>
+                </m:r>
+              </m:sup>
+            </m:sSubSup>
+          </m:num>
+          <m:den>
+            <m:sSub>
+              <m:e>
+                <m:r>
+                  <m:t>η</m:t>
+                </m:r>
+              </m:e>
+              <m:sub>
+                <m:r>
+                  <m:t>eff</m:t>
+                </m:r>
+              </m:sub>
+            </m:sSub>
+          </m:den>
+        </m:f>
+        <m:r>
+          <m:t>,</m:t>
+        </m:r>
+        <m:sSub>
+          <m:e>
+            <m:r>
+              <m:t>k</m:t>
+            </m:r>
+          </m:e>
+          <m:sub>
+            <m:r>
+              <m:t>off</m:t>
+            </m:r>
+          </m:sub>
+        </m:sSub>
+        <m:r>
+          <m:t>=</m:t>
+        </m:r>
+        <m:f>
+          <m:fPr>
+            <m:type m:val="bar"/>
+          </m:fPr>
+          <m:num>
+            <m:sSub>
+              <m:e>
+                <m:r>
+                  <m:t>k</m:t>
+                </m:r>
+              </m:e>
+              <m:sub>
+                <m:r>
+                  <m:t>on</m:t>
+                </m:r>
+              </m:sub>
+            </m:sSub>
+          </m:num>
+          <m:den>
+            <m:r>
+              <m:t>K</m:t>
+            </m:r>
+          </m:den>
+        </m:f>
+      </m:oMath>
+    </w:p>
+    <w:p>
+      <w:r>
+        <w:rPr>
+          <w:rFonts w:ascii="Georgia" w:hAnsi="Georgia"/>
+          <w:b w:val="0"/>
+          <w:i w:val="0"/>
+          <w:sz w:val="21"/>
+        </w:rPr>
+        <w:t>The catalytic step is intrinsic enzyme chemistry, which excluded volume cannot predict, so it is taken from enzyme measurements: crowding raises polymerase and nickase turnover and lowers exonuclease turnover.</w:t>
+      </w:r>
+    </w:p>
+    <w:p>
+      <w:pPr>
+        <w:spacing w:before="100" w:after="100"/>
+        <w:jc w:val="center"/>
+      </w:pPr>
+      <m:oMath>
+        <m:sSubSup>
+          <m:e>
+            <m:r>
+              <m:t>k</m:t>
+            </m:r>
+          </m:e>
+          <m:sub>
+            <m:r>
+              <m:t>cat</m:t>
+            </m:r>
+          </m:sub>
+          <m:sup>
+            <m:r>
+              <m:t>pol/nick</m:t>
+            </m:r>
+          </m:sup>
+        </m:sSubSup>
+        <m:r>
+          <m:t>(φ)=</m:t>
+        </m:r>
+        <m:sSub>
+          <m:e>
+            <m:r>
+              <m:t>k</m:t>
+            </m:r>
+          </m:e>
+          <m:sub>
+            <m:r>
+              <m:t>cat</m:t>
+            </m:r>
+          </m:sub>
+        </m:sSub>
+        <m:sSup>
+          <m:e>
+            <m:r>
+              <m:t>e</m:t>
+            </m:r>
+          </m:e>
+          <m:sup>
+            <m:r>
+              <m:t>+</m:t>
+            </m:r>
+            <m:sSub>
+              <m:e>
+                <m:r>
+                  <m:t>c</m:t>
+                </m:r>
+              </m:e>
+              <m:sub>
+                <m:r>
+                  <m:t>P</m:t>
+                </m:r>
+              </m:sub>
+            </m:sSub>
+            <m:r>
+              <m:t>φ</m:t>
+            </m:r>
+          </m:sup>
+        </m:sSup>
+        <m:r>
+          <m:t>,</m:t>
+        </m:r>
+        <m:sSubSup>
+          <m:e>
+            <m:r>
+              <m:t>k</m:t>
+            </m:r>
+          </m:e>
+          <m:sub>
+            <m:r>
+              <m:t>cat</m:t>
+            </m:r>
+          </m:sub>
+          <m:sup>
+            <m:r>
+              <m:t>exo</m:t>
+            </m:r>
+          </m:sup>
+        </m:sSubSup>
+        <m:r>
+          <m:t>(φ)=</m:t>
+        </m:r>
+        <m:sSub>
+          <m:e>
+            <m:r>
+              <m:t>k</m:t>
+            </m:r>
+          </m:e>
+          <m:sub>
+            <m:r>
+              <m:t>cat</m:t>
+            </m:r>
+          </m:sub>
+        </m:sSub>
+        <m:sSup>
+          <m:e>
+            <m:r>
+              <m:t>e</m:t>
+            </m:r>
+          </m:e>
+          <m:sup>
+            <m:r>
+              <m:t>−</m:t>
+            </m:r>
+            <m:sSub>
+              <m:e>
+                <m:r>
+                  <m:t>c</m:t>
+                </m:r>
+              </m:e>
+              <m:sub>
+                <m:r>
+                  <m:t>E</m:t>
+                </m:r>
+              </m:sub>
+            </m:sSub>
+            <m:r>
+              <m:t>φ</m:t>
+            </m:r>
+          </m:sup>
+        </m:sSup>
+      </m:oMath>
+    </w:p>
+    <w:p>
+      <w:r>
+        <w:rPr>
+          <w:rFonts w:ascii="Georgia" w:hAnsi="Georgia"/>
+          <w:b w:val="0"/>
+          <w:i w:val="0"/>
+          <w:sz w:val="21"/>
+        </w:rPr>
+        <w:t>The net effect on the lumped constants, which the code reads off automatically, is that for PEG the growth and predation constants (k</w:t>
+      </w:r>
+      <w:r>
+        <w:rPr>
+          <w:rFonts w:ascii="Georgia" w:hAnsi="Georgia"/>
+          <w:b w:val="0"/>
+          <w:i w:val="0"/>
+          <w:sz w:val="21"/>
+          <w:vertAlign w:val="subscript"/>
+        </w:rPr>
+        <w:t>1</w:t>
+      </w:r>
+      <w:r>
+        <w:rPr>
+          <w:rFonts w:ascii="Georgia" w:hAnsi="Georgia"/>
+          <w:b w:val="0"/>
+          <w:i w:val="0"/>
+          <w:sz w:val="21"/>
+        </w:rPr>
+        <w:t>, k</w:t>
+      </w:r>
+      <w:r>
+        <w:rPr>
+          <w:rFonts w:ascii="Georgia" w:hAnsi="Georgia"/>
+          <w:b w:val="0"/>
+          <w:i w:val="0"/>
+          <w:sz w:val="21"/>
+          <w:vertAlign w:val="subscript"/>
+        </w:rPr>
+        <w:t>2</w:t>
+      </w:r>
+      <w:r>
+        <w:rPr>
+          <w:rFonts w:ascii="Georgia" w:hAnsi="Georgia"/>
+          <w:b w:val="0"/>
+          <w:i w:val="0"/>
+          <w:sz w:val="21"/>
+        </w:rPr>
+        <w:t>) rise while the decay constants (k</w:t>
+      </w:r>
+      <w:r>
+        <w:rPr>
+          <w:rFonts w:ascii="Georgia" w:hAnsi="Georgia"/>
+          <w:b w:val="0"/>
+          <w:i w:val="0"/>
+          <w:sz w:val="21"/>
+          <w:vertAlign w:val="subscript"/>
+        </w:rPr>
+        <w:t>N</w:t>
+      </w:r>
+      <w:r>
+        <w:rPr>
+          <w:rFonts w:ascii="Georgia" w:hAnsi="Georgia"/>
+          <w:b w:val="0"/>
+          <w:i w:val="0"/>
+          <w:sz w:val="21"/>
+        </w:rPr>
+        <w:t>, k</w:t>
+      </w:r>
+      <w:r>
+        <w:rPr>
+          <w:rFonts w:ascii="Georgia" w:hAnsi="Georgia"/>
+          <w:b w:val="0"/>
+          <w:i w:val="0"/>
+          <w:sz w:val="21"/>
+          <w:vertAlign w:val="subscript"/>
+        </w:rPr>
+        <w:t>P</w:t>
+      </w:r>
+      <w:r>
+        <w:rPr>
+          <w:rFonts w:ascii="Georgia" w:hAnsi="Georgia"/>
+          <w:b w:val="0"/>
+          <w:i w:val="0"/>
+          <w:sz w:val="21"/>
+        </w:rPr>
+        <w:t>) fall, because the exonuclease is being slowed. The slowing of the exonuclease is the single most important consequence, since the oscillation lives or dies on it.</w:t>
+      </w:r>
+    </w:p>
+    <w:p>
+      <w:pPr>
+        <w:pStyle w:val="Heading1"/>
+      </w:pPr>
+      <w:r>
+        <w:rPr>
+          <w:rFonts w:ascii="Georgia" w:hAnsi="Georgia"/>
+          <w:color w:val="1F3A5F"/>
+        </w:rPr>
+        <w:t>8.  Calibration: two small adjustments</w:t>
+      </w:r>
+    </w:p>
+    <w:p>
+      <w:r>
+        <w:rPr>
+          <w:rFonts w:ascii="Georgia" w:hAnsi="Georgia"/>
+          <w:b w:val="0"/>
+          <w:i w:val="0"/>
+          <w:sz w:val="21"/>
+        </w:rPr>
+        <w:t>Two adjustments turn the elementary constants into a model whose dilute behaviour matches the experiment.</w:t>
+      </w:r>
+    </w:p>
+    <w:p>
+      <w:pPr>
+        <w:pStyle w:val="ListBullet"/>
+      </w:pPr>
+      <w:r>
+        <w:rPr>
+          <w:rFonts w:ascii="Georgia" w:hAnsi="Georgia"/>
+          <w:b/>
+          <w:i w:val="0"/>
+          <w:sz w:val="21"/>
+        </w:rPr>
+        <w:t xml:space="preserve">Timescale (0.8).  </w:t>
+      </w:r>
+      <w:r>
+        <w:rPr>
+          <w:rFonts w:ascii="Georgia" w:hAnsi="Georgia"/>
+          <w:b w:val="0"/>
+          <w:i w:val="0"/>
+          <w:sz w:val="21"/>
+        </w:rPr>
+        <w:t>a single factor of 0.8 multiplies the catalytic constants. The quick estimate of those constants ignores the prey and predator that sit temporarily inside the complexes; tracking that bound pool slightly slows the cycle, and this factor restores the measured period.</w:t>
+      </w:r>
+    </w:p>
+    <w:p>
+      <w:pPr>
+        <w:pStyle w:val="ListBullet"/>
+      </w:pPr>
+      <w:r>
+        <w:rPr>
+          <w:rFonts w:ascii="Georgia" w:hAnsi="Georgia"/>
+          <w:b/>
+          <w:i w:val="0"/>
+          <w:sz w:val="21"/>
+        </w:rPr>
+        <w:t xml:space="preserve">Leak.  </w:t>
+      </w:r>
+      <w:r>
+        <w:rPr>
+          <w:rFonts w:ascii="Georgia" w:hAnsi="Georgia"/>
+          <w:b w:val="0"/>
+          <w:i w:val="0"/>
+          <w:sz w:val="21"/>
+        </w:rPr>
+        <w:t>a tiny template-independent background synthesis (lambda_N about 0.02, lambda_P about 0.006 nM per minute), a documented feature of this enzyme toolbox in which the polymerase builds strands de novo from the dNTP fuel, lifts the populations off zero. Without it the predator can fall to exactly zero and never recover; with it the oscillation is robust, as seen in experiment. Because it is the same polymerase acting, this background speeds up under crowding along with templated growth rather than staying fixed.</w:t>
+      </w:r>
+    </w:p>
+    <w:p>
+      <w:r>
+        <w:rPr>
+          <w:rFonts w:ascii="Georgia" w:hAnsi="Georgia"/>
+          <w:b w:val="0"/>
+          <w:i w:val="0"/>
+          <w:sz w:val="21"/>
+        </w:rPr>
+        <w:t>Result at zero crowder: period 90 minutes, predator swinging from about 22 up to 154 nM, a strong steady oscillation, matching the published behaviour.</w:t>
+      </w:r>
+    </w:p>
+    <w:p>
+      <w:pPr>
+        <w:pStyle w:val="Heading1"/>
+      </w:pPr>
+      <w:r>
+        <w:rPr>
+          <w:rFonts w:ascii="Georgia" w:hAnsi="Georgia"/>
+          <w:color w:val="1F3A5F"/>
+        </w:rPr>
+        <w:t>9.  Predictions</w:t>
+      </w:r>
+    </w:p>
+    <w:p>
+      <w:pPr>
+        <w:jc w:val="center"/>
+      </w:pPr>
+      <w:r>
+        <w:drawing>
+          <wp:inline xmlns:a="http://schemas.openxmlformats.org/drawingml/2006/main" xmlns:pic="http://schemas.openxmlformats.org/drawingml/2006/picture">
+            <wp:extent cx="5852160" cy="1635043"/>
+            <wp:docPr id="1" name="Picture 1"/>
+            <wp:cNvGraphicFramePr>
+              <a:graphicFrameLocks noChangeAspect="1"/>
+            </wp:cNvGraphicFramePr>
+            <a:graphic>
+              <a:graphicData uri="http://schemas.openxmlformats.org/drawingml/2006/picture">
+                <pic:pic>
+                  <pic:nvPicPr>
+                    <pic:cNvPr id="0" name="mechanistic_timeseries.png"/>
+                    <pic:cNvPicPr/>
+                  </pic:nvPicPr>
+                  <pic:blipFill>
+                    <a:blip r:embed="rId9"/>
+                    <a:stretch>
+                      <a:fillRect/>
+                    </a:stretch>
+                  </pic:blipFill>
+                  <pic:spPr>
+                    <a:xfrm>
+                      <a:off x="0" y="0"/>
+                      <a:ext cx="5852160" cy="1635043"/>
+                    </a:xfrm>
+                    <a:prstGeom prst="rect"/>
+                  </pic:spPr>
+                </pic:pic>
+              </a:graphicData>
+            </a:graphic>
+          </wp:inline>
+        </w:drawing>
+      </w:r>
+    </w:p>
+    <w:p>
+      <w:r>
+        <w:rPr>
+          <w:rFonts w:ascii="Georgia" w:hAnsi="Georgia"/>
+          <w:b w:val="0"/>
+          <w:i/>
+          <w:sz w:val="18"/>
+        </w:rPr>
+        <w:t>Figure 1. Settled dynamics at zero crowder and at 5 percent and 10 percent PEG 8000. The swings shrink as crowding increases.</w:t>
+      </w:r>
+    </w:p>
+    <w:p>
+      <w:pPr>
+        <w:jc w:val="center"/>
+      </w:pPr>
+      <w:r>
+        <w:drawing>
+          <wp:inline xmlns:a="http://schemas.openxmlformats.org/drawingml/2006/main" xmlns:pic="http://schemas.openxmlformats.org/drawingml/2006/picture">
+            <wp:extent cx="5852160" cy="2302201"/>
+            <wp:docPr id="2" name="Picture 2"/>
+            <wp:cNvGraphicFramePr>
+              <a:graphicFrameLocks noChangeAspect="1"/>
+            </wp:cNvGraphicFramePr>
+            <a:graphic>
+              <a:graphicData uri="http://schemas.openxmlformats.org/drawingml/2006/picture">
+                <pic:pic>
+                  <pic:nvPicPr>
+                    <pic:cNvPr id="0" name="mechanistic_predictions.png"/>
+                    <pic:cNvPicPr/>
+                  </pic:nvPicPr>
+                  <pic:blipFill>
+                    <a:blip r:embed="rId10"/>
+                    <a:stretch>
+                      <a:fillRect/>
+                    </a:stretch>
+                  </pic:blipFill>
+                  <pic:spPr>
+                    <a:xfrm>
+                      <a:off x="0" y="0"/>
+                      <a:ext cx="5852160" cy="2302201"/>
+                    </a:xfrm>
+                    <a:prstGeom prst="rect"/>
+                  </pic:spPr>
+                </pic:pic>
+              </a:graphicData>
+            </a:graphic>
+          </wp:inline>
+        </w:drawing>
+      </w:r>
+    </w:p>
+    <w:p>
+      <w:r>
+        <w:rPr>
+          <w:rFonts w:ascii="Georgia" w:hAnsi="Georgia"/>
+          <w:b w:val="0"/>
+          <w:i/>
+          <w:sz w:val="18"/>
+        </w:rPr>
+        <w:t>Figure 2. Period (left) and predator wave size (right) versus crowder concentration. PEG 8000 drives the wave size to zero near 9 to 11 percent (the oscillation stops); Ficoll 400 keeps oscillating throughout.</w:t>
+      </w:r>
+    </w:p>
+    <w:tbl>
+      <w:tblPr>
+        <w:tblStyle w:val="LightGrid-Accent1"/>
+        <w:tblW w:type="auto" w:w="0"/>
+        <w:jc w:val="center"/>
+        <w:tblLook w:firstColumn="1" w:firstRow="1" w:lastColumn="0" w:lastRow="0" w:noHBand="0" w:noVBand="1" w:val="04A0"/>
+      </w:tblPr>
+      <w:tblGrid>
+        <w:gridCol w:w="2160"/>
+        <w:gridCol w:w="2160"/>
+        <w:gridCol w:w="2160"/>
+        <w:gridCol w:w="2160"/>
+      </w:tblGrid>
+      <w:tr>
+        <w:trPr>
+          <w:cantSplit/>
+          <w:tblHeader/>
+        </w:trPr>
+        <w:tc>
+          <w:tcPr>
+            <w:tcW w:type="dxa" w:w="3024"/>
+          </w:tcPr>
+          <w:p>
+            <w:pPr>
+              <w:keepNext/>
+            </w:pPr>
+            <w:r/>
+            <w:r>
+              <w:rPr>
+                <w:rFonts w:ascii="Georgia" w:hAnsi="Georgia"/>
+                <w:b/>
+                <w:i w:val="0"/>
+                <w:sz w:val="18"/>
+              </w:rPr>
+              <w:t>Condition</w:t>
+            </w:r>
+          </w:p>
+        </w:tc>
+        <w:tc>
+          <w:tcPr>
+            <w:tcW w:type="dxa" w:w="1872"/>
+          </w:tcPr>
+          <w:p>
+            <w:pPr>
+              <w:keepNext/>
+            </w:pPr>
+            <w:r/>
+            <w:r>
+              <w:rPr>
+                <w:rFonts w:ascii="Georgia" w:hAnsi="Georgia"/>
+                <w:b/>
+                <w:i w:val="0"/>
+                <w:sz w:val="18"/>
+              </w:rPr>
+              <w:t>Period (min)</w:t>
+            </w:r>
+          </w:p>
+        </w:tc>
+        <w:tc>
+          <w:tcPr>
+            <w:tcW w:type="dxa" w:w="2304"/>
+          </w:tcPr>
+          <w:p>
+            <w:pPr>
+              <w:keepNext/>
+            </w:pPr>
+            <w:r/>
+            <w:r>
+              <w:rPr>
+                <w:rFonts w:ascii="Georgia" w:hAnsi="Georgia"/>
+                <w:b/>
+                <w:i w:val="0"/>
+                <w:sz w:val="18"/>
+              </w:rPr>
+              <w:t>Predator wave (nM)</w:t>
+            </w:r>
+          </w:p>
+        </w:tc>
+        <w:tc>
+          <w:tcPr>
+            <w:tcW w:type="dxa" w:w="2448"/>
+          </w:tcPr>
+          <w:p>
+            <w:pPr>
+              <w:keepNext/>
+            </w:pPr>
+            <w:r/>
+            <w:r>
+              <w:rPr>
+                <w:rFonts w:ascii="Georgia" w:hAnsi="Georgia"/>
+                <w:b/>
+                <w:i w:val="0"/>
+                <w:sz w:val="18"/>
+              </w:rPr>
+              <w:t>Oscillating?</w:t>
+            </w:r>
+          </w:p>
+        </w:tc>
+      </w:tr>
+      <w:tr>
+        <w:trPr>
+          <w:cantSplit/>
+        </w:trPr>
+        <w:tc>
+          <w:tcPr>
+            <w:tcW w:type="dxa" w:w="3024"/>
+          </w:tcPr>
+          <w:p>
+            <w:pPr>
+              <w:keepNext/>
+            </w:pPr>
+            <w:r/>
+            <w:r>
+              <w:rPr>
+                <w:rFonts w:ascii="Georgia" w:hAnsi="Georgia"/>
+                <w:b w:val="0"/>
+                <w:i w:val="0"/>
+                <w:sz w:val="17"/>
+              </w:rPr>
+              <w:t>Dilute (no crowder)</w:t>
+            </w:r>
+          </w:p>
+        </w:tc>
+        <w:tc>
+          <w:tcPr>
+            <w:tcW w:type="dxa" w:w="1872"/>
+          </w:tcPr>
+          <w:p>
+            <w:pPr>
+              <w:keepNext/>
+            </w:pPr>
+            <w:r/>
+            <w:r>
+              <w:rPr>
+                <w:rFonts w:ascii="Georgia" w:hAnsi="Georgia"/>
+                <w:b w:val="0"/>
+                <w:i w:val="0"/>
+                <w:sz w:val="17"/>
+              </w:rPr>
+              <w:t>90</w:t>
+            </w:r>
+          </w:p>
+        </w:tc>
+        <w:tc>
+          <w:tcPr>
+            <w:tcW w:type="dxa" w:w="2304"/>
+          </w:tcPr>
+          <w:p>
+            <w:pPr>
+              <w:keepNext/>
+            </w:pPr>
+            <w:r/>
+            <w:r>
+              <w:rPr>
+                <w:rFonts w:ascii="Georgia" w:hAnsi="Georgia"/>
+                <w:b w:val="0"/>
+                <w:i w:val="0"/>
+                <w:sz w:val="17"/>
+              </w:rPr>
+              <w:t>132</w:t>
+            </w:r>
+          </w:p>
+        </w:tc>
+        <w:tc>
+          <w:tcPr>
+            <w:tcW w:type="dxa" w:w="2448"/>
+          </w:tcPr>
+          <w:p>
+            <w:pPr>
+              <w:keepNext/>
+            </w:pPr>
+            <w:r/>
+            <w:r>
+              <w:rPr>
+                <w:rFonts w:ascii="Georgia" w:hAnsi="Georgia"/>
+                <w:b w:val="0"/>
+                <w:i w:val="0"/>
+                <w:sz w:val="17"/>
+              </w:rPr>
+              <w:t>yes, strong</w:t>
+            </w:r>
+          </w:p>
+        </w:tc>
+      </w:tr>
+      <w:tr>
+        <w:trPr>
+          <w:cantSplit/>
+        </w:trPr>
+        <w:tc>
+          <w:tcPr>
+            <w:tcW w:type="dxa" w:w="3024"/>
+          </w:tcPr>
+          <w:p>
+            <w:pPr>
+              <w:keepNext/>
+            </w:pPr>
+            <w:r/>
+            <w:r>
+              <w:rPr>
+                <w:rFonts w:ascii="Georgia" w:hAnsi="Georgia"/>
+                <w:b w:val="0"/>
+                <w:i w:val="0"/>
+                <w:sz w:val="17"/>
+              </w:rPr>
+              <w:t>5 percent PEG 8000</w:t>
+            </w:r>
+          </w:p>
+        </w:tc>
+        <w:tc>
+          <w:tcPr>
+            <w:tcW w:type="dxa" w:w="1872"/>
+          </w:tcPr>
+          <w:p>
+            <w:pPr>
+              <w:keepNext/>
+            </w:pPr>
+            <w:r/>
+            <w:r>
+              <w:rPr>
+                <w:rFonts w:ascii="Georgia" w:hAnsi="Georgia"/>
+                <w:b w:val="0"/>
+                <w:i w:val="0"/>
+                <w:sz w:val="17"/>
+              </w:rPr>
+              <w:t>74</w:t>
+            </w:r>
+          </w:p>
+        </w:tc>
+        <w:tc>
+          <w:tcPr>
+            <w:tcW w:type="dxa" w:w="2304"/>
+          </w:tcPr>
+          <w:p>
+            <w:pPr>
+              <w:keepNext/>
+            </w:pPr>
+            <w:r/>
+            <w:r>
+              <w:rPr>
+                <w:rFonts w:ascii="Georgia" w:hAnsi="Georgia"/>
+                <w:b w:val="0"/>
+                <w:i w:val="0"/>
+                <w:sz w:val="17"/>
+              </w:rPr>
+              <w:t>56</w:t>
+            </w:r>
+          </w:p>
+        </w:tc>
+        <w:tc>
+          <w:tcPr>
+            <w:tcW w:type="dxa" w:w="2448"/>
+          </w:tcPr>
+          <w:p>
+            <w:pPr>
+              <w:keepNext/>
+            </w:pPr>
+            <w:r/>
+            <w:r>
+              <w:rPr>
+                <w:rFonts w:ascii="Georgia" w:hAnsi="Georgia"/>
+                <w:b w:val="0"/>
+                <w:i w:val="0"/>
+                <w:sz w:val="17"/>
+              </w:rPr>
+              <w:t>yes</w:t>
+            </w:r>
+          </w:p>
+        </w:tc>
+      </w:tr>
+      <w:tr>
+        <w:trPr>
+          <w:cantSplit/>
+        </w:trPr>
+        <w:tc>
+          <w:tcPr>
+            <w:tcW w:type="dxa" w:w="3024"/>
+          </w:tcPr>
+          <w:p>
+            <w:pPr>
+              <w:keepNext/>
+            </w:pPr>
+            <w:r/>
+            <w:r>
+              <w:rPr>
+                <w:rFonts w:ascii="Georgia" w:hAnsi="Georgia"/>
+                <w:b w:val="0"/>
+                <w:i w:val="0"/>
+                <w:sz w:val="17"/>
+              </w:rPr>
+              <w:t>8 percent PEG 8000</w:t>
+            </w:r>
+          </w:p>
+        </w:tc>
+        <w:tc>
+          <w:tcPr>
+            <w:tcW w:type="dxa" w:w="1872"/>
+          </w:tcPr>
+          <w:p>
+            <w:pPr>
+              <w:keepNext/>
+            </w:pPr>
+            <w:r/>
+            <w:r>
+              <w:rPr>
+                <w:rFonts w:ascii="Georgia" w:hAnsi="Georgia"/>
+                <w:b w:val="0"/>
+                <w:i w:val="0"/>
+                <w:sz w:val="17"/>
+              </w:rPr>
+              <w:t>72</w:t>
+            </w:r>
+          </w:p>
+        </w:tc>
+        <w:tc>
+          <w:tcPr>
+            <w:tcW w:type="dxa" w:w="2304"/>
+          </w:tcPr>
+          <w:p>
+            <w:pPr>
+              <w:keepNext/>
+            </w:pPr>
+            <w:r/>
+            <w:r>
+              <w:rPr>
+                <w:rFonts w:ascii="Georgia" w:hAnsi="Georgia"/>
+                <w:b w:val="0"/>
+                <w:i w:val="0"/>
+                <w:sz w:val="17"/>
+              </w:rPr>
+              <w:t>8</w:t>
+            </w:r>
+          </w:p>
+        </w:tc>
+        <w:tc>
+          <w:tcPr>
+            <w:tcW w:type="dxa" w:w="2448"/>
+          </w:tcPr>
+          <w:p>
+            <w:pPr>
+              <w:keepNext/>
+            </w:pPr>
+            <w:r/>
+            <w:r>
+              <w:rPr>
+                <w:rFonts w:ascii="Georgia" w:hAnsi="Georgia"/>
+                <w:b w:val="0"/>
+                <w:i w:val="0"/>
+                <w:sz w:val="17"/>
+              </w:rPr>
+              <w:t>yes, near the edge</w:t>
+            </w:r>
+          </w:p>
+        </w:tc>
+      </w:tr>
+      <w:tr>
+        <w:trPr>
+          <w:cantSplit/>
+        </w:trPr>
+        <w:tc>
+          <w:tcPr>
+            <w:tcW w:type="dxa" w:w="3024"/>
+          </w:tcPr>
+          <w:p>
+            <w:pPr>
+              <w:keepNext/>
+            </w:pPr>
+            <w:r/>
+            <w:r>
+              <w:rPr>
+                <w:rFonts w:ascii="Georgia" w:hAnsi="Georgia"/>
+                <w:b w:val="0"/>
+                <w:i w:val="0"/>
+                <w:sz w:val="17"/>
+              </w:rPr>
+              <w:t>About 11 percent PEG 8000</w:t>
+            </w:r>
+          </w:p>
+        </w:tc>
+        <w:tc>
+          <w:tcPr>
+            <w:tcW w:type="dxa" w:w="1872"/>
+          </w:tcPr>
+          <w:p>
+            <w:pPr>
+              <w:keepNext/>
+            </w:pPr>
+            <w:r/>
+            <w:r>
+              <w:rPr>
+                <w:rFonts w:ascii="Georgia" w:hAnsi="Georgia"/>
+                <w:b w:val="0"/>
+                <w:i w:val="0"/>
+                <w:sz w:val="17"/>
+              </w:rPr>
+              <w:t>stops</w:t>
+            </w:r>
+          </w:p>
+        </w:tc>
+        <w:tc>
+          <w:tcPr>
+            <w:tcW w:type="dxa" w:w="2304"/>
+          </w:tcPr>
+          <w:p>
+            <w:pPr>
+              <w:keepNext/>
+            </w:pPr>
+            <w:r/>
+            <w:r>
+              <w:rPr>
+                <w:rFonts w:ascii="Georgia" w:hAnsi="Georgia"/>
+                <w:b w:val="0"/>
+                <w:i w:val="0"/>
+                <w:sz w:val="17"/>
+              </w:rPr>
+              <w:t>about 0</w:t>
+            </w:r>
+          </w:p>
+        </w:tc>
+        <w:tc>
+          <w:tcPr>
+            <w:tcW w:type="dxa" w:w="2448"/>
+          </w:tcPr>
+          <w:p>
+            <w:pPr>
+              <w:keepNext/>
+            </w:pPr>
+            <w:r/>
+            <w:r>
+              <w:rPr>
+                <w:rFonts w:ascii="Georgia" w:hAnsi="Georgia"/>
+                <w:b w:val="0"/>
+                <w:i w:val="0"/>
+                <w:sz w:val="17"/>
+              </w:rPr>
+              <w:t>no, waves switch off</w:t>
+            </w:r>
+          </w:p>
+        </w:tc>
+      </w:tr>
+      <w:tr>
+        <w:trPr>
+          <w:cantSplit/>
+        </w:trPr>
+        <w:tc>
+          <w:tcPr>
+            <w:tcW w:type="dxa" w:w="3024"/>
+          </w:tcPr>
+          <w:p>
+            <w:r/>
+            <w:r>
+              <w:rPr>
+                <w:rFonts w:ascii="Georgia" w:hAnsi="Georgia"/>
+                <w:b w:val="0"/>
+                <w:i w:val="0"/>
+                <w:sz w:val="17"/>
+              </w:rPr>
+              <w:t>16 percent Ficoll 400</w:t>
+            </w:r>
+          </w:p>
+        </w:tc>
+        <w:tc>
+          <w:tcPr>
+            <w:tcW w:type="dxa" w:w="1872"/>
+          </w:tcPr>
+          <w:p>
+            <w:r/>
+            <w:r>
+              <w:rPr>
+                <w:rFonts w:ascii="Georgia" w:hAnsi="Georgia"/>
+                <w:b w:val="0"/>
+                <w:i w:val="0"/>
+                <w:sz w:val="17"/>
+              </w:rPr>
+              <w:t>68</w:t>
+            </w:r>
+          </w:p>
+        </w:tc>
+        <w:tc>
+          <w:tcPr>
+            <w:tcW w:type="dxa" w:w="2304"/>
+          </w:tcPr>
+          <w:p>
+            <w:r/>
+            <w:r>
+              <w:rPr>
+                <w:rFonts w:ascii="Georgia" w:hAnsi="Georgia"/>
+                <w:b w:val="0"/>
+                <w:i w:val="0"/>
+                <w:sz w:val="17"/>
+              </w:rPr>
+              <w:t>28</w:t>
+            </w:r>
+          </w:p>
+        </w:tc>
+        <w:tc>
+          <w:tcPr>
+            <w:tcW w:type="dxa" w:w="2448"/>
+          </w:tcPr>
+          <w:p>
+            <w:r/>
+            <w:r>
+              <w:rPr>
+                <w:rFonts w:ascii="Georgia" w:hAnsi="Georgia"/>
+                <w:b w:val="0"/>
+                <w:i w:val="0"/>
+                <w:sz w:val="17"/>
+              </w:rPr>
+              <w:t>yes, still going</w:t>
+            </w:r>
+          </w:p>
+        </w:tc>
+      </w:tr>
+    </w:tbl>
+    <w:p>
+      <w:r>
+        <w:rPr>
+          <w:rFonts w:ascii="Georgia" w:hAnsi="Georgia"/>
+          <w:b w:val="0"/>
+          <w:i w:val="0"/>
+          <w:sz w:val="21"/>
+        </w:rPr>
+        <w:t>The three testable claims for the wet lab: (1) crowding shortens the period; (2) PEG 8000 switches the oscillation off near 9 to 11 percent; (3) at the same volume fraction, Ficoll 400 is far milder and keeps the oscillation alive. The third claim, the same packing giving opposite outcomes for two crowders, is the novel and falsifiable result, and it now rests on chemistry (Section 6.3), not size alone.</w:t>
+      </w:r>
+    </w:p>
+    <w:p>
+      <w:pPr>
+        <w:pStyle w:val="Heading1"/>
+      </w:pPr>
+      <w:r>
+        <w:rPr>
+          <w:rFonts w:ascii="Georgia" w:hAnsi="Georgia"/>
+          <w:color w:val="1F3A5F"/>
+        </w:rPr>
+        <w:t>10.  If you want a simpler version</w:t>
+      </w:r>
+    </w:p>
+    <w:p>
+      <w:r>
+        <w:rPr>
+          <w:rFonts w:ascii="Georgia" w:hAnsi="Georgia"/>
+          <w:b w:val="0"/>
+          <w:i w:val="0"/>
+          <w:sz w:val="21"/>
+        </w:rPr>
+        <w:t>If the full seven-equation model is more than an analysis needs, it can be collapsed to the two-variable form of Section 3 by assuming binding is fast, with the crowding-dependent constants given by the rules above, for example:</w:t>
       </w:r>
     </w:p>
     <w:p>
@@ -4202,73 +7826,6 @@
             </m:r>
           </m:den>
         </m:f>
-        <m:r>
-          <m:t>,</m:t>
-        </m:r>
-        <m:sSub>
-          <m:e>
-            <m:r>
-              <m:t>k</m:t>
-            </m:r>
-          </m:e>
-          <m:sub>
-            <m:r>
-              <m:t>N</m:t>
-            </m:r>
-          </m:sub>
-        </m:sSub>
-        <m:r>
-          <m:t>(φ)=</m:t>
-        </m:r>
-        <m:f>
-          <m:fPr>
-            <m:type m:val="bar"/>
-          </m:fPr>
-          <m:num>
-            <m:sSubSup>
-              <m:e>
-                <m:r>
-                  <m:t>k</m:t>
-                </m:r>
-              </m:e>
-              <m:sub>
-                <m:r>
-                  <m:t>cat</m:t>
-                </m:r>
-              </m:sub>
-              <m:sup>
-                <m:r>
-                  <m:t>eN</m:t>
-                </m:r>
-              </m:sup>
-            </m:sSubSup>
-            <m:r>
-              <m:t>(φ)</m:t>
-            </m:r>
-          </m:num>
-          <m:den>
-            <m:sSubSup>
-              <m:e>
-                <m:r>
-                  <m:t>K</m:t>
-                </m:r>
-              </m:e>
-              <m:sub>
-                <m:r>
-                  <m:t>m</m:t>
-                </m:r>
-              </m:sub>
-              <m:sup>
-                <m:r>
-                  <m:t>N</m:t>
-                </m:r>
-              </m:sup>
-            </m:sSubSup>
-            <m:r>
-              <m:t>(φ)</m:t>
-            </m:r>
-          </m:den>
-        </m:f>
       </m:oMath>
     </w:p>
     <w:p>
@@ -4277,11 +7834,13 @@
       </w:pPr>
       <w:r>
         <w:rPr>
+          <w:rFonts w:ascii="Georgia" w:hAnsi="Georgia"/>
+          <w:b w:val="0"/>
           <w:i/>
           <w:color w:val="C47828"/>
           <w:sz w:val="19"/>
         </w:rPr>
-        <w:t>⚠  Scope of the reduction. This collapse is exact only in the strict fast-binding limit and without the leak. Numerically, the bare two-variable model is far more fragile than the full network: with the same derived constants it mis-predicts the dilute period (~45 vs 90 min) and loses oscillation almost immediately, because it cannot hold the prey and predator transiently sequestered in the N·G, N·P and enzyme complexes. The reduction is therefore the right tool for analytic intuition and for the functional FORM of each constant's crowding dependence, but the QUANTITATIVE predictions (period, Hopf concentration, PEG-vs-Ficoll divergence) come from integrating the full seven-species network. The interactive explorer runs that full network.</w:t>
+        <w:t>Note: Important. This two-variable shortcut is good for intuition and for the form of each constant's crowding dependence, but it is not quantitatively faithful here. On its own it mispredicts even the dilute period (about 45 instead of 90 minutes) and loses the oscillation almost immediately, because it cannot hold the prey and predator that are temporarily bound inside the complexes. All quantitative predictions (period, the switch-off concentration, the PEG versus Ficoll difference) come from the full seven-species model. The interactive explorer runs that full model.</w:t>
       </w:r>
     </w:p>
     <w:p>
@@ -4293,7 +7852,7 @@
           <w:rFonts w:ascii="Georgia" w:hAnsi="Georgia"/>
           <w:color w:val="1F3A5F"/>
         </w:rPr>
-        <w:t>11.  Assumptions and calibration priorities</w:t>
+        <w:t>11.  Assumptions and what to measure</w:t>
       </w:r>
     </w:p>
     <w:p>
@@ -4304,16 +7863,19 @@
         <w:rPr>
           <w:rFonts w:ascii="Georgia" w:hAnsi="Georgia"/>
           <w:b/>
+          <w:i w:val="0"/>
           <w:sz w:val="21"/>
         </w:rPr>
-        <w:t xml:space="preserve">Pol not limiting.  </w:t>
-      </w:r>
-      <w:r>
-        <w:rPr>
-          <w:rFonts w:ascii="Georgia" w:hAnsi="Georgia"/>
+        <w:t xml:space="preserve">Enzymes.  </w:t>
+      </w:r>
+      <w:r>
+        <w:rPr>
+          <w:rFonts w:ascii="Georgia" w:hAnsi="Georgia"/>
+          <w:b w:val="0"/>
+          <w:i w:val="0"/>
           <w:sz w:val="21"/>
         </w:rPr>
-        <w:t>polymerase is non-limiting (folded into kcat) — consistent with the reduced model treating pol as a constant; only the exonuclease is the limiting, saturating resource.</w:t>
+        <w:t>polymerase and nickase are plentiful and folded into the catalytic constants; only the exonuclease is treated as a limited, saturating resource.</w:t>
       </w:r>
     </w:p>
     <w:p>
@@ -4324,16 +7886,19 @@
         <w:rPr>
           <w:rFonts w:ascii="Georgia" w:hAnsi="Georgia"/>
           <w:b/>
+          <w:i w:val="0"/>
           <w:sz w:val="21"/>
         </w:rPr>
-        <w:t xml:space="preserve">Conformers lumped.  </w:t>
-      </w:r>
-      <w:r>
-        <w:rPr>
-          <w:rFonts w:ascii="Georgia" w:hAnsi="Georgia"/>
+        <w:t xml:space="preserve">Intermediates.  </w:t>
+      </w:r>
+      <w:r>
+        <w:rPr>
+          <w:rFonts w:ascii="Georgia" w:hAnsi="Georgia"/>
+          <w:b w:val="0"/>
+          <w:i w:val="0"/>
           <w:sz w:val="21"/>
         </w:rPr>
-        <w:t>intermediate hairpin conformers are not resolved (assumed fast/unstable, as in the Fujii SI and the team reactome).</w:t>
+        <w:t>fast intermediate folding states are not tracked (assumed quick).</w:t>
       </w:r>
     </w:p>
     <w:p>
@@ -4344,16 +7909,19 @@
         <w:rPr>
           <w:rFonts w:ascii="Georgia" w:hAnsi="Georgia"/>
           <w:b/>
+          <w:i w:val="0"/>
           <w:sz w:val="21"/>
         </w:rPr>
-        <w:t xml:space="preserve">ttRecJ ≠ Exo I.  </w:t>
-      </w:r>
-      <w:r>
-        <w:rPr>
-          <w:rFonts w:ascii="Georgia" w:hAnsi="Georgia"/>
+        <w:t xml:space="preserve">Enzyme data.  </w:t>
+      </w:r>
+      <w:r>
+        <w:rPr>
+          <w:rFonts w:ascii="Georgia" w:hAnsi="Georgia"/>
+          <w:b w:val="0"/>
+          <w:i w:val="0"/>
           <w:sz w:val="21"/>
         </w:rPr>
-        <w:t>the strong exonuclease anchor (5.5×) is an Exo I number; ttRecJ activity vs PEG is the single highest-value calibration measurement.</w:t>
+        <w:t>the strength of the exonuclease slowdown is taken from a related enzyme (Exonuclease I), not the RecJ-family enzyme itself. This is a good match if the team uses RecJf, since it too is an E. coli exonuclease.</w:t>
       </w:r>
     </w:p>
     <w:p>
@@ -4364,16 +7932,19 @@
         <w:rPr>
           <w:rFonts w:ascii="Georgia" w:hAnsi="Georgia"/>
           <w:b/>
+          <w:i w:val="0"/>
           <w:sz w:val="21"/>
         </w:rPr>
-        <w:t xml:space="preserve">Coefficients are hypotheses.  </w:t>
-      </w:r>
-      <w:r>
-        <w:rPr>
-          <w:rFonts w:ascii="Georgia" w:hAnsi="Georgia"/>
+        <w:t xml:space="preserve">Conditions.  </w:t>
+      </w:r>
+      <w:r>
+        <w:rPr>
+          <w:rFonts w:ascii="Georgia" w:hAnsi="Georgia"/>
+          <w:b w:val="0"/>
+          <w:i w:val="0"/>
           <w:sz w:val="21"/>
         </w:rPr>
-        <w:t>excluded-volume radii, the Holyst a/b, the enzyme kcat coefficients, and the leak magnitude are tunable; the model's qualitative predictions (period shortening, PEG Hopf crossing, Ficoll mildness) are robust to their precise values, but the Hopf concentration is not — fit it.</w:t>
+        <w:t>the operating temperature and the exonuclease identity (ttRecJ versus the mesophilic RecJf) are exposed as single settings rather than baked into the model. The crowding physics is written in temperature-scaled units and is essentially temperature-independent; the dilute baseline is fixed from the published data at about 46 degrees, so moving to a cooler protocol would require re-fitting that baseline.</w:t>
       </w:r>
     </w:p>
     <w:p>
@@ -4384,26 +7955,53 @@
         <w:rPr>
           <w:rFonts w:ascii="Georgia" w:hAnsi="Georgia"/>
           <w:b/>
+          <w:i w:val="0"/>
           <w:sz w:val="21"/>
         </w:rPr>
-        <w:t xml:space="preserve">Known gaps.  </w:t>
-      </w:r>
-      <w:r>
-        <w:rPr>
-          <w:rFonts w:ascii="Georgia" w:hAnsi="Georgia"/>
+        <w:t xml:space="preserve">Tunable inputs.  </w:t>
+      </w:r>
+      <w:r>
+        <w:rPr>
+          <w:rFonts w:ascii="Georgia" w:hAnsi="Georgia"/>
+          <w:b w:val="0"/>
+          <w:i w:val="0"/>
           <w:sz w:val="21"/>
         </w:rPr>
-        <w:t>all Ficoll-400 numbers are extrapolations; the Mg2+ ion channel is off by default.</w:t>
+        <w:t>the excluded-volume radii, the viscosity constants, the catalytic slopes, and the leak size are all literature-anchored but tunable. The qualitative story (period shortens, PEG switches off, Ficoll milder) is robust to their exact values; the precise switch-off concentration is not, so it should be fitted.</w:t>
       </w:r>
     </w:p>
     <w:p>
-      <w:r>
-        <w:rPr>
-          <w:rFonts w:ascii="Georgia" w:hAnsi="Georgia"/>
+      <w:pPr>
+        <w:pStyle w:val="ListBullet"/>
+      </w:pPr>
+      <w:r>
+        <w:rPr>
+          <w:rFonts w:ascii="Georgia" w:hAnsi="Georgia"/>
+          <w:b/>
           <w:i w:val="0"/>
           <w:sz w:val="21"/>
         </w:rPr>
-        <w:t>Priority calibration: (1) ttRecJ activity vs PEG 8000 and vs Ficoll 400; (2) prey/predator hybridization on-rate and stability vs crowder and MW; (3) solution viscosity vs crowder and MW at 46.5 °C; (4) the leak rate.</w:t>
+        <w:t xml:space="preserve">Known gaps.  </w:t>
+      </w:r>
+      <w:r>
+        <w:rPr>
+          <w:rFonts w:ascii="Georgia" w:hAnsi="Georgia"/>
+          <w:b w:val="0"/>
+          <w:i w:val="0"/>
+          <w:sz w:val="21"/>
+        </w:rPr>
+        <w:t>all Ficoll 400 numbers are extrapolations (no direct Ficoll 400 data in the surveyed papers).</w:t>
+      </w:r>
+    </w:p>
+    <w:p>
+      <w:r>
+        <w:rPr>
+          <w:rFonts w:ascii="Georgia" w:hAnsi="Georgia"/>
+          <w:b w:val="0"/>
+          <w:i w:val="0"/>
+          <w:sz w:val="21"/>
+        </w:rPr>
+        <w:t>Highest-value measurements, in order: (1) ttRecJ activity versus PEG 8000 and versus Ficoll 400; (2) prey and predator pairing strength versus crowder; (3) solution viscosity versus crowder at the reaction temperature; (4) the background leak rate.</w:t>
       </w:r>
     </w:p>
     <w:p>
@@ -4415,17 +8013,18 @@
           <w:rFonts w:ascii="Georgia" w:hAnsi="Georgia"/>
           <w:color w:val="1F3A5F"/>
         </w:rPr>
-        <w:t>12.  Key references (subset of the 47-paper scan)</w:t>
+        <w:t>12.  Key references</w:t>
       </w:r>
     </w:p>
     <w:p>
       <w:r>
         <w:rPr>
           <w:rFonts w:ascii="Georgia" w:hAnsi="Georgia"/>
+          <w:b w:val="0"/>
           <w:i/>
           <w:sz w:val="18"/>
         </w:rPr>
-        <w:t>Access: [full] full text; [abs] abstract; [2°] secondary. Catalog numbers per the Undermind report.</w:t>
+        <w:t>Access tags: [full] full text seen, [abs] abstract only, [2] via a secondary source.</w:t>
       </w:r>
     </w:p>
     <w:p>
@@ -4435,9 +8034,11 @@
       <w:r>
         <w:rPr>
           <w:rFonts w:ascii="Georgia" w:hAnsi="Georgia"/>
+          <w:b w:val="0"/>
+          <w:i w:val="0"/>
           <w:sz w:val="17"/>
         </w:rPr>
-        <w:t>[#1] Fujii &amp; Rondelez (2013) Predator-prey molecular ecosystems. ACS Nano 7:27. — baseline network + SI eqs 3–4, Table S5. [full]</w:t>
+        <w:t>Fujii and Rondelez (2013). Predator-prey molecular ecosystems. ACS Nano 7:27. Baseline network and the two-variable model. [full]</w:t>
       </w:r>
     </w:p>
     <w:p>
@@ -4447,9 +8048,11 @@
       <w:r>
         <w:rPr>
           <w:rFonts w:ascii="Georgia" w:hAnsi="Georgia"/>
+          <w:b w:val="0"/>
+          <w:i w:val="0"/>
           <w:sz w:val="17"/>
         </w:rPr>
-        <w:t>[#3] Montagne et al. (2011) Programming an in vitro DNA oscillator. Mol Syst Biol 7:466. — PEN toolbox, leak reactions. [full]</w:t>
+        <w:t>Montagne et al. (2011). Programming an in vitro DNA oscillator. Mol Syst Biol 7:466. The PEN toolbox and the leak reactions. [full]</w:t>
       </w:r>
     </w:p>
     <w:p>
@@ -4459,9 +8062,11 @@
       <w:r>
         <w:rPr>
           <w:rFonts w:ascii="Georgia" w:hAnsi="Georgia"/>
+          <w:b w:val="0"/>
+          <w:i w:val="0"/>
           <w:sz w:val="17"/>
         </w:rPr>
-        <w:t>[#4] Bielec et al. (2021) Ion complexation… J Phys Chem Lett 13:112. — ion-sequestration channel, K∝[Na+]^2.51. [full]</w:t>
+        <w:t>Holyst et al. (2009). Scaling form of viscosity at all length scales. PCCP 11:9025. The scale-dependent viscosity law. [abs]</w:t>
       </w:r>
     </w:p>
     <w:p>
@@ -4471,9 +8076,11 @@
       <w:r>
         <w:rPr>
           <w:rFonts w:ascii="Georgia" w:hAnsi="Georgia"/>
+          <w:b w:val="0"/>
+          <w:i w:val="0"/>
           <w:sz w:val="17"/>
         </w:rPr>
-        <w:t>[#7] Holyst et al. (2009) Scaling form of viscosity… PCCP 11:9025. — scale-dependent viscosity η_eff=η₀exp[b(R/ξ)^a]. [abs; a,b via 2° Sozański 2016]</w:t>
+        <w:t>Knowles et al. (2011). Separating excluded volume from preferential interactions. PNAS 108:12699. Excluded-volume stabilisation of duplexes. [full]</w:t>
       </w:r>
     </w:p>
     <w:p>
@@ -4483,9 +8090,11 @@
       <w:r>
         <w:rPr>
           <w:rFonts w:ascii="Georgia" w:hAnsi="Georgia"/>
+          <w:b w:val="0"/>
+          <w:i w:val="0"/>
           <w:sz w:val="17"/>
         </w:rPr>
-        <w:t>[#8] Knowles et al. (2011) Preferential interaction vs excluded volume… PNAS 108:12699. — bimolecular-duplex excluded-volume stabilization, m-values. [full]</w:t>
+        <w:t>Timasheff (1998). Control of protein stability by weak interactions with solvent components. Adv Protein Chem 51:355. Preferential-interaction (enthalpic) term. [2]</w:t>
       </w:r>
     </w:p>
     <w:p>
@@ -4495,9 +8104,11 @@
       <w:r>
         <w:rPr>
           <w:rFonts w:ascii="Georgia" w:hAnsi="Georgia"/>
+          <w:b w:val="0"/>
+          <w:i w:val="0"/>
           <w:sz w:val="17"/>
         </w:rPr>
-        <w:t>[#12] Berezhkovskii &amp; Szabó (2016) Crowding effects on bimolecular rates. J Phys Chem B 120:5998. — Collins–Kimball + depletion e^{βΔU}. [full]</w:t>
+        <w:t>Sung and Nesbitt (2011, and related single-molecule work). PEG is near-ideal toward DNA folding while Ficoll and dextran contribute enthalpic interactions. Basis for loading chi onto Ficoll, not PEG. [abs]</w:t>
       </w:r>
     </w:p>
     <w:p>
@@ -4507,9 +8118,11 @@
       <w:r>
         <w:rPr>
           <w:rFonts w:ascii="Georgia" w:hAnsi="Georgia"/>
+          <w:b w:val="0"/>
+          <w:i w:val="0"/>
           <w:sz w:val="17"/>
         </w:rPr>
-        <w:t>[#14] Zhou, Rivas &amp; Minton (2008) Macromolecular crowding… Annu Rev Biophys 37:375. — excluded-volume theory, enhancement magnitudes. [full]</w:t>
+        <w:t>Zhou, Rivas and Minton (2008). Macromolecular crowding. Annu Rev Biophys 37:375. Scaled-particle excluded-volume theory. [full]</w:t>
       </w:r>
     </w:p>
     <w:p>
@@ -4519,9 +8132,11 @@
       <w:r>
         <w:rPr>
           <w:rFonts w:ascii="Georgia" w:hAnsi="Georgia"/>
+          <w:b w:val="0"/>
+          <w:i w:val="0"/>
           <w:sz w:val="17"/>
         </w:rPr>
-        <w:t>[#15/#42] Minton (2001 JBC; 1998 Methods Enzymol) — scaled-particle activity coefficients. [via 2° #14]</w:t>
+        <w:t>Minton (2001). The influence of macromolecular crowding. J Biol Chem 276:10577. Activity coefficients from scaled-particle theory. [2]</w:t>
       </w:r>
     </w:p>
     <w:p>
@@ -4531,9 +8146,11 @@
       <w:r>
         <w:rPr>
           <w:rFonts w:ascii="Georgia" w:hAnsi="Georgia"/>
+          <w:b w:val="0"/>
+          <w:i w:val="0"/>
           <w:sz w:val="17"/>
         </w:rPr>
-        <w:t>[#17] Weilandt &amp; Hatzimanikatis (2018) Crowding and Michaelis–Menten. Biophys J 117:355. — Km, Vmax under crowding. [full]</w:t>
+        <w:t>Sasaki et al. (2007). Regulation of DNA nucleases by molecular crowding. Nucleic Acids Res 35:4086. Exonuclease turnover down about 5.5 times at 20 percent PEG 8000. [full]</w:t>
       </w:r>
     </w:p>
     <w:p>
@@ -4543,9 +8160,11 @@
       <w:r>
         <w:rPr>
           <w:rFonts w:ascii="Georgia" w:hAnsi="Georgia"/>
+          <w:b w:val="0"/>
+          <w:i w:val="0"/>
           <w:sz w:val="17"/>
         </w:rPr>
-        <w:t>[#18] Baltierra-Jasso et al. (2015) Crowding-induced hairpin hybridization. JACS 137:16020. — PEG 8000 k_close +4×, ΔΔG −1.73 kcal/mol. [full]</w:t>
+        <w:t>Sasaki et al. (2006). Crowding and DNA polymerase. Biotechnol J 1:440. Polymerase binding up, intrinsic turnover down. [abs]</w:t>
       </w:r>
     </w:p>
     <w:p>
@@ -4555,9 +8174,11 @@
       <w:r>
         <w:rPr>
           <w:rFonts w:ascii="Georgia" w:hAnsi="Georgia"/>
+          <w:b w:val="0"/>
+          <w:i w:val="0"/>
           <w:sz w:val="17"/>
         </w:rPr>
-        <w:t>[#19] Markarian &amp; Schlenoff (2010) Crowding and ionic strength on hybridization. J Phys Chem B 114:10620. — regime-dependent water/ion coupling. [full]</w:t>
+        <w:t>Akabayov et al. (2013). Macromolecular crowding and DNA replication. Nat Commun 4:1615. Replication up about 2 to 4 times at 4 percent PEG. [full]</w:t>
       </w:r>
     </w:p>
     <w:p>
@@ -4567,9 +8188,11 @@
       <w:r>
         <w:rPr>
           <w:rFonts w:ascii="Georgia" w:hAnsi="Georgia"/>
+          <w:b w:val="0"/>
+          <w:i w:val="0"/>
           <w:sz w:val="17"/>
         </w:rPr>
-        <w:t>[#22] Sasaki et al. (2006) Crowding and DNA polymerase. Biotechnol J 1:440. — Pol binding up, intrinsic kcat down. [abs]</w:t>
+        <w:t>Zimmerman and Harrison (1987). Macromolecular crowding increases polymerase binding to DNA. PNAS 84:1871. Enzyme binding enhancement. [abs]</w:t>
       </w:r>
     </w:p>
     <w:p>
@@ -4579,9 +8202,11 @@
       <w:r>
         <w:rPr>
           <w:rFonts w:ascii="Georgia" w:hAnsi="Georgia"/>
+          <w:b w:val="0"/>
+          <w:i w:val="0"/>
           <w:sz w:val="17"/>
         </w:rPr>
-        <w:t>[#23] Sasaki et al. (2007) Regulation of DNA nucleases by crowding. NAR 35:4086. — endo up, exo down ~5.5× (Vmax) at 20% PEG 8000. [full]</w:t>
+        <w:t>Baltierra-Jasso et al. (2015). Crowding-induced hybridization of single DNA hairpins. JACS 137:16020. PEG 8000 closing rate up about 4 times. [full]</w:t>
       </w:r>
     </w:p>
     <w:p>
@@ -4591,68 +8216,24 @@
       <w:r>
         <w:rPr>
           <w:rFonts w:ascii="Georgia" w:hAnsi="Georgia"/>
+          <w:b w:val="0"/>
+          <w:i w:val="0"/>
           <w:sz w:val="17"/>
         </w:rPr>
-        <w:t>[#24] Zimmerman &amp; Harrison (1987) Crowding increases polymerase–DNA binding. PNAS 84:1871. — enzyme-binding enhancement. [abs]</w:t>
-      </w:r>
-    </w:p>
-    <w:p>
-      <w:pPr>
-        <w:ind w:left="432" w:hanging="432"/>
-      </w:pPr>
-      <w:r>
-        <w:rPr>
-          <w:rFonts w:ascii="Georgia" w:hAnsi="Georgia"/>
-          <w:sz w:val="17"/>
-        </w:rPr>
-        <w:t>[#26] Kowalski et al. (2022) Screening of Coulomb repulsions… Nat Commun 13:6451. — like-charged DNA needs counter-ion screening. [full]</w:t>
-      </w:r>
-    </w:p>
-    <w:p>
-      <w:pPr>
-        <w:ind w:left="432" w:hanging="432"/>
-      </w:pPr>
-      <w:r>
-        <w:rPr>
-          <w:rFonts w:ascii="Georgia" w:hAnsi="Georgia"/>
-          <w:sz w:val="17"/>
-        </w:rPr>
-        <w:t>[#38] Akabayov et al. (2013) Crowding and DNA replication. Nat Commun 4:1615. — replication up ~2–4× at 4% PEG. [full]</w:t>
-      </w:r>
-    </w:p>
-    <w:p>
-      <w:pPr>
-        <w:ind w:left="432" w:hanging="432"/>
-      </w:pPr>
-      <w:r>
-        <w:rPr>
-          <w:rFonts w:ascii="Georgia" w:hAnsi="Georgia"/>
-          <w:sz w:val="17"/>
-        </w:rPr>
-        <w:t>[#35] Homchaudhuri et al. (2006) Crowding by dextrans and Ficolls. Biopolymers 83:477. — Ficoll far milder than extended polymers. [abs]</w:t>
-      </w:r>
-    </w:p>
-    <w:p>
-      <w:pPr>
-        <w:ind w:left="432" w:hanging="432"/>
-      </w:pPr>
-      <w:r>
-        <w:rPr>
-          <w:rFonts w:ascii="Georgia" w:hAnsi="Georgia"/>
-          <w:sz w:val="17"/>
-        </w:rPr>
-        <w:t>[#46] Echeverría et al. (2018) Damping of catalytic oscillators under crowding. Physica A. — precedent for crowding-induced damping.</w:t>
+        <w:t>Homchaudhuri et al. (2006). Effect of crowding by dextrans and Ficolls. Biopolymers 83:477. Ficoll far milder than extended polymers. [abs]</w:t>
       </w:r>
     </w:p>
     <w:p/>
     <w:p>
       <w:r>
         <w:rPr>
+          <w:rFonts w:ascii="Georgia" w:hAnsi="Georgia"/>
+          <w:b w:val="0"/>
           <w:i/>
           <w:color w:val="555555"/>
           <w:sz w:val="18"/>
         </w:rPr>
-        <w:t>Implementation: crowded_mechanistic.py (7-species network; reproduces the validated dilute cycle, then drives every elementary constant from the shared crowding primitives). The two-variable reduction is the documented simplification.</w:t>
+        <w:t>Implementation: crowded_mechanistic.py solves the seven-species model; the interactive page (crowding_explorer.html) runs the same model live. The two-variable form is the optional simplification of Section 10.</w:t>
       </w:r>
     </w:p>
     <w:sectPr>
